--- a/core/static/kozu_tkr_template.docx
+++ b/core/static/kozu_tkr_template.docx
@@ -54,6 +54,1142 @@
                 <w:sz w:val="27"/>
                 <w:szCs w:val="27"/>
               </w:rPr>
+              <w:drawing>
+                <wp:inline distT="0" distB="0" distL="0" distR="0" wp14:anchorId="0736153E" wp14:editId="40D9ADD6">
+                  <wp:extent cx="1419225" cy="1524000"/>
+                  <wp:effectExtent l="19050" t="0" r="9525" b="0"/>
+                  <wp:docPr id="1796066785" name="Рисунок 1796066785" descr="1"/>
+                  <wp:cNvGraphicFramePr>
+                    <a:graphicFrameLocks xmlns:a="http://schemas.openxmlformats.org/drawingml/2006/main" noChangeAspect="1"/>
+                  </wp:cNvGraphicFramePr>
+                  <a:graphic xmlns:a="http://schemas.openxmlformats.org/drawingml/2006/main">
+                    <a:graphicData uri="http://schemas.openxmlformats.org/drawingml/2006/picture">
+                      <pic:pic xmlns:pic="http://schemas.openxmlformats.org/drawingml/2006/picture">
+                        <pic:nvPicPr>
+                          <pic:cNvPr id="0" name="Рисунок 1" descr="1"/>
+                          <pic:cNvPicPr>
+                            <a:picLocks noChangeAspect="1" noChangeArrowheads="1"/>
+                          </pic:cNvPicPr>
+                        </pic:nvPicPr>
+                        <pic:blipFill>
+                          <a:blip r:embed="rId8" cstate="print"/>
+                          <a:srcRect/>
+                          <a:stretch>
+                            <a:fillRect/>
+                          </a:stretch>
+                        </pic:blipFill>
+                        <pic:spPr bwMode="auto">
+                          <a:xfrm>
+                            <a:off x="0" y="0"/>
+                            <a:ext cx="1419225" cy="1524000"/>
+                          </a:xfrm>
+                          <a:prstGeom prst="rect">
+                            <a:avLst/>
+                          </a:prstGeom>
+                          <a:noFill/>
+                          <a:ln w="9525">
+                            <a:noFill/>
+                            <a:miter lim="800000"/>
+                            <a:headEnd/>
+                            <a:tailEnd/>
+                          </a:ln>
+                        </pic:spPr>
+                      </pic:pic>
+                    </a:graphicData>
+                  </a:graphic>
+                </wp:inline>
+              </w:drawing>
+            </w:r>
+          </w:p>
+        </w:tc>
+        <w:tc>
+          <w:tcPr>
+            <w:tcW w:w="6744" w:type="dxa"/>
+            <w:gridSpan w:val="2"/>
+            <w:vAlign w:val="center"/>
+          </w:tcPr>
+          <w:p>
+            <w:pPr>
+              <w:pStyle w:val="aff3"/>
+              <w:pBdr>
+                <w:top w:val="none" w:sz="0" w:space="0" w:color="auto"/>
+                <w:left w:val="none" w:sz="0" w:space="0" w:color="auto"/>
+                <w:bottom w:val="none" w:sz="0" w:space="0" w:color="auto"/>
+                <w:right w:val="none" w:sz="0" w:space="0" w:color="auto"/>
+              </w:pBdr>
+              <w:shd w:val="clear" w:color="auto" w:fill="auto"/>
+              <w:ind w:left="0" w:firstLine="0"/>
+              <w:jc w:val="right"/>
+              <w:rPr>
+                <w:b/>
+                <w:spacing w:val="20"/>
+                <w:kern w:val="32"/>
+                <w:sz w:val="36"/>
+                <w:szCs w:val="36"/>
+              </w:rPr>
+            </w:pPr>
+            <w:r>
+              <w:rPr>
+                <w:b/>
+                <w:spacing w:val="20"/>
+                <w:kern w:val="32"/>
+                <w:sz w:val="36"/>
+                <w:szCs w:val="36"/>
+              </w:rPr>
+              <w:t xml:space="preserve">Северо-Западный НПЦ </w:t>
+            </w:r>
+            <w:proofErr w:type="spellStart"/>
+            <w:r>
+              <w:rPr>
+                <w:b/>
+                <w:spacing w:val="20"/>
+                <w:kern w:val="32"/>
+                <w:sz w:val="36"/>
+                <w:szCs w:val="36"/>
+              </w:rPr>
+              <w:t>АрхиМет</w:t>
+            </w:r>
+            <w:proofErr w:type="spellEnd"/>
+          </w:p>
+          <w:p>
+            <w:pPr>
+              <w:pStyle w:val="aff3"/>
+              <w:pBdr>
+                <w:top w:val="none" w:sz="0" w:space="0" w:color="auto"/>
+                <w:left w:val="none" w:sz="0" w:space="0" w:color="auto"/>
+                <w:bottom w:val="none" w:sz="0" w:space="0" w:color="auto"/>
+                <w:right w:val="none" w:sz="0" w:space="0" w:color="auto"/>
+              </w:pBdr>
+              <w:shd w:val="clear" w:color="auto" w:fill="auto"/>
+              <w:ind w:left="0" w:firstLine="0"/>
+              <w:jc w:val="right"/>
+              <w:rPr>
+                <w:b/>
+                <w:spacing w:val="20"/>
+                <w:kern w:val="32"/>
+                <w:szCs w:val="24"/>
+              </w:rPr>
+            </w:pPr>
+            <w:r>
+              <w:rPr>
+                <w:b/>
+                <w:spacing w:val="20"/>
+                <w:kern w:val="32"/>
+                <w:szCs w:val="24"/>
+              </w:rPr>
+              <w:t>Общество с ограниченной ответственностью</w:t>
+            </w:r>
+          </w:p>
+          <w:p>
+            <w:pPr>
+              <w:ind w:firstLine="57"/>
+              <w:jc w:val="right"/>
+              <w:rPr>
+                <w:szCs w:val="24"/>
+              </w:rPr>
+            </w:pPr>
+            <w:r>
+              <w:rPr>
+                <w:szCs w:val="24"/>
+              </w:rPr>
+              <w:t>ИНН 7816456217 КПП 780101001</w:t>
+            </w:r>
+          </w:p>
+          <w:p>
+            <w:pPr>
+              <w:ind w:firstLine="57"/>
+              <w:jc w:val="right"/>
+              <w:rPr>
+                <w:szCs w:val="24"/>
+              </w:rPr>
+            </w:pPr>
+            <w:r>
+              <w:rPr>
+                <w:szCs w:val="24"/>
+              </w:rPr>
+              <w:t>Юр. Адрес: Санкт-Петербург, 5-я линия В.О., д.70</w:t>
+            </w:r>
+          </w:p>
+          <w:p>
+            <w:pPr>
+              <w:ind w:firstLine="57"/>
+              <w:jc w:val="right"/>
+              <w:rPr>
+                <w:szCs w:val="24"/>
+              </w:rPr>
+            </w:pPr>
+            <w:r>
+              <w:rPr>
+                <w:szCs w:val="24"/>
+              </w:rPr>
+              <w:t>Тел.: (812)309-</w:t>
+            </w:r>
+            <w:proofErr w:type="gramStart"/>
+            <w:r>
+              <w:rPr>
+                <w:szCs w:val="24"/>
+              </w:rPr>
+              <w:t>38-03</w:t>
+            </w:r>
+            <w:proofErr w:type="gramEnd"/>
+          </w:p>
+          <w:p>
+            <w:pPr>
+              <w:ind w:firstLine="0"/>
+              <w:jc w:val="right"/>
+              <w:rPr>
+                <w:szCs w:val="24"/>
+              </w:rPr>
+            </w:pPr>
+            <w:hyperlink r:id="rId9" w:history="1">
+              <w:r>
+                <w:rPr>
+                  <w:szCs w:val="24"/>
+                </w:rPr>
+                <w:t>www.archimet.ru</w:t>
+              </w:r>
+            </w:hyperlink>
+          </w:p>
+          <w:p>
+            <w:pPr>
+              <w:ind w:firstLine="57"/>
+              <w:jc w:val="right"/>
+              <w:rPr>
+                <w:szCs w:val="24"/>
+              </w:rPr>
+            </w:pPr>
+            <w:hyperlink r:id="rId10" w:history="1">
+              <w:r>
+                <w:rPr>
+                  <w:rStyle w:val="ab"/>
+                  <w:color w:val="auto"/>
+                  <w:szCs w:val="24"/>
+                </w:rPr>
+                <w:t>mail@archimet.ru</w:t>
+              </w:r>
+            </w:hyperlink>
+          </w:p>
+          <w:p>
+            <w:pPr>
+              <w:ind w:firstLine="57"/>
+              <w:jc w:val="right"/>
+              <w:rPr>
+                <w:b/>
+                <w:spacing w:val="20"/>
+                <w:kern w:val="32"/>
+                <w:szCs w:val="24"/>
+              </w:rPr>
+            </w:pPr>
+          </w:p>
+        </w:tc>
+      </w:tr>
+      <w:tr>
+        <w:trPr>
+          <w:cantSplit/>
+          <w:trHeight w:hRule="exact" w:val="106"/>
+          <w:jc w:val="center"/>
+        </w:trPr>
+        <w:tc>
+          <w:tcPr>
+            <w:tcW w:w="9992" w:type="dxa"/>
+            <w:gridSpan w:val="3"/>
+          </w:tcPr>
+          <w:p>
+            <w:pPr>
+              <w:pStyle w:val="aff3"/>
+              <w:pBdr>
+                <w:top w:val="none" w:sz="0" w:space="0" w:color="auto"/>
+                <w:left w:val="none" w:sz="0" w:space="0" w:color="auto"/>
+                <w:bottom w:val="none" w:sz="0" w:space="0" w:color="auto"/>
+                <w:right w:val="none" w:sz="0" w:space="0" w:color="auto"/>
+              </w:pBdr>
+              <w:shd w:val="clear" w:color="auto" w:fill="auto"/>
+              <w:ind w:left="0" w:firstLine="0"/>
+              <w:jc w:val="center"/>
+              <w:rPr>
+                <w:spacing w:val="20"/>
+                <w:kern w:val="32"/>
+                <w:sz w:val="36"/>
+                <w:szCs w:val="36"/>
+              </w:rPr>
+            </w:pPr>
+          </w:p>
+        </w:tc>
+      </w:tr>
+      <w:tr>
+        <w:trPr>
+          <w:cantSplit/>
+          <w:trHeight w:hRule="exact" w:val="1989"/>
+          <w:jc w:val="center"/>
+        </w:trPr>
+        <w:tc>
+          <w:tcPr>
+            <w:tcW w:w="4996" w:type="dxa"/>
+            <w:gridSpan w:val="2"/>
+          </w:tcPr>
+          <w:p>
+            <w:pPr>
+              <w:pStyle w:val="afff"/>
+              <w:spacing w:line="360" w:lineRule="auto"/>
+              <w:ind w:firstLine="212"/>
+              <w:jc w:val="left"/>
+              <w:rPr>
+                <w:rFonts w:ascii="Times New Roman" w:hAnsi="Times New Roman"/>
+              </w:rPr>
+            </w:pPr>
+            <w:r>
+              <w:rPr>
+                <w:rFonts w:ascii="Times New Roman" w:hAnsi="Times New Roman"/>
+              </w:rPr>
+              <w:t>СОГЛАСОВАНО</w:t>
+            </w:r>
+          </w:p>
+          <w:p>
+            <w:pPr>
+              <w:pStyle w:val="afff"/>
+              <w:spacing w:line="360" w:lineRule="auto"/>
+              <w:ind w:firstLine="212"/>
+              <w:jc w:val="left"/>
+              <w:rPr>
+                <w:rFonts w:ascii="Times New Roman" w:hAnsi="Times New Roman"/>
+              </w:rPr>
+            </w:pPr>
+            <w:r>
+              <w:rPr>
+                <w:rFonts w:ascii="Times New Roman" w:hAnsi="Times New Roman"/>
+                <w:noProof/>
+              </w:rPr>
+              <w:drawing>
+                <wp:anchor distT="0" distB="0" distL="114300" distR="114300" simplePos="0" relativeHeight="251659264" behindDoc="1" locked="0" layoutInCell="1" allowOverlap="1" wp14:anchorId="79EEBB10" wp14:editId="36F6515F">
+                  <wp:simplePos x="0" y="0"/>
+                  <wp:positionH relativeFrom="column">
+                    <wp:posOffset>701675</wp:posOffset>
+                  </wp:positionH>
+                  <wp:positionV relativeFrom="paragraph">
+                    <wp:posOffset>172720</wp:posOffset>
+                  </wp:positionV>
+                  <wp:extent cx="498475" cy="346075"/>
+                  <wp:effectExtent l="0" t="0" r="0" b="0"/>
+                  <wp:wrapNone/>
+                  <wp:docPr id="1336173613" name="Рисунок 1" descr="Изображение выглядит как зарисовка, рисунок, Детское искусство, диаграмма&#10;&#10;Автоматически созданное описание"/>
+                  <wp:cNvGraphicFramePr>
+                    <a:graphicFrameLocks xmlns:a="http://schemas.openxmlformats.org/drawingml/2006/main" noChangeAspect="1"/>
+                  </wp:cNvGraphicFramePr>
+                  <a:graphic xmlns:a="http://schemas.openxmlformats.org/drawingml/2006/main">
+                    <a:graphicData uri="http://schemas.openxmlformats.org/drawingml/2006/picture">
+                      <pic:pic xmlns:pic="http://schemas.openxmlformats.org/drawingml/2006/picture">
+                        <pic:nvPicPr>
+                          <pic:cNvPr id="1336173613" name="Рисунок 1" descr="Изображение выглядит как зарисовка, рисунок, Детское искусство, диаграмма&#10;&#10;Автоматически созданное описание"/>
+                          <pic:cNvPicPr>
+                            <a:picLocks noChangeAspect="1" noChangeArrowheads="1"/>
+                          </pic:cNvPicPr>
+                        </pic:nvPicPr>
+                        <pic:blipFill>
+                          <a:blip r:embed="rId11">
+                            <a:extLst>
+                              <a:ext uri="{28A0092B-C50C-407E-A947-70E740481C1C}">
+                                <a14:useLocalDpi xmlns:a14="http://schemas.microsoft.com/office/drawing/2010/main" val="0"/>
+                              </a:ext>
+                            </a:extLst>
+                          </a:blip>
+                          <a:srcRect/>
+                          <a:stretch>
+                            <a:fillRect/>
+                          </a:stretch>
+                        </pic:blipFill>
+                        <pic:spPr bwMode="auto">
+                          <a:xfrm>
+                            <a:off x="0" y="0"/>
+                            <a:ext cx="498475" cy="346075"/>
+                          </a:xfrm>
+                          <a:prstGeom prst="rect">
+                            <a:avLst/>
+                          </a:prstGeom>
+                          <a:noFill/>
+                          <a:ln>
+                            <a:noFill/>
+                          </a:ln>
+                        </pic:spPr>
+                      </pic:pic>
+                    </a:graphicData>
+                  </a:graphic>
+                  <wp14:sizeRelH relativeFrom="page">
+                    <wp14:pctWidth>0</wp14:pctWidth>
+                  </wp14:sizeRelH>
+                  <wp14:sizeRelV relativeFrom="page">
+                    <wp14:pctHeight>0</wp14:pctHeight>
+                  </wp14:sizeRelV>
+                </wp:anchor>
+              </w:drawing>
+            </w:r>
+            <w:r>
+              <w:rPr>
+                <w:rFonts w:ascii="Times New Roman" w:hAnsi="Times New Roman"/>
+              </w:rPr>
+              <w:t>Главный инженер проекта</w:t>
+            </w:r>
+          </w:p>
+          <w:p>
+            <w:pPr>
+              <w:pStyle w:val="afff"/>
+              <w:spacing w:line="360" w:lineRule="auto"/>
+              <w:ind w:firstLine="212"/>
+              <w:jc w:val="left"/>
+              <w:rPr>
+                <w:rFonts w:ascii="Times New Roman" w:hAnsi="Times New Roman"/>
+              </w:rPr>
+            </w:pPr>
+            <w:r>
+              <w:rPr>
+                <w:rFonts w:ascii="Times New Roman" w:hAnsi="Times New Roman"/>
+              </w:rPr>
+              <w:t>________________ С.В.</w:t>
+            </w:r>
+            <w:r>
+              <w:rPr>
+                <w:rFonts w:ascii="Times New Roman" w:hAnsi="Times New Roman"/>
+              </w:rPr>
+              <w:t xml:space="preserve"> </w:t>
+            </w:r>
+            <w:proofErr w:type="spellStart"/>
+            <w:r>
+              <w:rPr>
+                <w:rFonts w:ascii="Times New Roman" w:hAnsi="Times New Roman"/>
+              </w:rPr>
+              <w:t>Родчихин</w:t>
+            </w:r>
+            <w:proofErr w:type="spellEnd"/>
+          </w:p>
+          <w:p>
+            <w:pPr>
+              <w:pStyle w:val="afff"/>
+              <w:spacing w:line="360" w:lineRule="auto"/>
+              <w:ind w:firstLine="212"/>
+              <w:jc w:val="left"/>
+              <w:rPr>
+                <w:rFonts w:ascii="Times New Roman" w:hAnsi="Times New Roman"/>
+                <w:lang w:val="en-US"/>
+              </w:rPr>
+            </w:pPr>
+            <w:proofErr w:type="gramStart"/>
+            <w:r>
+              <w:rPr>
+                <w:rFonts w:ascii="Times New Roman" w:hAnsi="Times New Roman"/>
+                <w:lang w:val="en-US"/>
+              </w:rPr>
+              <w:t xml:space="preserve">{{ </w:t>
+            </w:r>
+            <w:proofErr w:type="spellStart"/>
+            <w:r>
+              <w:rPr>
+                <w:rFonts w:ascii="Times New Roman" w:hAnsi="Times New Roman"/>
+                <w:lang w:val="en-US"/>
+              </w:rPr>
+              <w:t>current</w:t>
+            </w:r>
+            <w:proofErr w:type="gramEnd"/>
+            <w:r>
+              <w:rPr>
+                <w:rFonts w:ascii="Times New Roman" w:hAnsi="Times New Roman"/>
+                <w:lang w:val="en-US"/>
+              </w:rPr>
+              <w:t>_date</w:t>
+            </w:r>
+            <w:proofErr w:type="spellEnd"/>
+            <w:r>
+              <w:rPr>
+                <w:rFonts w:ascii="Times New Roman" w:hAnsi="Times New Roman"/>
+                <w:lang w:val="en-US"/>
+              </w:rPr>
+              <w:t xml:space="preserve"> }}</w:t>
+            </w:r>
+          </w:p>
+          <w:p>
+            <w:pPr>
+              <w:pStyle w:val="aff3"/>
+              <w:pBdr>
+                <w:top w:val="none" w:sz="0" w:space="0" w:color="auto"/>
+                <w:left w:val="none" w:sz="0" w:space="0" w:color="auto"/>
+                <w:bottom w:val="none" w:sz="0" w:space="0" w:color="auto"/>
+                <w:right w:val="none" w:sz="0" w:space="0" w:color="auto"/>
+              </w:pBdr>
+              <w:shd w:val="clear" w:color="auto" w:fill="auto"/>
+              <w:ind w:left="0" w:firstLine="0"/>
+              <w:jc w:val="center"/>
+              <w:rPr>
+                <w:spacing w:val="20"/>
+                <w:kern w:val="32"/>
+                <w:sz w:val="36"/>
+                <w:szCs w:val="36"/>
+              </w:rPr>
+            </w:pPr>
+          </w:p>
+        </w:tc>
+        <w:tc>
+          <w:tcPr>
+            <w:tcW w:w="4996" w:type="dxa"/>
+          </w:tcPr>
+          <w:p>
+            <w:pPr>
+              <w:pStyle w:val="aff3"/>
+              <w:pBdr>
+                <w:top w:val="none" w:sz="0" w:space="0" w:color="auto"/>
+                <w:left w:val="none" w:sz="0" w:space="0" w:color="auto"/>
+                <w:bottom w:val="none" w:sz="0" w:space="0" w:color="auto"/>
+                <w:right w:val="none" w:sz="0" w:space="0" w:color="auto"/>
+              </w:pBdr>
+              <w:shd w:val="clear" w:color="auto" w:fill="auto"/>
+              <w:ind w:left="0" w:firstLine="0"/>
+              <w:jc w:val="center"/>
+              <w:rPr>
+                <w:spacing w:val="20"/>
+                <w:kern w:val="32"/>
+                <w:sz w:val="36"/>
+                <w:szCs w:val="36"/>
+              </w:rPr>
+            </w:pPr>
+          </w:p>
+        </w:tc>
+      </w:tr>
+      <w:tr>
+        <w:trPr>
+          <w:cantSplit/>
+          <w:trHeight w:hRule="exact" w:val="713"/>
+          <w:jc w:val="center"/>
+        </w:trPr>
+        <w:tc>
+          <w:tcPr>
+            <w:tcW w:w="9992" w:type="dxa"/>
+            <w:gridSpan w:val="3"/>
+          </w:tcPr>
+          <w:p>
+            <w:pPr>
+              <w:pStyle w:val="aff3"/>
+              <w:pBdr>
+                <w:top w:val="none" w:sz="0" w:space="0" w:color="auto"/>
+                <w:left w:val="none" w:sz="0" w:space="0" w:color="auto"/>
+                <w:bottom w:val="none" w:sz="0" w:space="0" w:color="auto"/>
+                <w:right w:val="none" w:sz="0" w:space="0" w:color="auto"/>
+              </w:pBdr>
+              <w:shd w:val="clear" w:color="auto" w:fill="auto"/>
+              <w:ind w:left="0" w:firstLine="0"/>
+              <w:rPr>
+                <w:spacing w:val="20"/>
+                <w:kern w:val="32"/>
+                <w:sz w:val="36"/>
+                <w:szCs w:val="36"/>
+                <w:lang w:val="en-US"/>
+              </w:rPr>
+            </w:pPr>
+          </w:p>
+        </w:tc>
+      </w:tr>
+      <w:tr>
+        <w:trPr>
+          <w:cantSplit/>
+          <w:trHeight w:val="1401"/>
+          <w:jc w:val="center"/>
+        </w:trPr>
+        <w:tc>
+          <w:tcPr>
+            <w:tcW w:w="9992" w:type="dxa"/>
+            <w:gridSpan w:val="3"/>
+          </w:tcPr>
+          <w:p>
+            <w:pPr>
+              <w:spacing w:before="360"/>
+              <w:ind w:left="67" w:firstLine="57"/>
+              <w:jc w:val="center"/>
+              <w:rPr>
+                <w:b/>
+                <w:bCs/>
+                <w:szCs w:val="32"/>
+                <w:lang w:val="en-US"/>
+              </w:rPr>
+            </w:pPr>
+            <w:proofErr w:type="gramStart"/>
+            <w:r>
+              <w:rPr>
+                <w:b/>
+                <w:spacing w:val="20"/>
+                <w:kern w:val="32"/>
+                <w:sz w:val="36"/>
+                <w:szCs w:val="36"/>
+                <w:lang w:val="en-US"/>
+              </w:rPr>
+              <w:t xml:space="preserve">{{ </w:t>
+            </w:r>
+            <w:proofErr w:type="spellStart"/>
+            <w:r>
+              <w:rPr>
+                <w:b/>
+                <w:spacing w:val="20"/>
+                <w:kern w:val="32"/>
+                <w:sz w:val="36"/>
+                <w:szCs w:val="36"/>
+                <w:lang w:val="en-US"/>
+              </w:rPr>
+              <w:t>project</w:t>
+            </w:r>
+            <w:proofErr w:type="gramEnd"/>
+            <w:r>
+              <w:rPr>
+                <w:b/>
+                <w:spacing w:val="20"/>
+                <w:kern w:val="32"/>
+                <w:sz w:val="36"/>
+                <w:szCs w:val="36"/>
+                <w:lang w:val="en-US"/>
+              </w:rPr>
+              <w:t>_code</w:t>
+            </w:r>
+            <w:proofErr w:type="spellEnd"/>
+            <w:r>
+              <w:rPr>
+                <w:b/>
+                <w:spacing w:val="20"/>
+                <w:kern w:val="32"/>
+                <w:sz w:val="36"/>
+                <w:szCs w:val="36"/>
+                <w:lang w:val="en-US"/>
+              </w:rPr>
+              <w:t xml:space="preserve"> }}-</w:t>
+            </w:r>
+            <w:r>
+              <w:rPr>
+                <w:b/>
+                <w:spacing w:val="20"/>
+                <w:kern w:val="32"/>
+                <w:sz w:val="36"/>
+                <w:szCs w:val="36"/>
+              </w:rPr>
+              <w:t>КВП</w:t>
+            </w:r>
+          </w:p>
+          <w:p>
+            <w:pPr>
+              <w:spacing w:before="360"/>
+              <w:ind w:left="67" w:firstLine="57"/>
+              <w:jc w:val="center"/>
+              <w:rPr>
+                <w:sz w:val="36"/>
+                <w:szCs w:val="36"/>
+                <w:lang w:val="en-US"/>
+              </w:rPr>
+            </w:pPr>
+          </w:p>
+        </w:tc>
+      </w:tr>
+      <w:tr>
+        <w:trPr>
+          <w:cantSplit/>
+          <w:trHeight w:val="1094"/>
+          <w:jc w:val="center"/>
+        </w:trPr>
+        <w:tc>
+          <w:tcPr>
+            <w:tcW w:w="9992" w:type="dxa"/>
+            <w:gridSpan w:val="3"/>
+          </w:tcPr>
+          <w:p>
+            <w:pPr>
+              <w:pStyle w:val="afff"/>
+              <w:spacing w:line="360" w:lineRule="auto"/>
+              <w:ind w:firstLine="0"/>
+              <w:jc w:val="center"/>
+              <w:rPr>
+                <w:lang w:val="en-US"/>
+              </w:rPr>
+            </w:pPr>
+            <w:proofErr w:type="gramStart"/>
+            <w:r>
+              <w:rPr>
+                <w:rFonts w:ascii="Times New Roman" w:hAnsi="Times New Roman"/>
+                <w:b/>
+                <w:bCs/>
+                <w:szCs w:val="32"/>
+                <w:lang w:val="en-US"/>
+              </w:rPr>
+              <w:t xml:space="preserve">{{ </w:t>
+            </w:r>
+            <w:proofErr w:type="spellStart"/>
+            <w:r>
+              <w:rPr>
+                <w:rFonts w:ascii="Times New Roman" w:hAnsi="Times New Roman"/>
+                <w:b/>
+                <w:bCs/>
+                <w:szCs w:val="32"/>
+                <w:lang w:val="en-US"/>
+              </w:rPr>
+              <w:t>project</w:t>
+            </w:r>
+            <w:proofErr w:type="gramEnd"/>
+            <w:r>
+              <w:rPr>
+                <w:rFonts w:ascii="Times New Roman" w:hAnsi="Times New Roman"/>
+                <w:b/>
+                <w:bCs/>
+                <w:szCs w:val="32"/>
+                <w:lang w:val="en-US"/>
+              </w:rPr>
+              <w:t>_name</w:t>
+            </w:r>
+            <w:proofErr w:type="spellEnd"/>
+            <w:r>
+              <w:rPr>
+                <w:rFonts w:ascii="Times New Roman" w:hAnsi="Times New Roman"/>
+                <w:b/>
+                <w:bCs/>
+                <w:szCs w:val="32"/>
+                <w:lang w:val="en-US"/>
+              </w:rPr>
+              <w:t xml:space="preserve"> }}</w:t>
+            </w:r>
+          </w:p>
+        </w:tc>
+      </w:tr>
+      <w:tr>
+        <w:trPr>
+          <w:cantSplit/>
+          <w:trHeight w:val="1139"/>
+          <w:jc w:val="center"/>
+        </w:trPr>
+        <w:tc>
+          <w:tcPr>
+            <w:tcW w:w="9992" w:type="dxa"/>
+            <w:gridSpan w:val="3"/>
+            <w:vAlign w:val="bottom"/>
+          </w:tcPr>
+          <w:p>
+            <w:pPr>
+              <w:pStyle w:val="afff"/>
+              <w:spacing w:line="360" w:lineRule="auto"/>
+              <w:ind w:firstLine="0"/>
+              <w:jc w:val="center"/>
+              <w:rPr>
+                <w:rFonts w:ascii="Times New Roman" w:hAnsi="Times New Roman"/>
+              </w:rPr>
+            </w:pPr>
+            <w:r>
+              <w:rPr>
+                <w:rFonts w:ascii="Times New Roman" w:hAnsi="Times New Roman"/>
+              </w:rPr>
+              <w:t>ТЕХНИЧЕСКАЯ ДОКУМЕНТАЦИЯ</w:t>
+            </w:r>
+          </w:p>
+          <w:p>
+            <w:pPr>
+              <w:pStyle w:val="aff3"/>
+              <w:pBdr>
+                <w:top w:val="none" w:sz="0" w:space="0" w:color="auto"/>
+                <w:left w:val="none" w:sz="0" w:space="0" w:color="auto"/>
+                <w:bottom w:val="none" w:sz="0" w:space="0" w:color="auto"/>
+                <w:right w:val="none" w:sz="0" w:space="0" w:color="auto"/>
+              </w:pBdr>
+              <w:shd w:val="clear" w:color="auto" w:fill="auto"/>
+              <w:ind w:left="0" w:firstLine="0"/>
+              <w:jc w:val="center"/>
+              <w:rPr>
+                <w:b/>
+                <w:spacing w:val="20"/>
+                <w:kern w:val="32"/>
+                <w:szCs w:val="28"/>
+                <w:lang w:val="en-US"/>
+              </w:rPr>
+            </w:pPr>
+          </w:p>
+          <w:p>
+            <w:pPr>
+              <w:pStyle w:val="aff3"/>
+              <w:pBdr>
+                <w:top w:val="none" w:sz="0" w:space="0" w:color="auto"/>
+                <w:left w:val="none" w:sz="0" w:space="0" w:color="auto"/>
+                <w:bottom w:val="none" w:sz="0" w:space="0" w:color="auto"/>
+                <w:right w:val="none" w:sz="0" w:space="0" w:color="auto"/>
+              </w:pBdr>
+              <w:shd w:val="clear" w:color="auto" w:fill="auto"/>
+              <w:ind w:left="0" w:firstLine="0"/>
+              <w:jc w:val="center"/>
+              <w:rPr>
+                <w:b/>
+                <w:spacing w:val="20"/>
+                <w:kern w:val="32"/>
+                <w:szCs w:val="28"/>
+                <w:lang w:val="en-US"/>
+              </w:rPr>
+            </w:pPr>
+          </w:p>
+        </w:tc>
+      </w:tr>
+      <w:tr>
+        <w:trPr>
+          <w:cantSplit/>
+          <w:trHeight w:val="1064"/>
+          <w:jc w:val="center"/>
+        </w:trPr>
+        <w:tc>
+          <w:tcPr>
+            <w:tcW w:w="9992" w:type="dxa"/>
+            <w:gridSpan w:val="3"/>
+          </w:tcPr>
+          <w:p>
+            <w:pPr>
+              <w:pStyle w:val="aff3"/>
+              <w:pBdr>
+                <w:top w:val="none" w:sz="0" w:space="0" w:color="auto"/>
+                <w:left w:val="none" w:sz="0" w:space="0" w:color="auto"/>
+                <w:bottom w:val="none" w:sz="0" w:space="0" w:color="auto"/>
+                <w:right w:val="none" w:sz="0" w:space="0" w:color="auto"/>
+              </w:pBdr>
+              <w:shd w:val="clear" w:color="auto" w:fill="auto"/>
+              <w:ind w:left="0" w:firstLine="0"/>
+              <w:jc w:val="both"/>
+              <w:rPr>
+                <w:spacing w:val="20"/>
+                <w:kern w:val="32"/>
+                <w:szCs w:val="28"/>
+              </w:rPr>
+            </w:pPr>
+          </w:p>
+          <w:p>
+            <w:pPr>
+              <w:pStyle w:val="aff3"/>
+              <w:pBdr>
+                <w:top w:val="none" w:sz="0" w:space="0" w:color="auto"/>
+                <w:left w:val="none" w:sz="0" w:space="0" w:color="auto"/>
+                <w:bottom w:val="none" w:sz="0" w:space="0" w:color="auto"/>
+                <w:right w:val="none" w:sz="0" w:space="0" w:color="auto"/>
+              </w:pBdr>
+              <w:shd w:val="clear" w:color="auto" w:fill="auto"/>
+              <w:ind w:left="0" w:firstLine="0"/>
+              <w:jc w:val="both"/>
+              <w:rPr>
+                <w:spacing w:val="20"/>
+                <w:kern w:val="32"/>
+                <w:szCs w:val="28"/>
+              </w:rPr>
+            </w:pPr>
+          </w:p>
+          <w:p>
+            <w:pPr>
+              <w:pStyle w:val="aff3"/>
+              <w:pBdr>
+                <w:top w:val="none" w:sz="0" w:space="0" w:color="auto"/>
+                <w:left w:val="none" w:sz="0" w:space="0" w:color="auto"/>
+                <w:bottom w:val="none" w:sz="0" w:space="0" w:color="auto"/>
+                <w:right w:val="none" w:sz="0" w:space="0" w:color="auto"/>
+              </w:pBdr>
+              <w:shd w:val="clear" w:color="auto" w:fill="auto"/>
+              <w:ind w:left="0" w:firstLine="0"/>
+              <w:jc w:val="both"/>
+              <w:rPr>
+                <w:spacing w:val="20"/>
+                <w:kern w:val="32"/>
+                <w:szCs w:val="28"/>
+              </w:rPr>
+            </w:pPr>
+          </w:p>
+          <w:p>
+            <w:pPr>
+              <w:pStyle w:val="aff3"/>
+              <w:pBdr>
+                <w:top w:val="none" w:sz="0" w:space="0" w:color="auto"/>
+                <w:left w:val="none" w:sz="0" w:space="0" w:color="auto"/>
+                <w:bottom w:val="none" w:sz="0" w:space="0" w:color="auto"/>
+                <w:right w:val="none" w:sz="0" w:space="0" w:color="auto"/>
+              </w:pBdr>
+              <w:shd w:val="clear" w:color="auto" w:fill="auto"/>
+              <w:ind w:left="0" w:firstLine="0"/>
+              <w:jc w:val="both"/>
+              <w:rPr>
+                <w:spacing w:val="20"/>
+                <w:kern w:val="32"/>
+                <w:szCs w:val="28"/>
+              </w:rPr>
+            </w:pPr>
+          </w:p>
+          <w:p>
+            <w:pPr>
+              <w:pStyle w:val="aff3"/>
+              <w:pBdr>
+                <w:top w:val="none" w:sz="0" w:space="0" w:color="auto"/>
+                <w:left w:val="none" w:sz="0" w:space="0" w:color="auto"/>
+                <w:bottom w:val="none" w:sz="0" w:space="0" w:color="auto"/>
+                <w:right w:val="none" w:sz="0" w:space="0" w:color="auto"/>
+              </w:pBdr>
+              <w:shd w:val="clear" w:color="auto" w:fill="auto"/>
+              <w:ind w:left="0" w:firstLine="0"/>
+              <w:jc w:val="both"/>
+              <w:rPr>
+                <w:spacing w:val="20"/>
+                <w:kern w:val="32"/>
+                <w:szCs w:val="28"/>
+              </w:rPr>
+            </w:pPr>
+            <w:r>
+              <w:rPr>
+                <w:noProof/>
+                <w:spacing w:val="20"/>
+                <w:kern w:val="32"/>
+                <w:szCs w:val="28"/>
+              </w:rPr>
+              <w:drawing>
+                <wp:anchor distT="0" distB="0" distL="114300" distR="114300" simplePos="0" relativeHeight="251660288" behindDoc="1" locked="0" layoutInCell="1" allowOverlap="1" wp14:anchorId="38AB5ED3" wp14:editId="216190A2">
+                  <wp:simplePos x="0" y="0"/>
+                  <wp:positionH relativeFrom="column">
+                    <wp:posOffset>4186555</wp:posOffset>
+                  </wp:positionH>
+                  <wp:positionV relativeFrom="paragraph">
+                    <wp:posOffset>210185</wp:posOffset>
+                  </wp:positionV>
+                  <wp:extent cx="591363" cy="408467"/>
+                  <wp:effectExtent l="0" t="0" r="0" b="0"/>
+                  <wp:wrapNone/>
+                  <wp:docPr id="1136136434" name="Рисунок 3" descr="Изображение выглядит как зарисовка, рисунок, Детское искусство, диаграмма&#10;&#10;Автоматически созданное описание"/>
+                  <wp:cNvGraphicFramePr>
+                    <a:graphicFrameLocks xmlns:a="http://schemas.openxmlformats.org/drawingml/2006/main" noChangeAspect="1"/>
+                  </wp:cNvGraphicFramePr>
+                  <a:graphic xmlns:a="http://schemas.openxmlformats.org/drawingml/2006/main">
+                    <a:graphicData uri="http://schemas.openxmlformats.org/drawingml/2006/picture">
+                      <pic:pic xmlns:pic="http://schemas.openxmlformats.org/drawingml/2006/picture">
+                        <pic:nvPicPr>
+                          <pic:cNvPr id="1336570384" name="Рисунок 3" descr="Изображение выглядит как зарисовка, рисунок, Детское искусство, диаграмма&#10;&#10;Автоматически созданное описание"/>
+                          <pic:cNvPicPr/>
+                        </pic:nvPicPr>
+                        <pic:blipFill>
+                          <a:blip r:embed="rId11">
+                            <a:extLst>
+                              <a:ext uri="{28A0092B-C50C-407E-A947-70E740481C1C}">
+                                <a14:useLocalDpi xmlns:a14="http://schemas.microsoft.com/office/drawing/2010/main" val="0"/>
+                              </a:ext>
+                            </a:extLst>
+                          </a:blip>
+                          <a:stretch>
+                            <a:fillRect/>
+                          </a:stretch>
+                        </pic:blipFill>
+                        <pic:spPr>
+                          <a:xfrm>
+                            <a:off x="0" y="0"/>
+                            <a:ext cx="591363" cy="408467"/>
+                          </a:xfrm>
+                          <a:prstGeom prst="rect">
+                            <a:avLst/>
+                          </a:prstGeom>
+                        </pic:spPr>
+                      </pic:pic>
+                    </a:graphicData>
+                  </a:graphic>
+                  <wp14:sizeRelH relativeFrom="margin">
+                    <wp14:pctWidth>0</wp14:pctWidth>
+                  </wp14:sizeRelH>
+                  <wp14:sizeRelV relativeFrom="margin">
+                    <wp14:pctHeight>0</wp14:pctHeight>
+                  </wp14:sizeRelV>
+                </wp:anchor>
+              </w:drawing>
+            </w:r>
+          </w:p>
+          <w:p>
+            <w:pPr>
+              <w:pStyle w:val="aff3"/>
+              <w:pBdr>
+                <w:top w:val="none" w:sz="0" w:space="0" w:color="auto"/>
+                <w:left w:val="none" w:sz="0" w:space="0" w:color="auto"/>
+                <w:bottom w:val="none" w:sz="0" w:space="0" w:color="auto"/>
+                <w:right w:val="none" w:sz="0" w:space="0" w:color="auto"/>
+              </w:pBdr>
+              <w:shd w:val="clear" w:color="auto" w:fill="auto"/>
+              <w:ind w:left="0" w:firstLine="0"/>
+              <w:jc w:val="both"/>
+              <w:rPr>
+                <w:spacing w:val="20"/>
+                <w:kern w:val="32"/>
+                <w:szCs w:val="28"/>
+              </w:rPr>
+            </w:pPr>
+            <w:r>
+              <w:rPr>
+                <w:spacing w:val="20"/>
+                <w:kern w:val="32"/>
+                <w:szCs w:val="28"/>
+              </w:rPr>
+              <w:t xml:space="preserve">Главный инженер проекта                                              </w:t>
+            </w:r>
+            <w:proofErr w:type="spellStart"/>
+            <w:r>
+              <w:rPr>
+                <w:spacing w:val="20"/>
+                <w:kern w:val="32"/>
+                <w:szCs w:val="28"/>
+              </w:rPr>
+              <w:t>Родчихин</w:t>
+            </w:r>
+            <w:proofErr w:type="spellEnd"/>
+            <w:r>
+              <w:rPr>
+                <w:spacing w:val="20"/>
+                <w:kern w:val="32"/>
+                <w:szCs w:val="28"/>
+              </w:rPr>
+              <w:t xml:space="preserve"> С.В.</w:t>
+            </w:r>
+          </w:p>
+          <w:p>
+            <w:pPr>
+              <w:pStyle w:val="aff3"/>
+              <w:pBdr>
+                <w:top w:val="none" w:sz="0" w:space="0" w:color="auto"/>
+                <w:left w:val="none" w:sz="0" w:space="0" w:color="auto"/>
+                <w:bottom w:val="none" w:sz="0" w:space="0" w:color="auto"/>
+                <w:right w:val="none" w:sz="0" w:space="0" w:color="auto"/>
+              </w:pBdr>
+              <w:shd w:val="clear" w:color="auto" w:fill="auto"/>
+              <w:ind w:left="0" w:firstLine="0"/>
+              <w:jc w:val="both"/>
+              <w:rPr>
+                <w:spacing w:val="20"/>
+                <w:kern w:val="32"/>
+                <w:szCs w:val="28"/>
+              </w:rPr>
+            </w:pPr>
+          </w:p>
+        </w:tc>
+      </w:tr>
+      <w:tr>
+        <w:trPr>
+          <w:cantSplit/>
+          <w:trHeight w:val="140"/>
+          <w:jc w:val="center"/>
+        </w:trPr>
+        <w:tc>
+          <w:tcPr>
+            <w:tcW w:w="9992" w:type="dxa"/>
+            <w:gridSpan w:val="3"/>
+          </w:tcPr>
+          <w:p>
+            <w:pPr>
+              <w:pStyle w:val="aff3"/>
+              <w:pBdr>
+                <w:top w:val="none" w:sz="0" w:space="0" w:color="auto"/>
+                <w:left w:val="none" w:sz="0" w:space="0" w:color="auto"/>
+                <w:bottom w:val="none" w:sz="0" w:space="0" w:color="auto"/>
+                <w:right w:val="none" w:sz="0" w:space="0" w:color="auto"/>
+              </w:pBdr>
+              <w:shd w:val="clear" w:color="auto" w:fill="auto"/>
+              <w:ind w:left="0" w:firstLine="0"/>
+              <w:jc w:val="center"/>
+              <w:rPr>
+                <w:rFonts w:ascii="Arial" w:hAnsi="Arial" w:cs="Arial"/>
+                <w:b/>
+                <w:spacing w:val="20"/>
+                <w:kern w:val="32"/>
+                <w:sz w:val="23"/>
+                <w:szCs w:val="23"/>
+              </w:rPr>
+            </w:pPr>
+          </w:p>
+          <w:p>
+            <w:pPr>
+              <w:pStyle w:val="aff3"/>
+              <w:pBdr>
+                <w:top w:val="none" w:sz="0" w:space="0" w:color="auto"/>
+                <w:left w:val="none" w:sz="0" w:space="0" w:color="auto"/>
+                <w:bottom w:val="none" w:sz="0" w:space="0" w:color="auto"/>
+                <w:right w:val="none" w:sz="0" w:space="0" w:color="auto"/>
+              </w:pBdr>
+              <w:shd w:val="clear" w:color="auto" w:fill="auto"/>
+              <w:ind w:left="0" w:firstLine="0"/>
+              <w:jc w:val="center"/>
+              <w:rPr>
+                <w:spacing w:val="20"/>
+                <w:kern w:val="32"/>
+                <w:sz w:val="27"/>
+                <w:szCs w:val="27"/>
+                <w:lang w:val="en-US"/>
+              </w:rPr>
+            </w:pPr>
+            <w:proofErr w:type="gramStart"/>
+            <w:r>
+              <w:rPr>
+                <w:rFonts w:ascii="Arial" w:hAnsi="Arial" w:cs="Arial"/>
+                <w:b/>
+                <w:spacing w:val="20"/>
+                <w:kern w:val="32"/>
+                <w:sz w:val="23"/>
+                <w:szCs w:val="23"/>
+                <w:lang w:val="en-US"/>
+              </w:rPr>
+              <w:t>{{ year</w:t>
+            </w:r>
+            <w:proofErr w:type="gramEnd"/>
+            <w:r>
+              <w:rPr>
+                <w:rFonts w:ascii="Arial" w:hAnsi="Arial" w:cs="Arial"/>
+                <w:b/>
+                <w:spacing w:val="20"/>
+                <w:kern w:val="32"/>
+                <w:sz w:val="23"/>
+                <w:szCs w:val="23"/>
+                <w:lang w:val="en-US"/>
+              </w:rPr>
+              <w:t xml:space="preserve"> }}</w:t>
+            </w:r>
+            <w:r>
+              <w:rPr>
+                <w:rFonts w:ascii="Arial" w:hAnsi="Arial" w:cs="Arial"/>
+                <w:b/>
+                <w:spacing w:val="20"/>
+                <w:kern w:val="32"/>
+                <w:sz w:val="23"/>
+                <w:szCs w:val="23"/>
+              </w:rPr>
+              <w:t xml:space="preserve"> г.</w:t>
+            </w:r>
+          </w:p>
+        </w:tc>
+      </w:tr>
+      <w:tr>
+        <w:trPr>
+          <w:cantSplit/>
+          <w:trHeight w:val="2063"/>
+          <w:jc w:val="center"/>
+        </w:trPr>
+        <w:tc>
+          <w:tcPr>
+            <w:tcW w:w="3248" w:type="dxa"/>
+            <w:vAlign w:val="center"/>
+          </w:tcPr>
+          <w:p>
+            <w:pPr>
+              <w:pStyle w:val="aff3"/>
+              <w:pBdr>
+                <w:top w:val="none" w:sz="0" w:space="0" w:color="auto"/>
+                <w:left w:val="none" w:sz="0" w:space="0" w:color="auto"/>
+                <w:bottom w:val="none" w:sz="0" w:space="0" w:color="auto"/>
+                <w:right w:val="none" w:sz="0" w:space="0" w:color="auto"/>
+              </w:pBdr>
+              <w:shd w:val="clear" w:color="auto" w:fill="auto"/>
+              <w:ind w:left="0" w:firstLine="0"/>
+              <w:jc w:val="center"/>
+              <w:rPr>
+                <w:b/>
+                <w:spacing w:val="20"/>
+                <w:kern w:val="32"/>
+                <w:sz w:val="31"/>
+                <w:szCs w:val="31"/>
+              </w:rPr>
+            </w:pPr>
+            <w:r>
+              <w:rPr>
+                <w:b/>
+                <w:noProof/>
+                <w:spacing w:val="20"/>
+                <w:kern w:val="32"/>
+                <w:sz w:val="27"/>
+                <w:szCs w:val="27"/>
+              </w:rPr>
+              <w:lastRenderedPageBreak/>
               <w:drawing>
                 <wp:inline distT="0" distB="0" distL="0" distR="0" wp14:anchorId="4F30E0B2" wp14:editId="2128E71B">
                   <wp:extent cx="1419225" cy="1524000"/>
@@ -136,8 +1272,20 @@
                 <w:sz w:val="36"/>
                 <w:szCs w:val="36"/>
               </w:rPr>
-              <w:t>Северо-Западный НПЦ АрхиМет</w:t>
-            </w:r>
+              <w:t xml:space="preserve">Северо-Западный НПЦ </w:t>
+            </w:r>
+            <w:proofErr w:type="spellStart"/>
+            <w:r>
+              <w:rPr>
+                <w:b/>
+                <w:spacing w:val="20"/>
+                <w:kern w:val="32"/>
+                <w:sz w:val="36"/>
+                <w:szCs w:val="36"/>
+              </w:rPr>
+              <w:t>АрхиМет</w:t>
+            </w:r>
+            <w:proofErr w:type="spellEnd"/>
           </w:p>
           <w:p>
             <w:pPr>
@@ -210,8 +1358,16 @@
               <w:rPr>
                 <w:szCs w:val="24"/>
               </w:rPr>
-              <w:t>Тел.: (812)309-38-03</w:t>
-            </w:r>
+              <w:t>Тел.: (812)309-</w:t>
+            </w:r>
+            <w:proofErr w:type="gramStart"/>
+            <w:r>
+              <w:rPr>
+                <w:szCs w:val="24"/>
+              </w:rPr>
+              <w:t>38-03</w:t>
+            </w:r>
+            <w:proofErr w:type="gramEnd"/>
           </w:p>
           <w:p>
             <w:pPr>
@@ -221,7 +1377,7 @@
                 <w:szCs w:val="24"/>
               </w:rPr>
             </w:pPr>
-            <w:hyperlink r:id="rId9" w:history="1">
+            <w:hyperlink r:id="rId12" w:history="1">
               <w:r>
                 <w:rPr>
                   <w:szCs w:val="24"/>
@@ -238,7 +1394,7 @@
                 <w:szCs w:val="24"/>
               </w:rPr>
             </w:pPr>
-            <w:hyperlink r:id="rId10" w:history="1">
+            <w:hyperlink r:id="rId13" w:history="1">
               <w:r>
                 <w:rPr>
                   <w:rStyle w:val="ab"/>
@@ -340,7 +1496,7 @@
                 <w:noProof/>
               </w:rPr>
               <w:drawing>
-                <wp:anchor distT="0" distB="0" distL="114300" distR="114300" simplePos="0" relativeHeight="251657728" behindDoc="1" locked="0" layoutInCell="1" allowOverlap="1" wp14:anchorId="6684B6A9" wp14:editId="4679E6BF">
+                <wp:anchor distT="0" distB="0" distL="114300" distR="114300" simplePos="0" relativeHeight="251656192" behindDoc="1" locked="0" layoutInCell="1" allowOverlap="1" wp14:anchorId="6684B6A9" wp14:editId="4679E6BF">
                   <wp:simplePos x="0" y="0"/>
                   <wp:positionH relativeFrom="column">
                     <wp:posOffset>701675</wp:posOffset>
@@ -431,12 +1587,14 @@
               </w:rPr>
               <w:t xml:space="preserve"> </w:t>
             </w:r>
+            <w:proofErr w:type="spellStart"/>
             <w:r>
               <w:rPr>
                 <w:rFonts w:ascii="Times New Roman" w:hAnsi="Times New Roman"/>
               </w:rPr>
               <w:t>Родчихин</w:t>
             </w:r>
+            <w:proofErr w:type="spellEnd"/>
           </w:p>
           <w:p>
             <w:pPr>
@@ -449,12 +1607,37 @@
                 <w:lang w:val="en-US"/>
               </w:rPr>
             </w:pPr>
+            <w:proofErr w:type="gramStart"/>
             <w:r>
               <w:rPr>
                 <w:rFonts w:ascii="Times New Roman" w:hAnsi="Times New Roman"/>
                 <w:lang w:val="en-US"/>
               </w:rPr>
-              <w:t>{{ current_date }}</w:t>
+              <w:t xml:space="preserve">{{ </w:t>
+            </w:r>
+            <w:proofErr w:type="spellStart"/>
+            <w:r>
+              <w:rPr>
+                <w:rFonts w:ascii="Times New Roman" w:hAnsi="Times New Roman"/>
+                <w:lang w:val="en-US"/>
+              </w:rPr>
+              <w:t>current</w:t>
+            </w:r>
+            <w:proofErr w:type="gramEnd"/>
+            <w:r>
+              <w:rPr>
+                <w:rFonts w:ascii="Times New Roman" w:hAnsi="Times New Roman"/>
+                <w:lang w:val="en-US"/>
+              </w:rPr>
+              <w:t>_date</w:t>
+            </w:r>
+            <w:proofErr w:type="spellEnd"/>
+            <w:r>
+              <w:rPr>
+                <w:rFonts w:ascii="Times New Roman" w:hAnsi="Times New Roman"/>
+                <w:lang w:val="en-US"/>
+              </w:rPr>
+              <w:t xml:space="preserve"> }}</w:t>
             </w:r>
           </w:p>
           <w:p>
@@ -560,6 +1743,7 @@
                 <w:lang w:val="en-US"/>
               </w:rPr>
             </w:pPr>
+            <w:proofErr w:type="gramStart"/>
             <w:r>
               <w:rPr>
                 <w:b/>
@@ -569,7 +1753,43 @@
                 <w:szCs w:val="36"/>
                 <w:lang w:val="en-US"/>
               </w:rPr>
-              <w:t>{{ project_code }}-</w:t>
+              <w:t xml:space="preserve">{{ </w:t>
+            </w:r>
+            <w:proofErr w:type="spellStart"/>
+            <w:r>
+              <w:rPr>
+                <w:b/>
+                <w:spacing w:val="20"/>
+                <w:kern w:val="32"/>
+                <w:sz w:val="36"/>
+                <w:szCs w:val="36"/>
+                <w:lang w:val="en-US"/>
+              </w:rPr>
+              <w:t>project</w:t>
+            </w:r>
+            <w:proofErr w:type="gramEnd"/>
+            <w:r>
+              <w:rPr>
+                <w:b/>
+                <w:spacing w:val="20"/>
+                <w:kern w:val="32"/>
+                <w:sz w:val="36"/>
+                <w:szCs w:val="36"/>
+                <w:lang w:val="en-US"/>
+              </w:rPr>
+              <w:t>_code</w:t>
+            </w:r>
+            <w:proofErr w:type="spellEnd"/>
+            <w:r>
+              <w:rPr>
+                <w:b/>
+                <w:spacing w:val="20"/>
+                <w:kern w:val="32"/>
+                <w:sz w:val="36"/>
+                <w:szCs w:val="36"/>
+                <w:lang w:val="en-US"/>
+              </w:rPr>
+              <w:t xml:space="preserve"> }}-</w:t>
             </w:r>
             <w:r>
               <w:rPr>
@@ -627,6 +1847,7 @@
                 <w:lang w:val="en-US"/>
               </w:rPr>
             </w:pPr>
+            <w:proofErr w:type="gramStart"/>
             <w:r>
               <w:rPr>
                 <w:rFonts w:ascii="Times New Roman" w:hAnsi="Times New Roman"/>
@@ -635,7 +1856,40 @@
                 <w:szCs w:val="32"/>
                 <w:lang w:val="en-US"/>
               </w:rPr>
-              <w:t>{{ project_name }}</w:t>
+              <w:t xml:space="preserve">{{ </w:t>
+            </w:r>
+            <w:proofErr w:type="spellStart"/>
+            <w:r>
+              <w:rPr>
+                <w:rFonts w:ascii="Times New Roman" w:hAnsi="Times New Roman"/>
+                <w:b/>
+                <w:bCs/>
+                <w:szCs w:val="32"/>
+                <w:lang w:val="en-US"/>
+              </w:rPr>
+              <w:t>project</w:t>
+            </w:r>
+            <w:proofErr w:type="gramEnd"/>
+            <w:r>
+              <w:rPr>
+                <w:rFonts w:ascii="Times New Roman" w:hAnsi="Times New Roman"/>
+                <w:b/>
+                <w:bCs/>
+                <w:szCs w:val="32"/>
+                <w:lang w:val="en-US"/>
+              </w:rPr>
+              <w:t>_name</w:t>
+            </w:r>
+            <w:proofErr w:type="spellEnd"/>
+            <w:r>
+              <w:rPr>
+                <w:rFonts w:ascii="Times New Roman" w:hAnsi="Times New Roman"/>
+                <w:b/>
+                <w:bCs/>
+                <w:szCs w:val="32"/>
+                <w:lang w:val="en-US"/>
+              </w:rPr>
+              <w:t xml:space="preserve"> }}</w:t>
             </w:r>
           </w:p>
         </w:tc>
@@ -824,7 +2078,7 @@
                 <w:szCs w:val="28"/>
               </w:rPr>
               <w:drawing>
-                <wp:anchor distT="0" distB="0" distL="114300" distR="114300" simplePos="0" relativeHeight="251668992" behindDoc="1" locked="0" layoutInCell="1" allowOverlap="1" wp14:anchorId="5A3059DD" wp14:editId="039F4E43">
+                <wp:anchor distT="0" distB="0" distL="114300" distR="114300" simplePos="0" relativeHeight="251658240" behindDoc="1" locked="0" layoutInCell="1" allowOverlap="1" wp14:anchorId="5A3059DD" wp14:editId="039F4E43">
                   <wp:simplePos x="0" y="0"/>
                   <wp:positionH relativeFrom="column">
                     <wp:posOffset>4186555</wp:posOffset>
@@ -904,7 +2158,25 @@
                 <w:kern w:val="32"/>
                 <w:szCs w:val="28"/>
               </w:rPr>
-              <w:t>Главный инженер проекта                                              Родчихин С.В.</w:t>
+              <w:t xml:space="preserve">Главный инженер проекта                                              </w:t>
+            </w:r>
+            <w:proofErr w:type="spellStart"/>
+            <w:r>
+              <w:rPr>
+                <w:spacing w:val="20"/>
+                <w:kern w:val="32"/>
+                <w:szCs w:val="28"/>
+              </w:rPr>
+              <w:t>Родчихин</w:t>
+            </w:r>
+            <w:proofErr w:type="spellEnd"/>
+            <w:r>
+              <w:rPr>
+                <w:spacing w:val="20"/>
+                <w:kern w:val="32"/>
+                <w:szCs w:val="28"/>
+              </w:rPr>
+              <w:t xml:space="preserve"> С.В.</w:t>
             </w:r>
           </w:p>
           <w:p>
@@ -981,6 +2253,7 @@
                 <w:lang w:val="en-US"/>
               </w:rPr>
             </w:pPr>
+            <w:proofErr w:type="gramStart"/>
             <w:r>
               <w:rPr>
                 <w:rFonts w:ascii="Arial" w:hAnsi="Arial" w:cs="Arial"/>
@@ -991,7 +2264,20 @@
                 <w:szCs w:val="23"/>
                 <w:lang w:val="en-US"/>
               </w:rPr>
-              <w:t>{{ year }}</w:t>
+              <w:t>{{ year</w:t>
+            </w:r>
+            <w:proofErr w:type="gramEnd"/>
+            <w:r>
+              <w:rPr>
+                <w:rFonts w:ascii="Arial" w:hAnsi="Arial" w:cs="Arial"/>
+                <w:b/>
+                <w:spacing w:val="20"/>
+                <w:kern w:val="32"/>
+                <w:sz w:val="23"/>
+                <w:szCs w:val="23"/>
+                <w:lang w:val="en-US"/>
+              </w:rPr>
+              <w:t xml:space="preserve"> }}</w:t>
             </w:r>
             <w:r>
               <w:rPr>
@@ -1016,8 +2302,8 @@
           <w:lang w:val="en-US"/>
         </w:rPr>
         <w:sectPr>
-          <w:headerReference w:type="default" r:id="rId12"/>
-          <w:footerReference w:type="default" r:id="rId13"/>
+          <w:headerReference w:type="default" r:id="rId14"/>
+          <w:footerReference w:type="default" r:id="rId15"/>
           <w:pgSz w:w="11906" w:h="16838" w:code="9"/>
           <w:pgMar w:top="567" w:right="567" w:bottom="964" w:left="1418" w:header="0" w:footer="0" w:gutter="0"/>
           <w:cols w:space="720"/>
@@ -2740,8 +4026,8 @@
           <w:rFonts w:ascii="Arial" w:hAnsi="Arial" w:cs="Arial"/>
         </w:rPr>
         <w:sectPr>
-          <w:headerReference w:type="default" r:id="rId14"/>
-          <w:footerReference w:type="default" r:id="rId15"/>
+          <w:headerReference w:type="default" r:id="rId16"/>
+          <w:footerReference w:type="default" r:id="rId17"/>
           <w:pgSz w:w="11906" w:h="16838" w:code="9"/>
           <w:pgMar w:top="567" w:right="567" w:bottom="964" w:left="1418" w:header="0" w:footer="0" w:gutter="0"/>
           <w:cols w:space="720"/>
@@ -2883,7 +4169,7 @@
                           </pic:cNvPicPr>
                         </pic:nvPicPr>
                         <pic:blipFill>
-                          <a:blip r:embed="rId16">
+                          <a:blip r:embed="rId18">
                             <a:extLst>
                               <a:ext uri="{28A0092B-C50C-407E-A947-70E740481C1C}">
                                 <a14:useLocalDpi xmlns:a14="http://schemas.microsoft.com/office/drawing/2010/main" val="0"/>
@@ -2957,12 +4243,14 @@
               </w:rPr>
               <w:t xml:space="preserve">. </w:t>
             </w:r>
+            <w:proofErr w:type="spellStart"/>
             <w:r>
               <w:rPr>
                 <w:szCs w:val="28"/>
               </w:rPr>
               <w:t>Родчихин</w:t>
             </w:r>
+            <w:proofErr w:type="spellEnd"/>
             <w:r>
               <w:rPr>
                 <w:szCs w:val="28"/>
@@ -2987,12 +4275,37 @@
                 <w:szCs w:val="28"/>
               </w:rPr>
             </w:pPr>
+            <w:proofErr w:type="gramStart"/>
             <w:r>
               <w:rPr>
                 <w:szCs w:val="28"/>
                 <w:lang w:val="en-US"/>
               </w:rPr>
-              <w:t>{{ current_date }}</w:t>
+              <w:t xml:space="preserve">{{ </w:t>
+            </w:r>
+            <w:proofErr w:type="spellStart"/>
+            <w:r>
+              <w:rPr>
+                <w:szCs w:val="28"/>
+                <w:lang w:val="en-US"/>
+              </w:rPr>
+              <w:t>current</w:t>
+            </w:r>
+            <w:proofErr w:type="gramEnd"/>
+            <w:r>
+              <w:rPr>
+                <w:szCs w:val="28"/>
+                <w:lang w:val="en-US"/>
+              </w:rPr>
+              <w:t>_date</w:t>
+            </w:r>
+            <w:proofErr w:type="spellEnd"/>
+            <w:r>
+              <w:rPr>
+                <w:szCs w:val="28"/>
+                <w:lang w:val="en-US"/>
+              </w:rPr>
+              <w:t xml:space="preserve"> }}</w:t>
             </w:r>
           </w:p>
         </w:tc>
@@ -3040,8 +4353,8 @@
           <w:szCs w:val="24"/>
         </w:rPr>
         <w:sectPr>
-          <w:headerReference w:type="default" r:id="rId17"/>
-          <w:footerReference w:type="default" r:id="rId18"/>
+          <w:headerReference w:type="default" r:id="rId19"/>
+          <w:footerReference w:type="default" r:id="rId20"/>
           <w:pgSz w:w="11906" w:h="16838" w:code="9"/>
           <w:pgMar w:top="567" w:right="567" w:bottom="964" w:left="1418" w:header="0" w:footer="0" w:gutter="0"/>
           <w:cols w:space="720"/>
@@ -3235,12 +4548,37 @@
                 <w:sz w:val="20"/>
               </w:rPr>
             </w:pPr>
+            <w:proofErr w:type="gramStart"/>
             <w:r>
               <w:rPr>
                 <w:sz w:val="20"/>
                 <w:lang w:val="en-US"/>
               </w:rPr>
-              <w:t>{{ project_code }}</w:t>
+              <w:t xml:space="preserve">{{ </w:t>
+            </w:r>
+            <w:proofErr w:type="spellStart"/>
+            <w:r>
+              <w:rPr>
+                <w:sz w:val="20"/>
+                <w:lang w:val="en-US"/>
+              </w:rPr>
+              <w:t>project</w:t>
+            </w:r>
+            <w:proofErr w:type="gramEnd"/>
+            <w:r>
+              <w:rPr>
+                <w:sz w:val="20"/>
+                <w:lang w:val="en-US"/>
+              </w:rPr>
+              <w:t>_code</w:t>
+            </w:r>
+            <w:proofErr w:type="spellEnd"/>
+            <w:r>
+              <w:rPr>
+                <w:sz w:val="20"/>
+                <w:lang w:val="en-US"/>
+              </w:rPr>
+              <w:t xml:space="preserve"> }}</w:t>
             </w:r>
             <w:r>
               <w:rPr>
@@ -3325,12 +4663,37 @@
                 <w:sz w:val="20"/>
               </w:rPr>
             </w:pPr>
+            <w:proofErr w:type="gramStart"/>
             <w:r>
               <w:rPr>
                 <w:sz w:val="20"/>
                 <w:lang w:val="en-US"/>
               </w:rPr>
-              <w:t>{{ project_code }}</w:t>
+              <w:t xml:space="preserve">{{ </w:t>
+            </w:r>
+            <w:proofErr w:type="spellStart"/>
+            <w:r>
+              <w:rPr>
+                <w:sz w:val="20"/>
+                <w:lang w:val="en-US"/>
+              </w:rPr>
+              <w:t>project</w:t>
+            </w:r>
+            <w:proofErr w:type="gramEnd"/>
+            <w:r>
+              <w:rPr>
+                <w:sz w:val="20"/>
+                <w:lang w:val="en-US"/>
+              </w:rPr>
+              <w:t>_code</w:t>
+            </w:r>
+            <w:proofErr w:type="spellEnd"/>
+            <w:r>
+              <w:rPr>
+                <w:sz w:val="20"/>
+                <w:lang w:val="en-US"/>
+              </w:rPr>
+              <w:t xml:space="preserve"> }}</w:t>
             </w:r>
             <w:r>
               <w:rPr>
@@ -3415,12 +4778,37 @@
                 <w:sz w:val="20"/>
               </w:rPr>
             </w:pPr>
+            <w:proofErr w:type="gramStart"/>
             <w:r>
               <w:rPr>
                 <w:sz w:val="20"/>
                 <w:lang w:val="en-US"/>
               </w:rPr>
-              <w:t>{{ project_code }}</w:t>
+              <w:t xml:space="preserve">{{ </w:t>
+            </w:r>
+            <w:proofErr w:type="spellStart"/>
+            <w:r>
+              <w:rPr>
+                <w:sz w:val="20"/>
+                <w:lang w:val="en-US"/>
+              </w:rPr>
+              <w:t>project</w:t>
+            </w:r>
+            <w:proofErr w:type="gramEnd"/>
+            <w:r>
+              <w:rPr>
+                <w:sz w:val="20"/>
+                <w:lang w:val="en-US"/>
+              </w:rPr>
+              <w:t>_code</w:t>
+            </w:r>
+            <w:proofErr w:type="spellEnd"/>
+            <w:r>
+              <w:rPr>
+                <w:sz w:val="20"/>
+                <w:lang w:val="en-US"/>
+              </w:rPr>
+              <w:t xml:space="preserve"> }}</w:t>
             </w:r>
             <w:r>
               <w:rPr>
@@ -3505,12 +4893,37 @@
                 <w:sz w:val="20"/>
               </w:rPr>
             </w:pPr>
+            <w:proofErr w:type="gramStart"/>
             <w:r>
               <w:rPr>
                 <w:sz w:val="20"/>
                 <w:lang w:val="en-US"/>
               </w:rPr>
-              <w:t>{{ project_code }}</w:t>
+              <w:t xml:space="preserve">{{ </w:t>
+            </w:r>
+            <w:proofErr w:type="spellStart"/>
+            <w:r>
+              <w:rPr>
+                <w:sz w:val="20"/>
+                <w:lang w:val="en-US"/>
+              </w:rPr>
+              <w:t>project</w:t>
+            </w:r>
+            <w:proofErr w:type="gramEnd"/>
+            <w:r>
+              <w:rPr>
+                <w:sz w:val="20"/>
+                <w:lang w:val="en-US"/>
+              </w:rPr>
+              <w:t>_code</w:t>
+            </w:r>
+            <w:proofErr w:type="spellEnd"/>
+            <w:r>
+              <w:rPr>
+                <w:sz w:val="20"/>
+                <w:lang w:val="en-US"/>
+              </w:rPr>
+              <w:t xml:space="preserve"> }}</w:t>
             </w:r>
             <w:r>
               <w:rPr>
@@ -3544,7 +4957,21 @@
               <w:rPr>
                 <w:sz w:val="20"/>
               </w:rPr>
-              <w:t xml:space="preserve"> опоры в составе антисдвига 4</w:t>
+              <w:t xml:space="preserve"> опоры в составе </w:t>
+            </w:r>
+            <w:proofErr w:type="spellStart"/>
+            <w:r>
+              <w:rPr>
+                <w:sz w:val="20"/>
+              </w:rPr>
+              <w:t>антисдвига</w:t>
+            </w:r>
+            <w:proofErr w:type="spellEnd"/>
+            <w:r>
+              <w:rPr>
+                <w:sz w:val="20"/>
+              </w:rPr>
+              <w:t xml:space="preserve"> 4</w:t>
             </w:r>
           </w:p>
         </w:tc>
@@ -3601,12 +5028,37 @@
                 <w:sz w:val="20"/>
               </w:rPr>
             </w:pPr>
+            <w:proofErr w:type="gramStart"/>
             <w:r>
               <w:rPr>
                 <w:sz w:val="20"/>
                 <w:lang w:val="en-US"/>
               </w:rPr>
-              <w:t>{{ project_code }}</w:t>
+              <w:t xml:space="preserve">{{ </w:t>
+            </w:r>
+            <w:proofErr w:type="spellStart"/>
+            <w:r>
+              <w:rPr>
+                <w:sz w:val="20"/>
+                <w:lang w:val="en-US"/>
+              </w:rPr>
+              <w:t>project</w:t>
+            </w:r>
+            <w:proofErr w:type="gramEnd"/>
+            <w:r>
+              <w:rPr>
+                <w:sz w:val="20"/>
+                <w:lang w:val="en-US"/>
+              </w:rPr>
+              <w:t>_code</w:t>
+            </w:r>
+            <w:proofErr w:type="spellEnd"/>
+            <w:r>
+              <w:rPr>
+                <w:sz w:val="20"/>
+                <w:lang w:val="en-US"/>
+              </w:rPr>
+              <w:t xml:space="preserve"> }}</w:t>
             </w:r>
             <w:r>
               <w:rPr>
@@ -3691,12 +5143,37 @@
                 <w:sz w:val="20"/>
               </w:rPr>
             </w:pPr>
+            <w:proofErr w:type="gramStart"/>
             <w:r>
               <w:rPr>
                 <w:sz w:val="20"/>
                 <w:lang w:val="en-US"/>
               </w:rPr>
-              <w:t>{{ project_code }}</w:t>
+              <w:t xml:space="preserve">{{ </w:t>
+            </w:r>
+            <w:proofErr w:type="spellStart"/>
+            <w:r>
+              <w:rPr>
+                <w:sz w:val="20"/>
+                <w:lang w:val="en-US"/>
+              </w:rPr>
+              <w:t>project</w:t>
+            </w:r>
+            <w:proofErr w:type="gramEnd"/>
+            <w:r>
+              <w:rPr>
+                <w:sz w:val="20"/>
+                <w:lang w:val="en-US"/>
+              </w:rPr>
+              <w:t>_code</w:t>
+            </w:r>
+            <w:proofErr w:type="spellEnd"/>
+            <w:r>
+              <w:rPr>
+                <w:sz w:val="20"/>
+                <w:lang w:val="en-US"/>
+              </w:rPr>
+              <w:t xml:space="preserve"> }}</w:t>
             </w:r>
             <w:r>
               <w:rPr>
@@ -3781,12 +5258,37 @@
                 <w:sz w:val="20"/>
               </w:rPr>
             </w:pPr>
+            <w:proofErr w:type="gramStart"/>
             <w:r>
               <w:rPr>
                 <w:sz w:val="20"/>
                 <w:lang w:val="en-US"/>
               </w:rPr>
-              <w:t>{{ project_code }}</w:t>
+              <w:t xml:space="preserve">{{ </w:t>
+            </w:r>
+            <w:proofErr w:type="spellStart"/>
+            <w:r>
+              <w:rPr>
+                <w:sz w:val="20"/>
+                <w:lang w:val="en-US"/>
+              </w:rPr>
+              <w:t>project</w:t>
+            </w:r>
+            <w:proofErr w:type="gramEnd"/>
+            <w:r>
+              <w:rPr>
+                <w:sz w:val="20"/>
+                <w:lang w:val="en-US"/>
+              </w:rPr>
+              <w:t>_code</w:t>
+            </w:r>
+            <w:proofErr w:type="spellEnd"/>
+            <w:r>
+              <w:rPr>
+                <w:sz w:val="20"/>
+                <w:lang w:val="en-US"/>
+              </w:rPr>
+              <w:t xml:space="preserve"> }}</w:t>
             </w:r>
             <w:r>
               <w:rPr>
@@ -3871,12 +5373,37 @@
                 <w:sz w:val="20"/>
               </w:rPr>
             </w:pPr>
+            <w:proofErr w:type="gramStart"/>
             <w:r>
               <w:rPr>
                 <w:sz w:val="20"/>
                 <w:lang w:val="en-US"/>
               </w:rPr>
-              <w:t>{{ project_code }}</w:t>
+              <w:t xml:space="preserve">{{ </w:t>
+            </w:r>
+            <w:proofErr w:type="spellStart"/>
+            <w:r>
+              <w:rPr>
+                <w:sz w:val="20"/>
+                <w:lang w:val="en-US"/>
+              </w:rPr>
+              <w:t>project</w:t>
+            </w:r>
+            <w:proofErr w:type="gramEnd"/>
+            <w:r>
+              <w:rPr>
+                <w:sz w:val="20"/>
+                <w:lang w:val="en-US"/>
+              </w:rPr>
+              <w:t>_code</w:t>
+            </w:r>
+            <w:proofErr w:type="spellEnd"/>
+            <w:r>
+              <w:rPr>
+                <w:sz w:val="20"/>
+                <w:lang w:val="en-US"/>
+              </w:rPr>
+              <w:t xml:space="preserve"> }}</w:t>
             </w:r>
             <w:r>
               <w:rPr>
@@ -3942,8 +5469,8 @@
           <w:rFonts w:ascii="Arial" w:hAnsi="Arial" w:cs="Arial"/>
         </w:rPr>
         <w:sectPr>
-          <w:headerReference w:type="default" r:id="rId19"/>
-          <w:footerReference w:type="default" r:id="rId20"/>
+          <w:headerReference w:type="default" r:id="rId21"/>
+          <w:footerReference w:type="default" r:id="rId22"/>
           <w:pgSz w:w="11906" w:h="16838" w:code="9"/>
           <w:pgMar w:top="567" w:right="567" w:bottom="964" w:left="1418" w:header="0" w:footer="0" w:gutter="0"/>
           <w:cols w:space="720"/>
@@ -4086,12 +5613,21 @@
                 </wp:anchor>
               </w:drawing>
             </w:r>
+            <w:proofErr w:type="spellStart"/>
             <w:r>
               <w:rPr>
                 <w:position w:val="6"/>
                 <w:szCs w:val="24"/>
               </w:rPr>
-              <w:t>Родчихин С. В.</w:t>
+              <w:t>Родчихин</w:t>
+            </w:r>
+            <w:proofErr w:type="spellEnd"/>
+            <w:r>
+              <w:rPr>
+                <w:position w:val="6"/>
+                <w:szCs w:val="24"/>
+              </w:rPr>
+              <w:t xml:space="preserve"> С. В.</w:t>
             </w:r>
           </w:p>
         </w:tc>
@@ -4127,13 +5663,41 @@
                 <w:lang w:val="en-US"/>
               </w:rPr>
             </w:pPr>
+            <w:proofErr w:type="gramStart"/>
             <w:r>
               <w:rPr>
                 <w:position w:val="6"/>
                 <w:szCs w:val="24"/>
                 <w:lang w:val="en-US"/>
               </w:rPr>
-              <w:t>{{ mm_yy }}</w:t>
+              <w:t xml:space="preserve">{{ </w:t>
+            </w:r>
+            <w:proofErr w:type="spellStart"/>
+            <w:r>
+              <w:rPr>
+                <w:position w:val="6"/>
+                <w:szCs w:val="24"/>
+                <w:lang w:val="en-US"/>
+              </w:rPr>
+              <w:t>mm</w:t>
+            </w:r>
+            <w:proofErr w:type="gramEnd"/>
+            <w:r>
+              <w:rPr>
+                <w:position w:val="6"/>
+                <w:szCs w:val="24"/>
+                <w:lang w:val="en-US"/>
+              </w:rPr>
+              <w:t>_yy</w:t>
+            </w:r>
+            <w:proofErr w:type="spellEnd"/>
+            <w:r>
+              <w:rPr>
+                <w:position w:val="6"/>
+                <w:szCs w:val="24"/>
+                <w:lang w:val="en-US"/>
+              </w:rPr>
+              <w:t xml:space="preserve"> }}</w:t>
             </w:r>
           </w:p>
         </w:tc>
@@ -4156,6 +5720,7 @@
                 <w:szCs w:val="24"/>
               </w:rPr>
             </w:pPr>
+            <w:proofErr w:type="spellStart"/>
             <w:r>
               <w:rPr>
                 <w:position w:val="6"/>
@@ -4163,6 +5728,7 @@
               </w:rPr>
               <w:t>Нормоконтролер</w:t>
             </w:r>
+            <w:proofErr w:type="spellEnd"/>
           </w:p>
         </w:tc>
         <w:tc>
@@ -4209,7 +5775,7 @@
                           <pic:cNvPicPr/>
                         </pic:nvPicPr>
                         <pic:blipFill>
-                          <a:blip r:embed="rId21">
+                          <a:blip r:embed="rId23">
                             <a:extLst>
                               <a:ext uri="{28A0092B-C50C-407E-A947-70E740481C1C}">
                                 <a14:useLocalDpi xmlns:a14="http://schemas.microsoft.com/office/drawing/2010/main" val="0"/>
@@ -4282,13 +5848,41 @@
                 <w:highlight w:val="red"/>
               </w:rPr>
             </w:pPr>
+            <w:proofErr w:type="gramStart"/>
             <w:r>
               <w:rPr>
                 <w:position w:val="6"/>
                 <w:szCs w:val="24"/>
                 <w:lang w:val="en-US"/>
               </w:rPr>
-              <w:t>{{ mm_yy }}</w:t>
+              <w:t xml:space="preserve">{{ </w:t>
+            </w:r>
+            <w:proofErr w:type="spellStart"/>
+            <w:r>
+              <w:rPr>
+                <w:position w:val="6"/>
+                <w:szCs w:val="24"/>
+                <w:lang w:val="en-US"/>
+              </w:rPr>
+              <w:t>mm</w:t>
+            </w:r>
+            <w:proofErr w:type="gramEnd"/>
+            <w:r>
+              <w:rPr>
+                <w:position w:val="6"/>
+                <w:szCs w:val="24"/>
+                <w:lang w:val="en-US"/>
+              </w:rPr>
+              <w:t>_yy</w:t>
+            </w:r>
+            <w:proofErr w:type="spellEnd"/>
+            <w:r>
+              <w:rPr>
+                <w:position w:val="6"/>
+                <w:szCs w:val="24"/>
+                <w:lang w:val="en-US"/>
+              </w:rPr>
+              <w:t xml:space="preserve"> }}</w:t>
             </w:r>
           </w:p>
         </w:tc>
@@ -4364,7 +5958,7 @@
                           <pic:cNvPicPr/>
                         </pic:nvPicPr>
                         <pic:blipFill>
-                          <a:blip r:embed="rId22" cstate="print">
+                          <a:blip r:embed="rId24" cstate="print">
                             <a:extLst>
                               <a:ext uri="{28A0092B-C50C-407E-A947-70E740481C1C}">
                                 <a14:useLocalDpi xmlns:a14="http://schemas.microsoft.com/office/drawing/2010/main" val="0"/>
@@ -4437,13 +6031,41 @@
                 <w:highlight w:val="red"/>
               </w:rPr>
             </w:pPr>
+            <w:proofErr w:type="gramStart"/>
             <w:r>
               <w:rPr>
                 <w:position w:val="6"/>
                 <w:szCs w:val="24"/>
                 <w:lang w:val="en-US"/>
               </w:rPr>
-              <w:t>{{ mm_yy }}</w:t>
+              <w:t xml:space="preserve">{{ </w:t>
+            </w:r>
+            <w:proofErr w:type="spellStart"/>
+            <w:r>
+              <w:rPr>
+                <w:position w:val="6"/>
+                <w:szCs w:val="24"/>
+                <w:lang w:val="en-US"/>
+              </w:rPr>
+              <w:t>mm</w:t>
+            </w:r>
+            <w:proofErr w:type="gramEnd"/>
+            <w:r>
+              <w:rPr>
+                <w:position w:val="6"/>
+                <w:szCs w:val="24"/>
+                <w:lang w:val="en-US"/>
+              </w:rPr>
+              <w:t>_yy</w:t>
+            </w:r>
+            <w:proofErr w:type="spellEnd"/>
+            <w:r>
+              <w:rPr>
+                <w:position w:val="6"/>
+                <w:szCs w:val="24"/>
+                <w:lang w:val="en-US"/>
+              </w:rPr>
+              <w:t xml:space="preserve"> }}</w:t>
             </w:r>
           </w:p>
         </w:tc>
@@ -4518,7 +6140,7 @@
                           <pic:cNvPicPr/>
                         </pic:nvPicPr>
                         <pic:blipFill>
-                          <a:blip r:embed="rId23" cstate="print">
+                          <a:blip r:embed="rId25" cstate="print">
                             <a:extLst>
                               <a:ext uri="{28A0092B-C50C-407E-A947-70E740481C1C}">
                                 <a14:useLocalDpi xmlns:a14="http://schemas.microsoft.com/office/drawing/2010/main" val="0"/>
@@ -4550,6 +6172,7 @@
                 </wp:anchor>
               </w:drawing>
             </w:r>
+            <w:proofErr w:type="spellStart"/>
             <w:r>
               <w:rPr>
                 <w:position w:val="6"/>
@@ -4557,6 +6180,7 @@
               </w:rPr>
               <w:t>Мельситов</w:t>
             </w:r>
+            <w:proofErr w:type="spellEnd"/>
             <w:r>
               <w:rPr>
                 <w:position w:val="6"/>
@@ -4612,13 +6236,41 @@
                 <w:highlight w:val="red"/>
               </w:rPr>
             </w:pPr>
+            <w:proofErr w:type="gramStart"/>
             <w:r>
               <w:rPr>
                 <w:position w:val="6"/>
                 <w:szCs w:val="24"/>
                 <w:lang w:val="en-US"/>
               </w:rPr>
-              <w:t>{{ mm_yy }}</w:t>
+              <w:t xml:space="preserve">{{ </w:t>
+            </w:r>
+            <w:proofErr w:type="spellStart"/>
+            <w:r>
+              <w:rPr>
+                <w:position w:val="6"/>
+                <w:szCs w:val="24"/>
+                <w:lang w:val="en-US"/>
+              </w:rPr>
+              <w:t>mm</w:t>
+            </w:r>
+            <w:proofErr w:type="gramEnd"/>
+            <w:r>
+              <w:rPr>
+                <w:position w:val="6"/>
+                <w:szCs w:val="24"/>
+                <w:lang w:val="en-US"/>
+              </w:rPr>
+              <w:t>_yy</w:t>
+            </w:r>
+            <w:proofErr w:type="spellEnd"/>
+            <w:r>
+              <w:rPr>
+                <w:position w:val="6"/>
+                <w:szCs w:val="24"/>
+                <w:lang w:val="en-US"/>
+              </w:rPr>
+              <w:t xml:space="preserve"> }}</w:t>
             </w:r>
           </w:p>
         </w:tc>
@@ -4704,8 +6356,8 @@
           <w:rFonts w:ascii="Arial" w:hAnsi="Arial" w:cs="Arial"/>
         </w:rPr>
         <w:sectPr>
-          <w:headerReference w:type="default" r:id="rId24"/>
-          <w:footerReference w:type="default" r:id="rId25"/>
+          <w:headerReference w:type="default" r:id="rId26"/>
+          <w:footerReference w:type="default" r:id="rId27"/>
           <w:pgSz w:w="11906" w:h="16838" w:code="9"/>
           <w:pgMar w:top="567" w:right="567" w:bottom="964" w:left="1418" w:header="0" w:footer="0" w:gutter="0"/>
           <w:cols w:space="720"/>
@@ -4740,7 +6392,15 @@
         <w:t xml:space="preserve">Настоящая работа содержит описание технических решений по сооружению защитных конструкций </w:t>
       </w:r>
       <w:r>
-        <w:t>типа КОЗ-У-Ш для защиты резервуарных парков и иных критически важных объектов для обеспечения непрерывного производственного цикла от беспилотных летательных аппаратов (БпЛА) самолетного типа с характеристиками 200 км/час и 200 кг, а также дронов (заброс сверху).</w:t>
+        <w:t>типа КОЗ-У-Ш для защиты резервуарных парков и иных критически важных объектов для обеспечения непрерывного производственного цикла от беспилотных летательных аппаратов (</w:t>
+      </w:r>
+      <w:proofErr w:type="spellStart"/>
+      <w:r>
+        <w:t>БпЛА</w:t>
+      </w:r>
+      <w:proofErr w:type="spellEnd"/>
+      <w:r>
+        <w:t>) самолетного типа с характеристиками 200 км/час и 200 кг, а также дронов (заброс сверху).</w:t>
       </w:r>
     </w:p>
     <w:p/>
@@ -4850,6 +6510,7 @@
         </w:rPr>
         <w:t xml:space="preserve">В административном отношении район строительства находится в </w:t>
       </w:r>
+      <w:proofErr w:type="gramStart"/>
       <w:r>
         <w:rPr>
           <w:szCs w:val="28"/>
@@ -4863,6 +6524,7 @@
         </w:rPr>
         <w:t>rayon</w:t>
       </w:r>
+      <w:proofErr w:type="gramEnd"/>
       <w:r>
         <w:rPr>
           <w:szCs w:val="28"/>
@@ -4959,12 +6621,14 @@
         </w:rPr>
         <w:t xml:space="preserve">– </w:t>
       </w:r>
+      <w:proofErr w:type="gramStart"/>
       <w:r>
         <w:rPr>
           <w:szCs w:val="28"/>
         </w:rPr>
         <w:t xml:space="preserve">{{ </w:t>
       </w:r>
+      <w:proofErr w:type="spellStart"/>
       <w:r>
         <w:rPr>
           <w:szCs w:val="28"/>
@@ -4972,6 +6636,8 @@
         </w:rPr>
         <w:t>sp</w:t>
       </w:r>
+      <w:proofErr w:type="spellEnd"/>
+      <w:proofErr w:type="gramEnd"/>
       <w:r>
         <w:rPr>
           <w:szCs w:val="28"/>
@@ -5028,12 +6694,14 @@
         </w:rPr>
         <w:t xml:space="preserve">Климатический район по ветру – </w:t>
       </w:r>
+      <w:proofErr w:type="gramStart"/>
       <w:r>
         <w:rPr>
           <w:szCs w:val="28"/>
         </w:rPr>
         <w:t xml:space="preserve">{{ </w:t>
       </w:r>
+      <w:proofErr w:type="spellStart"/>
       <w:r>
         <w:rPr>
           <w:szCs w:val="28"/>
@@ -5041,6 +6709,8 @@
         </w:rPr>
         <w:t>sp</w:t>
       </w:r>
+      <w:proofErr w:type="spellEnd"/>
+      <w:proofErr w:type="gramEnd"/>
       <w:r>
         <w:rPr>
           <w:szCs w:val="28"/>
@@ -5109,12 +6779,14 @@
         </w:rPr>
         <w:t xml:space="preserve"> – </w:t>
       </w:r>
+      <w:proofErr w:type="gramStart"/>
       <w:r>
         <w:rPr>
           <w:szCs w:val="28"/>
         </w:rPr>
         <w:t xml:space="preserve">{{ </w:t>
       </w:r>
+      <w:proofErr w:type="spellStart"/>
       <w:r>
         <w:rPr>
           <w:szCs w:val="28"/>
@@ -5122,6 +6794,8 @@
         </w:rPr>
         <w:t>golol</w:t>
       </w:r>
+      <w:proofErr w:type="spellEnd"/>
+      <w:proofErr w:type="gramEnd"/>
       <w:r>
         <w:rPr>
           <w:szCs w:val="28"/>
@@ -5204,7 +6878,15 @@
         <w:t xml:space="preserve"> защищаемых объектов </w:t>
       </w:r>
       <w:r>
-        <w:t>резервуаров и иных критически важных объектов для обеспечения непрерывного производственного цикла от беспилотных летательных аппаратов (БпЛА) самолетного типа с характеристиками 200 км/час и 200 кг, а также дронов (заброс сверху).</w:t>
+        <w:t>резервуаров и иных критически важных объектов для обеспечения непрерывного производственного цикла от беспилотных летательных аппаратов (</w:t>
+      </w:r>
+      <w:proofErr w:type="spellStart"/>
+      <w:r>
+        <w:t>БпЛА</w:t>
+      </w:r>
+      <w:proofErr w:type="spellEnd"/>
+      <w:r>
+        <w:t>) самолетного типа с характеристиками 200 км/час и 200 кг, а также дронов (заброс сверху).</w:t>
       </w:r>
     </w:p>
     <w:p>
@@ -5254,7 +6936,15 @@
         <w:t xml:space="preserve">сеткой </w:t>
       </w:r>
       <w:r>
-        <w:t>«Манье»</w:t>
+        <w:t>«</w:t>
+      </w:r>
+      <w:proofErr w:type="spellStart"/>
+      <w:r>
+        <w:t>Манье</w:t>
+      </w:r>
+      <w:proofErr w:type="spellEnd"/>
+      <w:r>
+        <w:t>»</w:t>
       </w:r>
       <w:r>
         <w:t>.</w:t>
@@ -5316,6 +7006,7 @@
       <w:r>
         <w:t>«</w:t>
       </w:r>
+      <w:proofErr w:type="gramStart"/>
       <w:r>
         <w:t xml:space="preserve">{{ </w:t>
       </w:r>
@@ -5325,6 +7016,7 @@
         </w:rPr>
         <w:t>project</w:t>
       </w:r>
+      <w:proofErr w:type="gramEnd"/>
       <w:r>
         <w:t>_</w:t>
       </w:r>
@@ -5477,7 +7169,15 @@
         <w:spacing w:after="120"/>
       </w:pPr>
       <w:r>
-        <w:t>Монтажные соединения элементов производятся на болтах класса прочности 5.8 и 8.8 по ГОСТ 7798-70. Болты комплектуются гайками класса прочности 8 и/или 5 по ГОСТ 5915-70* и шайбами по ГОСТ 11371-78*.</w:t>
+        <w:t xml:space="preserve">Монтажные соединения элементов производятся на болтах класса прочности 5.8 и 8.8 по ГОСТ </w:t>
+      </w:r>
+      <w:proofErr w:type="gramStart"/>
+      <w:r>
+        <w:t>7798-70</w:t>
+      </w:r>
+      <w:proofErr w:type="gramEnd"/>
+      <w:r>
+        <w:t>. Болты комплектуются гайками класса прочности 8 и/или 5 по ГОСТ 5915-70* и шайбами по ГОСТ 11371-78*.</w:t>
       </w:r>
     </w:p>
     <w:p>
@@ -5485,7 +7185,15 @@
         <w:spacing w:after="120"/>
       </w:pPr>
       <w:r>
-        <w:t>Сварные соединения элементов опоры и фундамента производить полуавтоматами в среде углекислого газа по ГОСТ 14771-76. Сварка производится в закрытых помещениях при положительной температуре окружающей среды. На месте сварки не должно быть атмосферных осадков, сильного ветра и сквозняков. Сварочные работы выполняются до оцинковки изделия.</w:t>
+        <w:t xml:space="preserve">Сварные соединения элементов опоры и фундамента производить полуавтоматами в среде углекислого газа по ГОСТ </w:t>
+      </w:r>
+      <w:proofErr w:type="gramStart"/>
+      <w:r>
+        <w:t>14771-76</w:t>
+      </w:r>
+      <w:proofErr w:type="gramEnd"/>
+      <w:r>
+        <w:t>. Сварка производится в закрытых помещениях при положительной температуре окружающей среды. На месте сварки не должно быть атмосферных осадков, сильного ветра и сквозняков. Сварочные работы выполняются до оцинковки изделия.</w:t>
       </w:r>
     </w:p>
     <w:p>
@@ -5504,7 +7212,23 @@
         <w:ind w:firstLine="0"/>
       </w:pPr>
       <w:r>
-        <w:t>Антикоррозийное покрытие металлоконструкций – горячее цинкование по ГОСТ 9.307-89, с толщиной защитного слоя не менее 80 мкм. Антикоррозийное покрытие элементов крепежа (болтов, гаек, шайб и т.п.) - методом горячего оцинкования по ГОСТ 9.307-89, толщиной покрытия не менее 42 мкм и/или термодиффузионным оцинкованием по ГОСТ 9.316-2006, толщиной не менее 21 мкм.</w:t>
+        <w:t xml:space="preserve">Антикоррозийное покрытие металлоконструкций – горячее цинкование по ГОСТ </w:t>
+      </w:r>
+      <w:proofErr w:type="gramStart"/>
+      <w:r>
+        <w:t>9.307-89</w:t>
+      </w:r>
+      <w:proofErr w:type="gramEnd"/>
+      <w:r>
+        <w:t xml:space="preserve">, с толщиной защитного слоя не менее 80 мкм. Антикоррозийное покрытие элементов крепежа (болтов, гаек, шайб и </w:t>
+      </w:r>
+      <w:proofErr w:type="gramStart"/>
+      <w:r>
+        <w:t>т.п.</w:t>
+      </w:r>
+      <w:proofErr w:type="gramEnd"/>
+      <w:r>
+        <w:t>) - методом горячего оцинкования по ГОСТ 9.307-89, толщиной покрытия не менее 42 мкм и/или термодиффузионным оцинкованием по ГОСТ 9.316-2006, толщиной не менее 21 мкм.</w:t>
       </w:r>
     </w:p>
     <w:p>
@@ -5537,7 +7261,43 @@
           <w:szCs w:val="28"/>
           <w:shd w:val="clear" w:color="auto" w:fill="FFFFFF"/>
         </w:rPr>
-        <w:t>Конструкция опирается на антисдвиг 4-го типа. Под антисдвигом 4-го типа замещается грунт песчано-щебеночной смесью.</w:t>
+        <w:t xml:space="preserve">Конструкция опирается на </w:t>
+      </w:r>
+      <w:proofErr w:type="spellStart"/>
+      <w:r>
+        <w:rPr>
+          <w:color w:val="2C2D2E"/>
+          <w:szCs w:val="28"/>
+          <w:shd w:val="clear" w:color="auto" w:fill="FFFFFF"/>
+        </w:rPr>
+        <w:t>антисдвиг</w:t>
+      </w:r>
+      <w:proofErr w:type="spellEnd"/>
+      <w:r>
+        <w:rPr>
+          <w:color w:val="2C2D2E"/>
+          <w:szCs w:val="28"/>
+          <w:shd w:val="clear" w:color="auto" w:fill="FFFFFF"/>
+        </w:rPr>
+        <w:t xml:space="preserve"> 4-го типа. Под </w:t>
+      </w:r>
+      <w:proofErr w:type="spellStart"/>
+      <w:r>
+        <w:rPr>
+          <w:color w:val="2C2D2E"/>
+          <w:szCs w:val="28"/>
+          <w:shd w:val="clear" w:color="auto" w:fill="FFFFFF"/>
+        </w:rPr>
+        <w:t>антисдвигом</w:t>
+      </w:r>
+      <w:proofErr w:type="spellEnd"/>
+      <w:r>
+        <w:rPr>
+          <w:color w:val="2C2D2E"/>
+          <w:szCs w:val="28"/>
+          <w:shd w:val="clear" w:color="auto" w:fill="FFFFFF"/>
+        </w:rPr>
+        <w:t xml:space="preserve"> 4-го типа замещается грунт песчано-щебеночной смесью.</w:t>
       </w:r>
     </w:p>
     <w:p>
@@ -5623,14 +7383,36 @@
         <w:rPr>
           <w:lang w:val="en-US"/>
         </w:rPr>
-        <w:t>{%p for i in range(kozu_tkr</w:t>
-      </w:r>
+        <w:t xml:space="preserve">{%p for </w:t>
+      </w:r>
+      <w:proofErr w:type="spellStart"/>
       <w:r>
         <w:rPr>
           <w:lang w:val="en-US"/>
         </w:rPr>
+        <w:t>i</w:t>
+      </w:r>
+      <w:proofErr w:type="spellEnd"/>
+      <w:r>
+        <w:rPr>
+          <w:lang w:val="en-US"/>
+        </w:rPr>
+        <w:t xml:space="preserve"> in range(</w:t>
+      </w:r>
+      <w:proofErr w:type="spellStart"/>
+      <w:r>
+        <w:rPr>
+          <w:lang w:val="en-US"/>
+        </w:rPr>
+        <w:t>kozu_tkr</w:t>
+      </w:r>
+      <w:r>
+        <w:rPr>
+          <w:lang w:val="en-US"/>
+        </w:rPr>
         <w:t>|length</w:t>
       </w:r>
+      <w:proofErr w:type="spellEnd"/>
       <w:r>
         <w:rPr>
           <w:lang w:val="en-US"/>
@@ -5645,17 +7427,47 @@
           <w:lang w:val="en-US"/>
         </w:rPr>
       </w:pPr>
+      <w:proofErr w:type="gramStart"/>
       <w:r>
         <w:rPr>
           <w:lang w:val="en-US"/>
         </w:rPr>
         <w:t xml:space="preserve">{{ </w:t>
       </w:r>
+      <w:proofErr w:type="spellStart"/>
       <w:r>
         <w:rPr>
           <w:lang w:val="en-US"/>
         </w:rPr>
-        <w:t>kozu_tkr[i]</w:t>
+        <w:t>kozu</w:t>
+      </w:r>
+      <w:proofErr w:type="gramEnd"/>
+      <w:r>
+        <w:rPr>
+          <w:lang w:val="en-US"/>
+        </w:rPr>
+        <w:t>_tkr</w:t>
+      </w:r>
+      <w:proofErr w:type="spellEnd"/>
+      <w:r>
+        <w:rPr>
+          <w:lang w:val="en-US"/>
+        </w:rPr>
+        <w:t>[</w:t>
+      </w:r>
+      <w:proofErr w:type="spellStart"/>
+      <w:r>
+        <w:rPr>
+          <w:lang w:val="en-US"/>
+        </w:rPr>
+        <w:t>i</w:t>
+      </w:r>
+      <w:proofErr w:type="spellEnd"/>
+      <w:r>
+        <w:rPr>
+          <w:lang w:val="en-US"/>
+        </w:rPr>
+        <w:t>]</w:t>
       </w:r>
       <w:r>
         <w:rPr>
@@ -5690,12 +7502,14 @@
         </w:rPr>
         <w:t xml:space="preserve"> </w:t>
       </w:r>
+      <w:proofErr w:type="spellStart"/>
       <w:r>
         <w:rPr>
           <w:lang w:val="en-US"/>
         </w:rPr>
         <w:t>endfor</w:t>
       </w:r>
+      <w:proofErr w:type="spellEnd"/>
       <w:r>
         <w:rPr>
           <w:lang w:val="en-US"/>
@@ -5936,12 +7750,14 @@
         </w:rPr>
         <w:t xml:space="preserve"> располагаются на территории </w:t>
       </w:r>
+      <w:proofErr w:type="gramStart"/>
       <w:r>
         <w:rPr>
           <w:rFonts w:eastAsia="TimesNewRomanPSMT"/>
         </w:rPr>
         <w:t xml:space="preserve">{{ </w:t>
       </w:r>
+      <w:proofErr w:type="spellStart"/>
       <w:r>
         <w:rPr>
           <w:rFonts w:eastAsia="TimesNewRomanPSMT"/>
@@ -5949,12 +7765,15 @@
         </w:rPr>
         <w:t>territoria</w:t>
       </w:r>
+      <w:proofErr w:type="spellEnd"/>
+      <w:proofErr w:type="gramEnd"/>
       <w:r>
         <w:rPr>
           <w:rFonts w:eastAsia="TimesNewRomanPSMT"/>
         </w:rPr>
         <w:t>_</w:t>
       </w:r>
+      <w:proofErr w:type="spellStart"/>
       <w:r>
         <w:rPr>
           <w:rFonts w:eastAsia="TimesNewRomanPSMT"/>
@@ -5962,6 +7781,7 @@
         </w:rPr>
         <w:t>raspoloj</w:t>
       </w:r>
+      <w:proofErr w:type="spellEnd"/>
       <w:r>
         <w:rPr>
           <w:rFonts w:eastAsia="TimesNewRomanPSMT"/>
@@ -6022,12 +7842,14 @@
         </w:rPr>
         <w:t xml:space="preserve">объектов осуществляется на территории </w:t>
       </w:r>
+      <w:proofErr w:type="gramStart"/>
       <w:r>
         <w:rPr>
           <w:rFonts w:eastAsia="TimesNewRomanPSMT"/>
         </w:rPr>
         <w:t xml:space="preserve">{{ </w:t>
       </w:r>
+      <w:proofErr w:type="spellStart"/>
       <w:r>
         <w:rPr>
           <w:rFonts w:eastAsia="TimesNewRomanPSMT"/>
@@ -6035,12 +7857,15 @@
         </w:rPr>
         <w:t>territoria</w:t>
       </w:r>
+      <w:proofErr w:type="spellEnd"/>
+      <w:proofErr w:type="gramEnd"/>
       <w:r>
         <w:rPr>
           <w:rFonts w:eastAsia="TimesNewRomanPSMT"/>
         </w:rPr>
         <w:t>_</w:t>
       </w:r>
+      <w:proofErr w:type="spellStart"/>
       <w:r>
         <w:rPr>
           <w:rFonts w:eastAsia="TimesNewRomanPSMT"/>
@@ -6048,6 +7873,7 @@
         </w:rPr>
         <w:t>raspoloj</w:t>
       </w:r>
+      <w:proofErr w:type="spellEnd"/>
       <w:r>
         <w:rPr>
           <w:rFonts w:eastAsia="TimesNewRomanPSMT"/>
@@ -6144,14 +7970,36 @@
         <w:rPr>
           <w:rFonts w:eastAsia="TimesNewRomanPSMT"/>
         </w:rPr>
-        <w:t xml:space="preserve"> не применялись. Применяемые опоры и узлы разработаны ООО «СевЗап НЦП </w:t>
-      </w:r>
+        <w:t xml:space="preserve"> не применялись. Применяемые опоры и узлы разработаны ООО «</w:t>
+      </w:r>
+      <w:proofErr w:type="spellStart"/>
       <w:r>
         <w:rPr>
           <w:rFonts w:eastAsia="TimesNewRomanPSMT"/>
         </w:rPr>
+        <w:t>СевЗап</w:t>
+      </w:r>
+      <w:proofErr w:type="spellEnd"/>
+      <w:r>
+        <w:rPr>
+          <w:rFonts w:eastAsia="TimesNewRomanPSMT"/>
+        </w:rPr>
+        <w:t xml:space="preserve"> НЦП </w:t>
+      </w:r>
+      <w:proofErr w:type="spellStart"/>
+      <w:r>
+        <w:rPr>
+          <w:rFonts w:eastAsia="TimesNewRomanPSMT"/>
+        </w:rPr>
         <w:lastRenderedPageBreak/>
-        <w:t>Архимет» на основе собственных базовых конструкций, модернизированных для данно</w:t>
+        <w:t>Архимет</w:t>
+      </w:r>
+      <w:proofErr w:type="spellEnd"/>
+      <w:r>
+        <w:rPr>
+          <w:rFonts w:eastAsia="TimesNewRomanPSMT"/>
+        </w:rPr>
+        <w:t>» на основе собственных базовых конструкций, модернизированных для данно</w:t>
       </w:r>
       <w:r>
         <w:rPr>
@@ -6420,6 +8268,7 @@
         </w:rPr>
         <w:t xml:space="preserve"> </w:t>
       </w:r>
+      <w:proofErr w:type="gramStart"/>
       <w:r>
         <w:rPr>
           <w:rFonts w:eastAsia="TimesNewRomanPSMT"/>
@@ -6432,6 +8281,7 @@
         </w:rPr>
         <w:t>-2</w:t>
       </w:r>
+      <w:proofErr w:type="gramEnd"/>
       <w:r>
         <w:rPr>
           <w:rFonts w:eastAsia="TimesNewRomanPSMT"/>
@@ -6475,6 +8325,7 @@
         </w:rPr>
         <w:t xml:space="preserve">ода в эксплуатацию – </w:t>
       </w:r>
+      <w:proofErr w:type="gramStart"/>
       <w:r>
         <w:rPr>
           <w:rFonts w:eastAsia="TimesNewRomanPSMT"/>
@@ -6488,12 +8339,14 @@
         </w:rPr>
         <w:t>god</w:t>
       </w:r>
+      <w:proofErr w:type="gramEnd"/>
       <w:r>
         <w:rPr>
           <w:rFonts w:eastAsia="TimesNewRomanPSMT"/>
         </w:rPr>
         <w:t>_</w:t>
       </w:r>
+      <w:proofErr w:type="spellStart"/>
       <w:r>
         <w:rPr>
           <w:rFonts w:eastAsia="TimesNewRomanPSMT"/>
@@ -6501,6 +8354,7 @@
         </w:rPr>
         <w:t>vvoda</w:t>
       </w:r>
+      <w:proofErr w:type="spellEnd"/>
       <w:r>
         <w:rPr>
           <w:rFonts w:eastAsia="TimesNewRomanPSMT"/>
@@ -6520,6 +8374,7 @@
         </w:rPr>
         <w:t>_</w:t>
       </w:r>
+      <w:proofErr w:type="spellStart"/>
       <w:r>
         <w:rPr>
           <w:rFonts w:eastAsia="TimesNewRomanPSMT"/>
@@ -6527,6 +8382,7 @@
         </w:rPr>
         <w:t>ekspl</w:t>
       </w:r>
+      <w:proofErr w:type="spellEnd"/>
       <w:r>
         <w:rPr>
           <w:rFonts w:eastAsia="TimesNewRomanPSMT"/>
@@ -6600,8 +8456,13 @@
         <w:t xml:space="preserve">, которые выдерживают расчетные нагрузки от </w:t>
       </w:r>
       <w:r>
-        <w:t>ветра, веса снега и гололеда, а также динамические нагрузки при воздействии на них ударной нагрузки от летящих БпЛА</w:t>
-      </w:r>
+        <w:t xml:space="preserve">ветра, веса снега и гололеда, а также динамические нагрузки при воздействии на них ударной нагрузки от летящих </w:t>
+      </w:r>
+      <w:proofErr w:type="spellStart"/>
+      <w:r>
+        <w:t>БпЛА</w:t>
+      </w:r>
+      <w:proofErr w:type="spellEnd"/>
       <w:r>
         <w:t>.</w:t>
       </w:r>
@@ -6618,7 +8479,15 @@
     </w:p>
     <w:p>
       <w:r>
-        <w:t>собственный вес тросов, строительных конструкций, линейной арматуры; тяжение тросов при среднегодовой температуре и отсутствии ветра и гололеда; воздействие предварительного напряжения конструкций</w:t>
+        <w:t xml:space="preserve">собственный вес тросов, строительных конструкций, линейной арматуры; </w:t>
+      </w:r>
+      <w:proofErr w:type="spellStart"/>
+      <w:r>
+        <w:t>тяжение</w:t>
+      </w:r>
+      <w:proofErr w:type="spellEnd"/>
+      <w:r>
+        <w:t xml:space="preserve"> тросов при среднегодовой температуре и отсутствии ветра и гололеда; воздействие предварительного напряжения конструкций</w:t>
       </w:r>
       <w:r>
         <w:t>.</w:t>
@@ -6641,7 +8510,15 @@
     </w:p>
     <w:p>
       <w:r>
-        <w:t>давление ветра на тросы и опоры - свободные от гололеда и покрытые гололедом; вес отложений гололеда на тросах, опорах; тяжение тросов сверх их значений при среднегодовой температуре; нагрузки, возникающие при изготовлении и перевозке конструкций, а также при монтаже строительных конструкций, проводов и тросов.</w:t>
+        <w:t xml:space="preserve">давление ветра на тросы и опоры - свободные от гололеда и покрытые гололедом; вес отложений гололеда на тросах, опорах; </w:t>
+      </w:r>
+      <w:proofErr w:type="spellStart"/>
+      <w:r>
+        <w:t>тяжение</w:t>
+      </w:r>
+      <w:proofErr w:type="spellEnd"/>
+      <w:r>
+        <w:t xml:space="preserve"> тросов сверх их значений при среднегодовой температуре; нагрузки, возникающие при изготовлении и перевозке конструкций, а также при монтаже строительных конструкций, проводов и тросов.</w:t>
       </w:r>
     </w:p>
     <w:p>
@@ -6650,9 +8527,11 @@
       </w:r>
     </w:p>
     <w:p>
+      <w:proofErr w:type="gramStart"/>
       <w:r>
         <w:t>нагрузки</w:t>
       </w:r>
+      <w:proofErr w:type="gramEnd"/>
       <w:r>
         <w:t xml:space="preserve"> </w:t>
       </w:r>
@@ -6663,7 +8542,15 @@
         <w:t xml:space="preserve">при ударе </w:t>
       </w:r>
       <w:r>
-        <w:t>от летящих БпЛА.</w:t>
+        <w:t xml:space="preserve">от летящих </w:t>
+      </w:r>
+      <w:proofErr w:type="spellStart"/>
+      <w:r>
+        <w:t>БпЛА</w:t>
+      </w:r>
+      <w:proofErr w:type="spellEnd"/>
+      <w:r>
+        <w:t>.</w:t>
       </w:r>
     </w:p>
     <w:p>
@@ -6906,13 +8793,41 @@
                 <w:lang w:val="en-US"/>
               </w:rPr>
             </w:pPr>
+            <w:proofErr w:type="gramStart"/>
             <w:r>
               <w:rPr>
                 <w:rFonts w:eastAsia="MS Mincho"/>
                 <w:szCs w:val="24"/>
                 <w:lang w:val="en-US"/>
               </w:rPr>
-              <w:t>{{ sp_ice_region }}</w:t>
+              <w:t xml:space="preserve">{{ </w:t>
+            </w:r>
+            <w:proofErr w:type="spellStart"/>
+            <w:r>
+              <w:rPr>
+                <w:rFonts w:eastAsia="MS Mincho"/>
+                <w:szCs w:val="24"/>
+                <w:lang w:val="en-US"/>
+              </w:rPr>
+              <w:t>sp</w:t>
+            </w:r>
+            <w:proofErr w:type="gramEnd"/>
+            <w:r>
+              <w:rPr>
+                <w:rFonts w:eastAsia="MS Mincho"/>
+                <w:szCs w:val="24"/>
+                <w:lang w:val="en-US"/>
+              </w:rPr>
+              <w:t>_ice_region</w:t>
+            </w:r>
+            <w:proofErr w:type="spellEnd"/>
+            <w:r>
+              <w:rPr>
+                <w:rFonts w:eastAsia="MS Mincho"/>
+                <w:szCs w:val="24"/>
+                <w:lang w:val="en-US"/>
+              </w:rPr>
+              <w:t xml:space="preserve"> }}</w:t>
             </w:r>
           </w:p>
           <w:p>
@@ -6926,14 +8841,34 @@
                 <w:lang w:val="en-US"/>
               </w:rPr>
             </w:pPr>
+            <w:proofErr w:type="gramStart"/>
             <w:r>
               <w:rPr>
                 <w:rFonts w:eastAsia="MS Mincho"/>
                 <w:szCs w:val="24"/>
                 <w:lang w:val="en-US"/>
               </w:rPr>
-              <w:t>{{ snow_nagr</w:t>
-            </w:r>
+              <w:t xml:space="preserve">{{ </w:t>
+            </w:r>
+            <w:proofErr w:type="spellStart"/>
+            <w:r>
+              <w:rPr>
+                <w:rFonts w:eastAsia="MS Mincho"/>
+                <w:szCs w:val="24"/>
+                <w:lang w:val="en-US"/>
+              </w:rPr>
+              <w:t>snow</w:t>
+            </w:r>
+            <w:proofErr w:type="gramEnd"/>
+            <w:r>
+              <w:rPr>
+                <w:rFonts w:eastAsia="MS Mincho"/>
+                <w:szCs w:val="24"/>
+                <w:lang w:val="en-US"/>
+              </w:rPr>
+              <w:t>_nagr</w:t>
+            </w:r>
+            <w:proofErr w:type="spellEnd"/>
           </w:p>
           <w:p>
             <w:pPr>
@@ -7050,13 +8985,41 @@
                 <w:lang w:val="en-US"/>
               </w:rPr>
             </w:pPr>
+            <w:proofErr w:type="gramStart"/>
             <w:r>
               <w:rPr>
                 <w:rFonts w:eastAsia="MS Mincho"/>
                 <w:szCs w:val="24"/>
                 <w:lang w:val="en-US"/>
               </w:rPr>
-              <w:t>{{ sp_wind_region }}</w:t>
+              <w:t xml:space="preserve">{{ </w:t>
+            </w:r>
+            <w:proofErr w:type="spellStart"/>
+            <w:r>
+              <w:rPr>
+                <w:rFonts w:eastAsia="MS Mincho"/>
+                <w:szCs w:val="24"/>
+                <w:lang w:val="en-US"/>
+              </w:rPr>
+              <w:t>sp</w:t>
+            </w:r>
+            <w:proofErr w:type="gramEnd"/>
+            <w:r>
+              <w:rPr>
+                <w:rFonts w:eastAsia="MS Mincho"/>
+                <w:szCs w:val="24"/>
+                <w:lang w:val="en-US"/>
+              </w:rPr>
+              <w:t>_wind_region</w:t>
+            </w:r>
+            <w:proofErr w:type="spellEnd"/>
+            <w:r>
+              <w:rPr>
+                <w:rFonts w:eastAsia="MS Mincho"/>
+                <w:szCs w:val="24"/>
+                <w:lang w:val="en-US"/>
+              </w:rPr>
+              <w:t xml:space="preserve"> }}</w:t>
             </w:r>
           </w:p>
           <w:p>
@@ -7071,13 +9034,41 @@
                 <w:lang w:val="en-US"/>
               </w:rPr>
             </w:pPr>
+            <w:proofErr w:type="gramStart"/>
             <w:r>
               <w:rPr>
                 <w:rFonts w:eastAsia="MS Mincho"/>
                 <w:szCs w:val="24"/>
                 <w:lang w:val="en-US"/>
               </w:rPr>
-              <w:t>{{ wind_nagr }}</w:t>
+              <w:t xml:space="preserve">{{ </w:t>
+            </w:r>
+            <w:proofErr w:type="spellStart"/>
+            <w:r>
+              <w:rPr>
+                <w:rFonts w:eastAsia="MS Mincho"/>
+                <w:szCs w:val="24"/>
+                <w:lang w:val="en-US"/>
+              </w:rPr>
+              <w:t>wind</w:t>
+            </w:r>
+            <w:proofErr w:type="gramEnd"/>
+            <w:r>
+              <w:rPr>
+                <w:rFonts w:eastAsia="MS Mincho"/>
+                <w:szCs w:val="24"/>
+                <w:lang w:val="en-US"/>
+              </w:rPr>
+              <w:t>_nagr</w:t>
+            </w:r>
+            <w:proofErr w:type="spellEnd"/>
+            <w:r>
+              <w:rPr>
+                <w:rFonts w:eastAsia="MS Mincho"/>
+                <w:szCs w:val="24"/>
+                <w:lang w:val="en-US"/>
+              </w:rPr>
+              <w:t xml:space="preserve"> }}</w:t>
             </w:r>
           </w:p>
         </w:tc>
@@ -7133,16 +9124,25 @@
                 <w:rFonts w:eastAsia="MS Mincho"/>
                 <w:szCs w:val="24"/>
               </w:rPr>
-              <w:t>Минимальная температура, С</w:t>
-            </w:r>
+              <w:t>Минимальная температура</w:t>
+            </w:r>
+            <w:proofErr w:type="gramStart"/>
             <w:r>
               <w:rPr>
                 <w:rFonts w:eastAsia="MS Mincho"/>
                 <w:szCs w:val="24"/>
+              </w:rPr>
+              <w:t>, С</w:t>
+            </w:r>
+            <w:r>
+              <w:rPr>
+                <w:rFonts w:eastAsia="MS Mincho"/>
+                <w:szCs w:val="24"/>
                 <w:vertAlign w:val="superscript"/>
               </w:rPr>
               <w:t>о</w:t>
             </w:r>
+            <w:proofErr w:type="gramEnd"/>
           </w:p>
         </w:tc>
         <w:tc>
@@ -7166,13 +9166,41 @@
                 <w:lang w:val="en-US"/>
               </w:rPr>
             </w:pPr>
+            <w:proofErr w:type="gramStart"/>
             <w:r>
               <w:rPr>
                 <w:rFonts w:eastAsia="MS Mincho"/>
                 <w:szCs w:val="24"/>
                 <w:lang w:val="en-US"/>
               </w:rPr>
-              <w:t>{{ min_temp }}</w:t>
+              <w:t xml:space="preserve">{{ </w:t>
+            </w:r>
+            <w:proofErr w:type="spellStart"/>
+            <w:r>
+              <w:rPr>
+                <w:rFonts w:eastAsia="MS Mincho"/>
+                <w:szCs w:val="24"/>
+                <w:lang w:val="en-US"/>
+              </w:rPr>
+              <w:t>min</w:t>
+            </w:r>
+            <w:proofErr w:type="gramEnd"/>
+            <w:r>
+              <w:rPr>
+                <w:rFonts w:eastAsia="MS Mincho"/>
+                <w:szCs w:val="24"/>
+                <w:lang w:val="en-US"/>
+              </w:rPr>
+              <w:t>_temp</w:t>
+            </w:r>
+            <w:proofErr w:type="spellEnd"/>
+            <w:r>
+              <w:rPr>
+                <w:rFonts w:eastAsia="MS Mincho"/>
+                <w:szCs w:val="24"/>
+                <w:lang w:val="en-US"/>
+              </w:rPr>
+              <w:t xml:space="preserve"> }}</w:t>
             </w:r>
           </w:p>
         </w:tc>
@@ -7226,16 +9254,25 @@
                 <w:rFonts w:eastAsia="MS Mincho"/>
                 <w:szCs w:val="24"/>
               </w:rPr>
-              <w:t>Максимальная температура, С</w:t>
-            </w:r>
+              <w:t>Максимальная температура</w:t>
+            </w:r>
+            <w:proofErr w:type="gramStart"/>
             <w:r>
               <w:rPr>
                 <w:rFonts w:eastAsia="MS Mincho"/>
                 <w:szCs w:val="24"/>
+              </w:rPr>
+              <w:t>, С</w:t>
+            </w:r>
+            <w:r>
+              <w:rPr>
+                <w:rFonts w:eastAsia="MS Mincho"/>
+                <w:szCs w:val="24"/>
                 <w:vertAlign w:val="superscript"/>
               </w:rPr>
               <w:t>о</w:t>
             </w:r>
+            <w:proofErr w:type="gramEnd"/>
           </w:p>
         </w:tc>
         <w:tc>
@@ -7260,13 +9297,41 @@
                 <w:highlight w:val="red"/>
               </w:rPr>
             </w:pPr>
+            <w:proofErr w:type="gramStart"/>
             <w:r>
               <w:rPr>
                 <w:rFonts w:eastAsia="MS Mincho"/>
                 <w:szCs w:val="24"/>
                 <w:lang w:val="en-US"/>
               </w:rPr>
-              <w:t>{{ max_temp }}</w:t>
+              <w:t xml:space="preserve">{{ </w:t>
+            </w:r>
+            <w:proofErr w:type="spellStart"/>
+            <w:r>
+              <w:rPr>
+                <w:rFonts w:eastAsia="MS Mincho"/>
+                <w:szCs w:val="24"/>
+                <w:lang w:val="en-US"/>
+              </w:rPr>
+              <w:t>max</w:t>
+            </w:r>
+            <w:proofErr w:type="gramEnd"/>
+            <w:r>
+              <w:rPr>
+                <w:rFonts w:eastAsia="MS Mincho"/>
+                <w:szCs w:val="24"/>
+                <w:lang w:val="en-US"/>
+              </w:rPr>
+              <w:t>_temp</w:t>
+            </w:r>
+            <w:proofErr w:type="spellEnd"/>
+            <w:r>
+              <w:rPr>
+                <w:rFonts w:eastAsia="MS Mincho"/>
+                <w:szCs w:val="24"/>
+                <w:lang w:val="en-US"/>
+              </w:rPr>
+              <w:t xml:space="preserve"> }}</w:t>
             </w:r>
           </w:p>
         </w:tc>
@@ -7346,6 +9411,7 @@
                 <w:highlight w:val="red"/>
               </w:rPr>
             </w:pPr>
+            <w:proofErr w:type="gramStart"/>
             <w:r>
               <w:rPr>
                 <w:rFonts w:eastAsia="MS Mincho"/>
@@ -7354,14 +9420,25 @@
               </w:rPr>
               <w:t xml:space="preserve">{{ </w:t>
             </w:r>
+            <w:proofErr w:type="spellStart"/>
             <w:r>
               <w:rPr>
                 <w:rFonts w:eastAsia="MS Mincho"/>
                 <w:szCs w:val="24"/>
                 <w:lang w:val="en-US"/>
               </w:rPr>
-              <w:t>golol_rayon</w:t>
-            </w:r>
+              <w:t>golol</w:t>
+            </w:r>
+            <w:proofErr w:type="gramEnd"/>
+            <w:r>
+              <w:rPr>
+                <w:rFonts w:eastAsia="MS Mincho"/>
+                <w:szCs w:val="24"/>
+                <w:lang w:val="en-US"/>
+              </w:rPr>
+              <w:t>_rayon</w:t>
+            </w:r>
+            <w:proofErr w:type="spellEnd"/>
             <w:r>
               <w:rPr>
                 <w:rFonts w:eastAsia="MS Mincho"/>
@@ -7443,7 +9520,15 @@
         <w:t xml:space="preserve"> расчета нагрузок </w:t>
       </w:r>
       <w:r>
-        <w:t>при воздействии на них ударной нагрузки от летящих БпЛА приведена в Приложении А</w:t>
+        <w:t xml:space="preserve">при воздействии на них ударной нагрузки от летящих </w:t>
+      </w:r>
+      <w:proofErr w:type="spellStart"/>
+      <w:r>
+        <w:t>БпЛА</w:t>
+      </w:r>
+      <w:proofErr w:type="spellEnd"/>
+      <w:r>
+        <w:t xml:space="preserve"> приведена в Приложении А</w:t>
       </w:r>
       <w:r>
         <w:t xml:space="preserve"> </w:t>
@@ -7451,6 +9536,7 @@
       <w:r>
         <w:t>тома «</w:t>
       </w:r>
+      <w:proofErr w:type="gramStart"/>
       <w:r>
         <w:t xml:space="preserve">{{ </w:t>
       </w:r>
@@ -7460,6 +9546,7 @@
         </w:rPr>
         <w:t>project</w:t>
       </w:r>
+      <w:proofErr w:type="gramEnd"/>
       <w:r>
         <w:t>_</w:t>
       </w:r>
@@ -7568,7 +9655,15 @@
     </w:p>
     <w:p>
       <w:r>
-        <w:t>Геометрическое моделирование выполнялось в ВК Structure CAD.</w:t>
+        <w:t xml:space="preserve">Геометрическое моделирование выполнялось в ВК </w:t>
+      </w:r>
+      <w:proofErr w:type="spellStart"/>
+      <w:r>
+        <w:t>Structure</w:t>
+      </w:r>
+      <w:proofErr w:type="spellEnd"/>
+      <w:r>
+        <w:t xml:space="preserve"> CAD.</w:t>
       </w:r>
     </w:p>
     <w:p>
@@ -7584,7 +9679,23 @@
     </w:p>
     <w:p>
       <w:r>
-        <w:t>Из расчетных загружений были составлены расчетные комбинации загружений. Проверка прочности элементов выполнялась по расчетным сочетаниям усилий.</w:t>
+        <w:t xml:space="preserve">Из расчетных </w:t>
+      </w:r>
+      <w:proofErr w:type="spellStart"/>
+      <w:r>
+        <w:t>загружений</w:t>
+      </w:r>
+      <w:proofErr w:type="spellEnd"/>
+      <w:r>
+        <w:t xml:space="preserve"> были составлены расчетные комбинации </w:t>
+      </w:r>
+      <w:proofErr w:type="spellStart"/>
+      <w:r>
+        <w:t>загружений</w:t>
+      </w:r>
+      <w:proofErr w:type="spellEnd"/>
+      <w:r>
+        <w:t>. Проверка прочности элементов выполнялась по расчетным сочетаниям усилий.</w:t>
       </w:r>
     </w:p>
     <w:p>
@@ -7626,7 +9737,15 @@
         <w:t xml:space="preserve"> нагрузок </w:t>
       </w:r>
       <w:r>
-        <w:t>при воздействии на них ударной нагрузки от летящих БпЛА.</w:t>
+        <w:t xml:space="preserve">при воздействии на них ударной нагрузки от летящих </w:t>
+      </w:r>
+      <w:proofErr w:type="spellStart"/>
+      <w:r>
+        <w:t>БпЛА</w:t>
+      </w:r>
+      <w:proofErr w:type="spellEnd"/>
+      <w:r>
+        <w:t>.</w:t>
       </w:r>
     </w:p>
     <w:p>
@@ -7636,7 +9755,15 @@
         </w:rPr>
       </w:pPr>
       <w:r>
-        <w:t xml:space="preserve">3. Расчеты несущей способности элементов по первой (по прочности и устойчивости) и второй (по деформативности) группам предельных состояний. </w:t>
+        <w:t xml:space="preserve">3. Расчеты несущей способности элементов по первой (по прочности и устойчивости) и второй (по </w:t>
+      </w:r>
+      <w:proofErr w:type="spellStart"/>
+      <w:r>
+        <w:t>деформативности</w:t>
+      </w:r>
+      <w:proofErr w:type="spellEnd"/>
+      <w:r>
+        <w:t xml:space="preserve">) группам предельных состояний. </w:t>
       </w:r>
       <w:r>
         <w:t>Конструкция</w:t>
@@ -7670,7 +9797,15 @@
     </w:p>
     <w:p>
       <w:r>
-        <w:t>В основу расчета положен метод конечных элементов с использованием в качестве основных неизвестных перемещений и поворотов узлов расчетной схемы. В связи с этим идеализация конструкции выполнена в форме, приспособленной к использованию этого метода, а именно: система представлена в виде набора тел стандартного типа (стержней, пластин, оболочек и т.д.), называемых конечными элементами и присоединенных к узлам.</w:t>
+        <w:t xml:space="preserve">В основу расчета положен метод конечных элементов с использованием в качестве основных неизвестных перемещений и поворотов узлов расчетной схемы. В связи с этим идеализация конструкции выполнена в форме, приспособленной к использованию этого метода, а именно: система представлена в виде набора тел стандартного типа (стержней, пластин, оболочек и </w:t>
+      </w:r>
+      <w:proofErr w:type="gramStart"/>
+      <w:r>
+        <w:t>т.д.</w:t>
+      </w:r>
+      <w:proofErr w:type="gramEnd"/>
+      <w:r>
+        <w:t>), называемых конечными элементами и присоединенных к узлам.</w:t>
       </w:r>
     </w:p>
     <w:p>
@@ -7680,7 +9815,15 @@
     </w:p>
     <w:p>
       <w:r>
-        <w:t xml:space="preserve">Узел в расчетной схеме метода перемещений представляется в виде абсолютно жесткого тела исчезающемалых размеров. Положение узла в пространстве при деформациях системы определяется координатами центра и </w:t>
+        <w:t xml:space="preserve">Узел в расчетной схеме метода перемещений представляется в виде абсолютно жесткого тела </w:t>
+      </w:r>
+      <w:proofErr w:type="spellStart"/>
+      <w:r>
+        <w:t>исчезающемалых</w:t>
+      </w:r>
+      <w:proofErr w:type="spellEnd"/>
+      <w:r>
+        <w:t xml:space="preserve"> размеров. Положение узла в пространстве при деформациях системы определяется координатами центра и </w:t>
       </w:r>
       <w:r>
         <w:lastRenderedPageBreak/>
@@ -7744,7 +9887,15 @@
     </w:p>
     <w:p>
       <w:r>
-        <w:t xml:space="preserve">В соответствии с идеологией метода конечных элементов, истинная форма поля перемещений внутри элемента (за исключением элементов стержневого типа) приближенно представлена различными упрощенными зависимостями. При этом погрешность в определении напряжений и деформаций имеет порядок (h/L)k, где h — максимальный шаг сетки; L — </w:t>
+        <w:t>В соответствии с идеологией метода конечных элементов, истинная форма поля перемещений внутри элемента (за исключением элементов стержневого типа) приближенно представлена различными упрощенными зависимостями. При этом погрешность в определении напряжений и деформаций имеет порядок (h/</w:t>
+      </w:r>
+      <w:proofErr w:type="gramStart"/>
+      <w:r>
+        <w:t>L)k</w:t>
+      </w:r>
+      <w:proofErr w:type="gramEnd"/>
+      <w:r>
+        <w:t xml:space="preserve">, где h — максимальный шаг сетки; L — </w:t>
       </w:r>
       <w:r>
         <w:lastRenderedPageBreak/>
@@ -7840,7 +9991,47 @@
     </w:p>
     <w:p>
       <w:r>
-        <w:t>Элемент типа 5, который работает по пространственной схеме и воспринимает продольную силу N, изгибающие моменты Мy и Mz, поперечные силы Qz и Qy, а также крутящий момент Mk.</w:t>
+        <w:t xml:space="preserve">Элемент типа 5, который работает по пространственной схеме и воспринимает продольную силу N, изгибающие моменты </w:t>
+      </w:r>
+      <w:proofErr w:type="spellStart"/>
+      <w:r>
+        <w:t>Мy</w:t>
+      </w:r>
+      <w:proofErr w:type="spellEnd"/>
+      <w:r>
+        <w:t xml:space="preserve"> и </w:t>
+      </w:r>
+      <w:proofErr w:type="spellStart"/>
+      <w:r>
+        <w:t>Mz</w:t>
+      </w:r>
+      <w:proofErr w:type="spellEnd"/>
+      <w:r>
+        <w:t xml:space="preserve">, поперечные силы </w:t>
+      </w:r>
+      <w:proofErr w:type="spellStart"/>
+      <w:r>
+        <w:t>Qz</w:t>
+      </w:r>
+      <w:proofErr w:type="spellEnd"/>
+      <w:r>
+        <w:t xml:space="preserve"> и </w:t>
+      </w:r>
+      <w:proofErr w:type="spellStart"/>
+      <w:r>
+        <w:t>Qy</w:t>
+      </w:r>
+      <w:proofErr w:type="spellEnd"/>
+      <w:r>
+        <w:t xml:space="preserve">, а также крутящий момент </w:t>
+      </w:r>
+      <w:proofErr w:type="spellStart"/>
+      <w:r>
+        <w:t>Mk</w:t>
+      </w:r>
+      <w:proofErr w:type="spellEnd"/>
+      <w:r>
+        <w:t>.</w:t>
       </w:r>
     </w:p>
     <w:p>
@@ -7876,7 +10067,15 @@
     </w:p>
     <w:p>
       <w:r>
-        <w:t>Вычисленные значения усилий и напряжений в элементах от комбинаций загружений в отчете представлены выборочно.</w:t>
+        <w:t xml:space="preserve">Вычисленные значения усилий и напряжений в элементах от комбинаций </w:t>
+      </w:r>
+      <w:proofErr w:type="spellStart"/>
+      <w:r>
+        <w:t>загружений</w:t>
+      </w:r>
+      <w:proofErr w:type="spellEnd"/>
+      <w:r>
+        <w:t xml:space="preserve"> в отчете представлены выборочно.</w:t>
       </w:r>
     </w:p>
     <w:p>
@@ -7885,7 +10084,15 @@
       </w:r>
       <w:r>
         <w:lastRenderedPageBreak/>
-        <w:t>наличии запроса пользователя и в промежуточных сечениях по длине упругой части стержня. Для пластинчатых, обьемных, осесимметричных и оболочечных элементов напряжения выводятся в центре тяжести элемента и при наличии запроса пользователя в узлах элемента.</w:t>
+        <w:t xml:space="preserve">наличии запроса пользователя и в промежуточных сечениях по длине упругой части стержня. Для пластинчатых, </w:t>
+      </w:r>
+      <w:proofErr w:type="spellStart"/>
+      <w:r>
+        <w:t>обьемных</w:t>
+      </w:r>
+      <w:proofErr w:type="spellEnd"/>
+      <w:r>
+        <w:t>, осесимметричных и оболочечных элементов напряжения выводятся в центре тяжести элемента и при наличии запроса пользователя в узлах элемента.</w:t>
       </w:r>
     </w:p>
     <w:p>
@@ -7990,7 +10197,7 @@
                     </pic:cNvPicPr>
                   </pic:nvPicPr>
                   <pic:blipFill>
-                    <a:blip r:embed="rId26">
+                    <a:blip r:embed="rId28">
                       <a:extLst>
                         <a:ext uri="{28A0092B-C50C-407E-A947-70E740481C1C}">
                           <a14:useLocalDpi xmlns:a14="http://schemas.microsoft.com/office/drawing/2010/main" val="0"/>
@@ -8029,7 +10236,23 @@
     </w:p>
     <w:p>
       <w:r>
-        <w:t>Знаком “+” (плюс) помечены растянутые, а знаком ”-” (минус) - сжатые волокна поперечного сечения от воздействия положительных моментов My и Mz.</w:t>
+        <w:t xml:space="preserve">Знаком “+” (плюс) помечены растянутые, а </w:t>
+      </w:r>
+      <w:proofErr w:type="gramStart"/>
+      <w:r>
+        <w:t>знаком ”</w:t>
+      </w:r>
+      <w:proofErr w:type="gramEnd"/>
+      <w:r>
+        <w:t xml:space="preserve">-” (минус) - сжатые волокна поперечного сечения от воздействия положительных моментов My и </w:t>
+      </w:r>
+      <w:proofErr w:type="spellStart"/>
+      <w:r>
+        <w:t>Mz</w:t>
+      </w:r>
+      <w:proofErr w:type="spellEnd"/>
+      <w:r>
+        <w:t>.</w:t>
       </w:r>
     </w:p>
     <w:p>
@@ -8073,7 +10296,7 @@
                     </pic:cNvPicPr>
                   </pic:nvPicPr>
                   <pic:blipFill>
-                    <a:blip r:embed="rId27">
+                    <a:blip r:embed="rId29">
                       <a:extLst>
                         <a:ext uri="{28A0092B-C50C-407E-A947-70E740481C1C}">
                           <a14:useLocalDpi xmlns:a14="http://schemas.microsoft.com/office/drawing/2010/main" val="0"/>
@@ -8254,7 +10477,15 @@
         <w:ind w:firstLine="709"/>
       </w:pPr>
       <w:r>
-        <w:t>- одностержневой;</w:t>
+        <w:t xml:space="preserve">- </w:t>
+      </w:r>
+      <w:proofErr w:type="spellStart"/>
+      <w:r>
+        <w:t>одностержневой</w:t>
+      </w:r>
+      <w:proofErr w:type="spellEnd"/>
+      <w:r>
+        <w:t>;</w:t>
       </w:r>
     </w:p>
     <w:p>
@@ -8262,7 +10493,15 @@
         <w:ind w:firstLine="709"/>
       </w:pPr>
       <w:r>
-        <w:t>- двухстержневой одинаковой или разной высоты;</w:t>
+        <w:t xml:space="preserve">- </w:t>
+      </w:r>
+      <w:proofErr w:type="spellStart"/>
+      <w:r>
+        <w:t>двухстержневой</w:t>
+      </w:r>
+      <w:proofErr w:type="spellEnd"/>
+      <w:r>
+        <w:t xml:space="preserve"> одинаковой или разной высоты;</w:t>
       </w:r>
     </w:p>
     <w:p>
@@ -8302,7 +10541,11 @@
         <w:ind w:firstLine="709"/>
       </w:pPr>
       <w:r>
-        <w:t xml:space="preserve">А — степень надежности защиты </w:t>
+        <w:t xml:space="preserve">А — степень надежности </w:t>
+      </w:r>
+      <w:proofErr w:type="gramStart"/>
+      <w:r>
+        <w:t xml:space="preserve">защиты </w:t>
       </w:r>
       <w:r>
         <w:rPr>
@@ -8311,7 +10554,17 @@
           <w:i/>
           <w:iCs/>
         </w:rPr>
-        <w:t xml:space="preserve">&gt;= </w:t>
+        <w:t>&gt;</w:t>
+      </w:r>
+      <w:proofErr w:type="gramEnd"/>
+      <w:r>
+        <w:rPr>
+          <w:b/>
+          <w:bCs/>
+          <w:i/>
+          <w:iCs/>
+        </w:rPr>
+        <w:t xml:space="preserve">= </w:t>
       </w:r>
       <w:r>
         <w:t>99,5 %;</w:t>
@@ -8345,30 +10598,54 @@
       <w:pPr>
         <w:ind w:firstLine="709"/>
       </w:pPr>
-      <w:r>
-        <w:t>hо — высота вершины конуса стержневого молниеотвода, м;</w:t>
+      <w:proofErr w:type="spellStart"/>
+      <w:r>
+        <w:t>hо</w:t>
+      </w:r>
+      <w:proofErr w:type="spellEnd"/>
+      <w:r>
+        <w:t xml:space="preserve"> — высота вершины конуса стержневого молниеотвода, м;</w:t>
       </w:r>
     </w:p>
     <w:p>
       <w:pPr>
         <w:ind w:firstLine="709"/>
       </w:pPr>
-      <w:r>
-        <w:t>hx — высота защищаемого сооружения, м;</w:t>
+      <w:proofErr w:type="spellStart"/>
+      <w:r>
+        <w:t>hx</w:t>
+      </w:r>
+      <w:proofErr w:type="spellEnd"/>
+      <w:r>
+        <w:t xml:space="preserve"> — высота защищаемого сооружения, м;</w:t>
       </w:r>
     </w:p>
     <w:p>
       <w:pPr>
         <w:ind w:firstLine="709"/>
       </w:pPr>
-      <w:r>
-        <w:t>hм — высота стержневого молниеприемника, м;</w:t>
+      <w:proofErr w:type="spellStart"/>
+      <w:r>
+        <w:t>hм</w:t>
+      </w:r>
+      <w:proofErr w:type="spellEnd"/>
+      <w:r>
+        <w:t xml:space="preserve"> — высота стержневого </w:t>
+      </w:r>
+      <w:proofErr w:type="spellStart"/>
+      <w:r>
+        <w:t>молниеприемника</w:t>
+      </w:r>
+      <w:proofErr w:type="spellEnd"/>
+      <w:r>
+        <w:t>, м;</w:t>
       </w:r>
     </w:p>
     <w:p>
       <w:pPr>
         <w:ind w:firstLine="709"/>
       </w:pPr>
+      <w:proofErr w:type="spellStart"/>
       <w:r>
         <w:rPr>
           <w:i/>
@@ -8376,6 +10653,7 @@
         </w:rPr>
         <w:t>ha</w:t>
       </w:r>
+      <w:proofErr w:type="spellEnd"/>
       <w:r>
         <w:t>— активная высота молниеотвода, м;</w:t>
       </w:r>
@@ -8384,21 +10662,43 @@
       <w:pPr>
         <w:ind w:firstLine="709"/>
       </w:pPr>
-      <w:r>
-        <w:t>ro, rx— радиусы защиты на уровне земли и на высоте защищаемого сооружения, м;</w:t>
+      <w:proofErr w:type="spellStart"/>
+      <w:r>
+        <w:t>ro</w:t>
+      </w:r>
+      <w:proofErr w:type="spellEnd"/>
+      <w:r>
+        <w:t xml:space="preserve">, </w:t>
+      </w:r>
+      <w:proofErr w:type="spellStart"/>
+      <w:r>
+        <w:t>rx</w:t>
+      </w:r>
+      <w:proofErr w:type="spellEnd"/>
+      <w:r>
+        <w:t>— радиусы защиты на уровне земли и на высоте защищаемого сооружения, м;</w:t>
       </w:r>
     </w:p>
     <w:p>
       <w:pPr>
         <w:ind w:firstLine="709"/>
       </w:pPr>
+      <w:proofErr w:type="spellStart"/>
       <w:r>
         <w:rPr>
           <w:i/>
           <w:iCs/>
         </w:rPr>
         <w:lastRenderedPageBreak/>
-        <w:t xml:space="preserve">hс </w:t>
+        <w:t>hс</w:t>
+      </w:r>
+      <w:proofErr w:type="spellEnd"/>
+      <w:r>
+        <w:rPr>
+          <w:i/>
+          <w:iCs/>
+        </w:rPr>
+        <w:t xml:space="preserve"> </w:t>
       </w:r>
       <w:r>
         <w:t xml:space="preserve">— высота средней части двойного стрежневого молниеотвода, м; </w:t>
@@ -8461,14 +10761,26 @@
         <w:ind w:firstLine="709"/>
       </w:pPr>
       <w:r>
-        <w:t xml:space="preserve"> h</w:t>
+        <w:t xml:space="preserve"> </w:t>
+      </w:r>
+      <w:proofErr w:type="spellStart"/>
+      <w:r>
+        <w:t>h</w:t>
       </w:r>
       <w:r>
         <w:rPr>
           <w:i/>
           <w:iCs/>
         </w:rPr>
-        <w:t xml:space="preserve">оп </w:t>
+        <w:t>оп</w:t>
+      </w:r>
+      <w:proofErr w:type="spellEnd"/>
+      <w:r>
+        <w:rPr>
+          <w:i/>
+          <w:iCs/>
+        </w:rPr>
+        <w:t xml:space="preserve"> </w:t>
       </w:r>
       <w:r>
         <w:t>— высота опоры троса, м;</w:t>
@@ -8478,12 +10790,37 @@
       <w:pPr>
         <w:ind w:firstLine="709"/>
       </w:pPr>
+      <w:proofErr w:type="spellStart"/>
       <w:r>
         <w:rPr>
           <w:i/>
           <w:iCs/>
         </w:rPr>
-        <w:t xml:space="preserve">rх + r'х </w:t>
+        <w:t>rх</w:t>
+      </w:r>
+      <w:proofErr w:type="spellEnd"/>
+      <w:r>
+        <w:rPr>
+          <w:i/>
+          <w:iCs/>
+        </w:rPr>
+        <w:t xml:space="preserve"> + </w:t>
+      </w:r>
+      <w:proofErr w:type="spellStart"/>
+      <w:r>
+        <w:rPr>
+          <w:i/>
+          <w:iCs/>
+        </w:rPr>
+        <w:t>r'х</w:t>
+      </w:r>
+      <w:proofErr w:type="spellEnd"/>
+      <w:r>
+        <w:rPr>
+          <w:i/>
+          <w:iCs/>
+        </w:rPr>
+        <w:t xml:space="preserve"> </w:t>
       </w:r>
       <w:r>
         <w:t>— ширина зоны тросового молниеотвода на уровне защищаемого сооружения, м;</w:t>
@@ -8525,7 +10862,11 @@
         <w:t xml:space="preserve">а </w:t>
       </w:r>
       <w:r>
-        <w:t>+ 2гс</w:t>
+        <w:t>+ 2</w:t>
+      </w:r>
+      <w:proofErr w:type="gramStart"/>
+      <w:r>
+        <w:t>гс</w:t>
       </w:r>
       <w:r>
         <w:rPr>
@@ -8535,7 +10876,11 @@
         <w:t xml:space="preserve">  </w:t>
       </w:r>
       <w:r>
-        <w:t xml:space="preserve">— длина зоны двойного тросового молниеотвода на уровне земли, м. </w:t>
+        <w:t>—</w:t>
+      </w:r>
+      <w:proofErr w:type="gramEnd"/>
+      <w:r>
+        <w:t xml:space="preserve"> длина зоны двойного тросового молниеотвода на уровне земли, м. </w:t>
       </w:r>
     </w:p>
     <w:p>
@@ -8590,7 +10935,7 @@
                     </pic:cNvPicPr>
                   </pic:nvPicPr>
                   <pic:blipFill>
-                    <a:blip r:embed="rId28" cstate="print"/>
+                    <a:blip r:embed="rId30" cstate="print"/>
                     <a:srcRect/>
                     <a:stretch>
                       <a:fillRect/>
@@ -8624,7 +10969,11 @@
         <w:ind w:firstLine="709"/>
       </w:pPr>
       <w:r>
-        <w:t>где h</w:t>
+        <w:t xml:space="preserve">где </w:t>
+      </w:r>
+      <w:proofErr w:type="spellStart"/>
+      <w:r>
+        <w:t>h</w:t>
       </w:r>
       <w:r>
         <w:rPr>
@@ -8633,7 +10982,17 @@
           <w:i/>
           <w:iCs/>
         </w:rPr>
-        <w:t xml:space="preserve">x </w:t>
+        <w:t>x</w:t>
+      </w:r>
+      <w:proofErr w:type="spellEnd"/>
+      <w:r>
+        <w:rPr>
+          <w:b/>
+          <w:bCs/>
+          <w:i/>
+          <w:iCs/>
+        </w:rPr>
+        <w:t xml:space="preserve"> </w:t>
       </w:r>
       <w:r>
         <w:t>— наибольшая высота здания или сооружения, м;</w:t>
@@ -8690,7 +11049,7 @@
                     </pic:cNvPicPr>
                   </pic:nvPicPr>
                   <pic:blipFill>
-                    <a:blip r:embed="rId29" cstate="print"/>
+                    <a:blip r:embed="rId31" cstate="print"/>
                     <a:srcRect/>
                     <a:stretch>
                       <a:fillRect/>
@@ -8855,6 +11214,7 @@
         </w:rPr>
         <w:t xml:space="preserve"> </w:t>
       </w:r>
+      <w:proofErr w:type="gramStart"/>
       <w:r>
         <w:t xml:space="preserve">&lt; </w:t>
       </w:r>
@@ -8863,7 +11223,15 @@
           <w:i/>
           <w:iCs/>
         </w:rPr>
-        <w:t xml:space="preserve">h, </w:t>
+        <w:t>h</w:t>
+      </w:r>
+      <w:proofErr w:type="gramEnd"/>
+      <w:r>
+        <w:rPr>
+          <w:i/>
+          <w:iCs/>
+        </w:rPr>
+        <w:t xml:space="preserve">, </w:t>
       </w:r>
       <w:r>
         <w:t xml:space="preserve">вершина которого находится на оси молниеотвода (рисунок </w:t>
@@ -8931,6 +11299,7 @@
       <w:r>
         <w:t xml:space="preserve">1) радиус горизонтального сечения </w:t>
       </w:r>
+      <w:proofErr w:type="spellStart"/>
       <w:r>
         <w:rPr>
           <w:i/>
@@ -8946,6 +11315,7 @@
         </w:rPr>
         <w:t>х</w:t>
       </w:r>
+      <w:proofErr w:type="spellEnd"/>
       <w:r>
         <w:rPr>
           <w:i/>
@@ -8956,6 +11326,7 @@
       <w:r>
         <w:t xml:space="preserve">на высоте </w:t>
       </w:r>
+      <w:proofErr w:type="spellStart"/>
       <w:r>
         <w:rPr>
           <w:i/>
@@ -8971,6 +11342,7 @@
         </w:rPr>
         <w:t>х</w:t>
       </w:r>
+      <w:proofErr w:type="spellEnd"/>
       <w:r>
         <w:rPr>
           <w:i/>
@@ -9192,7 +11564,7 @@
                     </pic:cNvPicPr>
                   </pic:nvPicPr>
                   <pic:blipFill>
-                    <a:blip r:embed="rId30"/>
+                    <a:blip r:embed="rId32"/>
                     <a:stretch/>
                   </pic:blipFill>
                   <pic:spPr bwMode="auto">
@@ -9280,6 +11652,7 @@
       <w:r>
         <w:t xml:space="preserve">в зависимости от надежности защиты </w:t>
       </w:r>
+      <w:proofErr w:type="spellStart"/>
       <w:r>
         <w:rPr>
           <w:i/>
@@ -9295,6 +11668,7 @@
         </w:rPr>
         <w:t>з</w:t>
       </w:r>
+      <w:proofErr w:type="spellEnd"/>
       <w:r>
         <w:rPr>
           <w:i/>
@@ -9854,8 +12228,17 @@
                 <w:sz w:val="24"/>
                 <w:szCs w:val="24"/>
               </w:rPr>
-              <w:t>-100)]·</w:t>
-            </w:r>
+              <w:t>-100</w:t>
+            </w:r>
+            <w:proofErr w:type="gramStart"/>
+            <w:r>
+              <w:rPr>
+                <w:sz w:val="24"/>
+                <w:szCs w:val="24"/>
+              </w:rPr>
+              <w:t>)]·</w:t>
+            </w:r>
+            <w:proofErr w:type="gramEnd"/>
             <w:r>
               <w:rPr>
                 <w:i/>
@@ -10142,8 +12525,17 @@
                 <w:sz w:val="24"/>
                 <w:szCs w:val="24"/>
               </w:rPr>
-              <w:t>-30)]·</w:t>
-            </w:r>
+              <w:t>-30</w:t>
+            </w:r>
+            <w:proofErr w:type="gramStart"/>
+            <w:r>
+              <w:rPr>
+                <w:sz w:val="24"/>
+                <w:szCs w:val="24"/>
+              </w:rPr>
+              <w:t>)]·</w:t>
+            </w:r>
+            <w:proofErr w:type="gramEnd"/>
             <w:r>
               <w:rPr>
                 <w:i/>
@@ -10267,8 +12659,17 @@
                 <w:sz w:val="24"/>
                 <w:szCs w:val="24"/>
               </w:rPr>
-              <w:t>-100)]·</w:t>
-            </w:r>
+              <w:t>-100</w:t>
+            </w:r>
+            <w:proofErr w:type="gramStart"/>
+            <w:r>
+              <w:rPr>
+                <w:sz w:val="24"/>
+                <w:szCs w:val="24"/>
+              </w:rPr>
+              <w:t>)]·</w:t>
+            </w:r>
+            <w:proofErr w:type="gramEnd"/>
             <w:r>
               <w:rPr>
                 <w:i/>
@@ -10564,8 +12965,17 @@
                 <w:sz w:val="24"/>
                 <w:szCs w:val="24"/>
               </w:rPr>
-              <w:t>-30)]·</w:t>
-            </w:r>
+              <w:t>-30</w:t>
+            </w:r>
+            <w:proofErr w:type="gramStart"/>
+            <w:r>
+              <w:rPr>
+                <w:sz w:val="24"/>
+                <w:szCs w:val="24"/>
+              </w:rPr>
+              <w:t>)]·</w:t>
+            </w:r>
+            <w:proofErr w:type="gramEnd"/>
             <w:r>
               <w:rPr>
                 <w:i/>
@@ -10628,8 +13038,17 @@
                 <w:sz w:val="24"/>
                 <w:szCs w:val="24"/>
               </w:rPr>
-              <w:t>-30)]·</w:t>
-            </w:r>
+              <w:t>-30</w:t>
+            </w:r>
+            <w:proofErr w:type="gramStart"/>
+            <w:r>
+              <w:rPr>
+                <w:sz w:val="24"/>
+                <w:szCs w:val="24"/>
+              </w:rPr>
+              <w:t>)]·</w:t>
+            </w:r>
+            <w:proofErr w:type="gramEnd"/>
             <w:r>
               <w:rPr>
                 <w:i/>
@@ -10753,8 +13172,17 @@
                 <w:sz w:val="24"/>
                 <w:szCs w:val="24"/>
               </w:rPr>
-              <w:t>-100)]·</w:t>
-            </w:r>
+              <w:t>-100</w:t>
+            </w:r>
+            <w:proofErr w:type="gramStart"/>
+            <w:r>
+              <w:rPr>
+                <w:sz w:val="24"/>
+                <w:szCs w:val="24"/>
+              </w:rPr>
+              <w:t>)]·</w:t>
+            </w:r>
+            <w:proofErr w:type="gramEnd"/>
             <w:r>
               <w:rPr>
                 <w:i/>
@@ -10817,8 +13245,17 @@
                 <w:sz w:val="24"/>
                 <w:szCs w:val="24"/>
               </w:rPr>
-              <w:t>-100)]·</w:t>
-            </w:r>
+              <w:t>-100</w:t>
+            </w:r>
+            <w:proofErr w:type="gramStart"/>
+            <w:r>
+              <w:rPr>
+                <w:sz w:val="24"/>
+                <w:szCs w:val="24"/>
+              </w:rPr>
+              <w:t>)]·</w:t>
+            </w:r>
+            <w:proofErr w:type="gramEnd"/>
             <w:r>
               <w:rPr>
                 <w:i/>
@@ -10850,7 +13287,15 @@
         <w:ind w:firstLine="709"/>
       </w:pPr>
       <w:r>
-        <w:t>Стандартные области защиты одиночного тросового молниеотвода с высотой h ограничены симметричными двускатными поверхностями, формирующими равнобедренный треугольник в вертикальном сечении. Вершина треугольника расположена на высоте h0, где h0 &lt; h, а основание находится на уровне земли на расстоянии 2r0 (см. рисунок 2.2.2).</w:t>
+        <w:t xml:space="preserve">Стандартные области защиты одиночного тросового молниеотвода с высотой h ограничены симметричными двускатными поверхностями, формирующими равнобедренный треугольник в вертикальном сечении. Вершина треугольника расположена на высоте h0, где h0 </w:t>
+      </w:r>
+      <w:proofErr w:type="gramStart"/>
+      <w:r>
+        <w:t>&lt; h</w:t>
+      </w:r>
+      <w:proofErr w:type="gramEnd"/>
+      <w:r>
+        <w:t>, а основание находится на уровне земли на расстоянии 2r0 (см. рисунок 2.2.2).</w:t>
       </w:r>
     </w:p>
     <w:p>
@@ -10858,7 +13303,15 @@
         <w:ind w:firstLine="709"/>
       </w:pPr>
       <w:r>
-        <w:t>Таблица 13.5 предоставляет формулы для вычисления параметров h0 и r0 в зависимости от требуемой надежности защиты (Рз) и высоты молниеотвода (h) для молниеотводов высотой до 150 метров.</w:t>
+        <w:t>Таблица 13.5 предоставляет формулы для вычисления параметров h0 и r0 в зависимости от требуемой надежности защиты (</w:t>
+      </w:r>
+      <w:proofErr w:type="spellStart"/>
+      <w:r>
+        <w:t>Рз</w:t>
+      </w:r>
+      <w:proofErr w:type="spellEnd"/>
+      <w:r>
+        <w:t>) и высоты молниеотвода (h) для молниеотводов высотой до 150 метров.</w:t>
       </w:r>
     </w:p>
     <w:p>
@@ -11592,8 +14045,18 @@
                 <w:sz w:val="24"/>
                 <w:szCs w:val="24"/>
               </w:rPr>
-              <w:t>-30)]·</w:t>
-            </w:r>
+              <w:t>-30</w:t>
+            </w:r>
+            <w:proofErr w:type="gramStart"/>
+            <w:r>
+              <w:rPr>
+                <w:rFonts w:eastAsia="Calibri"/>
+                <w:sz w:val="24"/>
+                <w:szCs w:val="24"/>
+              </w:rPr>
+              <w:t>)]·</w:t>
+            </w:r>
+            <w:proofErr w:type="gramEnd"/>
             <w:r>
               <w:rPr>
                 <w:rFonts w:eastAsia="Calibri"/>
@@ -11763,8 +14226,18 @@
                 <w:sz w:val="24"/>
                 <w:szCs w:val="24"/>
               </w:rPr>
-              <w:t>-100)]·</w:t>
-            </w:r>
+              <w:t>-100</w:t>
+            </w:r>
+            <w:proofErr w:type="gramStart"/>
+            <w:r>
+              <w:rPr>
+                <w:rFonts w:eastAsia="Calibri"/>
+                <w:sz w:val="24"/>
+                <w:szCs w:val="24"/>
+              </w:rPr>
+              <w:t>)]·</w:t>
+            </w:r>
+            <w:proofErr w:type="gramEnd"/>
             <w:r>
               <w:rPr>
                 <w:rFonts w:eastAsia="Calibri"/>
@@ -12118,8 +14591,18 @@
                 <w:sz w:val="24"/>
                 <w:szCs w:val="24"/>
               </w:rPr>
-              <w:t>-30)]·</w:t>
-            </w:r>
+              <w:t>-30</w:t>
+            </w:r>
+            <w:proofErr w:type="gramStart"/>
+            <w:r>
+              <w:rPr>
+                <w:rFonts w:eastAsia="Calibri"/>
+                <w:sz w:val="24"/>
+                <w:szCs w:val="24"/>
+              </w:rPr>
+              <w:t>)]·</w:t>
+            </w:r>
+            <w:proofErr w:type="gramEnd"/>
             <w:r>
               <w:rPr>
                 <w:rFonts w:eastAsia="Calibri"/>
@@ -12253,7 +14736,25 @@
                 <w:sz w:val="24"/>
                 <w:szCs w:val="24"/>
               </w:rPr>
-              <w:t xml:space="preserve">-100)]· </w:t>
+              <w:t>-100</w:t>
+            </w:r>
+            <w:proofErr w:type="gramStart"/>
+            <w:r>
+              <w:rPr>
+                <w:rFonts w:eastAsia="Calibri"/>
+                <w:sz w:val="24"/>
+                <w:szCs w:val="24"/>
+              </w:rPr>
+              <w:t>)]·</w:t>
+            </w:r>
+            <w:proofErr w:type="gramEnd"/>
+            <w:r>
+              <w:rPr>
+                <w:rFonts w:eastAsia="Calibri"/>
+                <w:sz w:val="24"/>
+                <w:szCs w:val="24"/>
+              </w:rPr>
+              <w:t xml:space="preserve"> </w:t>
             </w:r>
             <w:r>
               <w:rPr>
@@ -12324,8 +14825,18 @@
                 <w:sz w:val="24"/>
                 <w:szCs w:val="24"/>
               </w:rPr>
-              <w:t>-100)]·</w:t>
-            </w:r>
+              <w:t>-100</w:t>
+            </w:r>
+            <w:proofErr w:type="gramStart"/>
+            <w:r>
+              <w:rPr>
+                <w:rFonts w:eastAsia="Calibri"/>
+                <w:sz w:val="24"/>
+                <w:szCs w:val="24"/>
+              </w:rPr>
+              <w:t>)]·</w:t>
+            </w:r>
+            <w:proofErr w:type="gramEnd"/>
             <w:r>
               <w:rPr>
                 <w:rFonts w:eastAsia="Calibri"/>
@@ -12372,7 +14883,7 @@
                     </pic:cNvPicPr>
                   </pic:nvPicPr>
                   <pic:blipFill>
-                    <a:blip r:embed="rId31"/>
+                    <a:blip r:embed="rId33"/>
                     <a:stretch/>
                   </pic:blipFill>
                   <pic:spPr bwMode="auto">
@@ -12416,6 +14927,7 @@
       <w:r>
         <w:t xml:space="preserve">понимается минимальная высота троса над уровнем земли (с учетом провеса). Полуширина </w:t>
       </w:r>
+      <w:proofErr w:type="spellStart"/>
       <w:r>
         <w:rPr>
           <w:i/>
@@ -12431,6 +14943,7 @@
         </w:rPr>
         <w:t>х</w:t>
       </w:r>
+      <w:proofErr w:type="spellEnd"/>
       <w:r>
         <w:rPr>
           <w:i/>
@@ -12447,6 +14960,7 @@
       <w:r>
         <w:t xml:space="preserve">.2) на высоте </w:t>
       </w:r>
+      <w:proofErr w:type="spellStart"/>
       <w:r>
         <w:rPr>
           <w:i/>
@@ -12462,6 +14976,7 @@
         </w:rPr>
         <w:t>x</w:t>
       </w:r>
+      <w:proofErr w:type="spellEnd"/>
       <w:r>
         <w:rPr>
           <w:i/>
@@ -12717,7 +15232,23 @@
         <w:ind w:firstLine="709"/>
       </w:pPr>
       <w:r>
-        <w:t>Двойной молниеотвод считается таковым, если расстояние между стержневыми молниеприемниками (L) не превышает предельного значения Lmax. В противном случае оба молниеотвода рассматриваются как отдельные.</w:t>
+        <w:t xml:space="preserve">Двойной молниеотвод считается таковым, если расстояние между стержневыми </w:t>
+      </w:r>
+      <w:proofErr w:type="spellStart"/>
+      <w:r>
+        <w:t>молниеприемниками</w:t>
+      </w:r>
+      <w:proofErr w:type="spellEnd"/>
+      <w:r>
+        <w:t xml:space="preserve"> (L) не превышает предельного значения </w:t>
+      </w:r>
+      <w:proofErr w:type="spellStart"/>
+      <w:r>
+        <w:t>Lmax</w:t>
+      </w:r>
+      <w:proofErr w:type="spellEnd"/>
+      <w:r>
+        <w:t>. В противном случае оба молниеотвода рассматриваются как отдельные.</w:t>
       </w:r>
     </w:p>
     <w:p>
@@ -12731,7 +15262,15 @@
         <w:t>13</w:t>
       </w:r>
       <w:r>
-        <w:t xml:space="preserve">.3 представляет конфигурацию вертикальных и горизонтальных сечений стандартных зон защиты для двойного стержневого молниеотвода с высотой h и расстоянием L между молниеотводами. Построение внешних областей зон двойного молниеотвода (полуконусов с габаритами h0, r0) осуществляется с использованием формул из таблицы </w:t>
+        <w:t>.3 представляет конфигурацию вертикальных и горизонтальных сечений стандартных зон защиты для двойного стержневого молниеотвода с высотой h и расстоянием L между молниеотводами. Построение внешних областей зон двойного молниеотвода (</w:t>
+      </w:r>
+      <w:proofErr w:type="spellStart"/>
+      <w:r>
+        <w:t>полуконусов</w:t>
+      </w:r>
+      <w:proofErr w:type="spellEnd"/>
+      <w:r>
+        <w:t xml:space="preserve"> с габаритами h0, r0) осуществляется с использованием формул из таблицы </w:t>
       </w:r>
       <w:r>
         <w:t>13</w:t>
@@ -12745,7 +15284,55 @@
         <w:ind w:firstLine="709"/>
       </w:pPr>
       <w:r>
-        <w:t>Размеры внутренних областей определяются параметрами h0 и hc, где первый устанавливает максимальную высоту зоны непосредственно у молниеотводов, а второй - минимальную высоту зоны по середине между молниеотводами. Если расстояние между молниеотводами L ≤ Lc, то граница зоны не имеет прогиба (hc = h0). Для расстояний Lc ≤ L ≤ Lmax высота hc определяется по выражению</w:t>
+        <w:t xml:space="preserve">Размеры внутренних областей определяются параметрами h0 и </w:t>
+      </w:r>
+      <w:proofErr w:type="spellStart"/>
+      <w:r>
+        <w:t>hc</w:t>
+      </w:r>
+      <w:proofErr w:type="spellEnd"/>
+      <w:r>
+        <w:t xml:space="preserve">, где первый устанавливает максимальную высоту зоны непосредственно у молниеотводов, а второй - минимальную высоту зоны по середине между молниеотводами. Если расстояние между молниеотводами L ≤ </w:t>
+      </w:r>
+      <w:proofErr w:type="spellStart"/>
+      <w:r>
+        <w:t>Lc</w:t>
+      </w:r>
+      <w:proofErr w:type="spellEnd"/>
+      <w:r>
+        <w:t>, то граница зоны не имеет прогиба (</w:t>
+      </w:r>
+      <w:proofErr w:type="spellStart"/>
+      <w:r>
+        <w:t>hc</w:t>
+      </w:r>
+      <w:proofErr w:type="spellEnd"/>
+      <w:r>
+        <w:t xml:space="preserve"> = h0). Для расстояний </w:t>
+      </w:r>
+      <w:proofErr w:type="spellStart"/>
+      <w:r>
+        <w:t>Lc</w:t>
+      </w:r>
+      <w:proofErr w:type="spellEnd"/>
+      <w:r>
+        <w:t xml:space="preserve"> ≤ L ≤ </w:t>
+      </w:r>
+      <w:proofErr w:type="spellStart"/>
+      <w:r>
+        <w:t>Lmax</w:t>
+      </w:r>
+      <w:proofErr w:type="spellEnd"/>
+      <w:r>
+        <w:t xml:space="preserve"> высота </w:t>
+      </w:r>
+      <w:proofErr w:type="spellStart"/>
+      <w:r>
+        <w:t>hc</w:t>
+      </w:r>
+      <w:proofErr w:type="spellEnd"/>
+      <w:r>
+        <w:t xml:space="preserve"> определяется по выражению</w:t>
       </w:r>
     </w:p>
     <w:p>
@@ -12958,6 +15545,7 @@
       <w:r>
         <w:t xml:space="preserve">Входящие в него предельные расстояния </w:t>
       </w:r>
+      <w:proofErr w:type="spellStart"/>
       <w:r>
         <w:rPr>
           <w:i/>
@@ -12973,6 +15561,7 @@
         </w:rPr>
         <w:t>max</w:t>
       </w:r>
+      <w:proofErr w:type="spellEnd"/>
       <w:r>
         <w:rPr>
           <w:i/>
@@ -12983,6 +15572,7 @@
       <w:r>
         <w:t xml:space="preserve">и </w:t>
       </w:r>
+      <w:proofErr w:type="spellStart"/>
       <w:r>
         <w:rPr>
           <w:i/>
@@ -12998,6 +15588,7 @@
         </w:rPr>
         <w:t>с</w:t>
       </w:r>
+      <w:proofErr w:type="spellEnd"/>
       <w:r>
         <w:rPr>
           <w:i/>
@@ -13022,6 +15613,7 @@
       <w:r>
         <w:t xml:space="preserve">Размеры горизонтальных сечений зоны вычисляются по следующим формулам, общим для всех уровней надежности защиты: максимальная полуширина зоны </w:t>
       </w:r>
+      <w:proofErr w:type="spellStart"/>
       <w:r>
         <w:rPr>
           <w:i/>
@@ -13037,6 +15629,7 @@
         </w:rPr>
         <w:t>х</w:t>
       </w:r>
+      <w:proofErr w:type="spellEnd"/>
       <w:r>
         <w:rPr>
           <w:i/>
@@ -13047,6 +15640,7 @@
       <w:r>
         <w:t xml:space="preserve">в горизонтальном сечении на высоте </w:t>
       </w:r>
+      <w:proofErr w:type="spellStart"/>
       <w:r>
         <w:rPr>
           <w:i/>
@@ -13062,6 +15656,7 @@
         </w:rPr>
         <w:t>x</w:t>
       </w:r>
+      <w:proofErr w:type="spellEnd"/>
       <w:r>
         <w:t>:</w:t>
       </w:r>
@@ -13280,7 +15875,7 @@
                     </pic:cNvPicPr>
                   </pic:nvPicPr>
                   <pic:blipFill>
-                    <a:blip r:embed="rId32"/>
+                    <a:blip r:embed="rId34"/>
                     <a:stretch/>
                   </pic:blipFill>
                   <pic:spPr bwMode="auto">
@@ -13340,6 +15935,7 @@
       <w:r>
         <w:t xml:space="preserve">на высоте </w:t>
       </w:r>
+      <w:proofErr w:type="spellStart"/>
       <w:r>
         <w:rPr>
           <w:i/>
@@ -13355,6 +15951,7 @@
         </w:rPr>
         <w:t>x</w:t>
       </w:r>
+      <w:proofErr w:type="spellEnd"/>
       <w:r>
         <w:rPr>
           <w:i/>
@@ -13365,6 +15962,7 @@
       <w:r>
         <w:t xml:space="preserve">≥ </w:t>
       </w:r>
+      <w:proofErr w:type="spellStart"/>
       <w:r>
         <w:rPr>
           <w:i/>
@@ -13380,6 +15978,7 @@
         </w:rPr>
         <w:t>с</w:t>
       </w:r>
+      <w:proofErr w:type="spellEnd"/>
     </w:p>
     <w:p>
       <w:pPr>
@@ -13625,6 +16224,7 @@
       <w:r>
         <w:t xml:space="preserve">причем при </w:t>
       </w:r>
+      <w:proofErr w:type="spellStart"/>
       <w:r>
         <w:rPr>
           <w:i/>
@@ -13640,12 +16240,29 @@
         </w:rPr>
         <w:t>x</w:t>
       </w:r>
+      <w:proofErr w:type="spellEnd"/>
       <w:r>
         <w:rPr>
           <w:i/>
           <w:iCs/>
         </w:rPr>
-        <w:t xml:space="preserve"> &lt; h</w:t>
+        <w:t xml:space="preserve"> </w:t>
+      </w:r>
+      <w:proofErr w:type="gramStart"/>
+      <w:r>
+        <w:rPr>
+          <w:i/>
+          <w:iCs/>
+        </w:rPr>
+        <w:t xml:space="preserve">&lt; </w:t>
+      </w:r>
+      <w:proofErr w:type="spellStart"/>
+      <w:r>
+        <w:rPr>
+          <w:i/>
+          <w:iCs/>
+        </w:rPr>
+        <w:t>h</w:t>
       </w:r>
       <w:r>
         <w:rPr>
@@ -13655,6 +16272,8 @@
         </w:rPr>
         <w:t>c</w:t>
       </w:r>
+      <w:proofErr w:type="spellEnd"/>
+      <w:proofErr w:type="gramEnd"/>
       <w:r>
         <w:t xml:space="preserve">, </w:t>
       </w:r>
@@ -13737,6 +16356,7 @@
       <w:r>
         <w:t xml:space="preserve">на высоте </w:t>
       </w:r>
+      <w:proofErr w:type="spellStart"/>
       <w:r>
         <w:rPr>
           <w:i/>
@@ -13752,12 +16372,21 @@
         </w:rPr>
         <w:t>x</w:t>
       </w:r>
+      <w:proofErr w:type="spellEnd"/>
       <w:r>
         <w:rPr>
           <w:i/>
           <w:iCs/>
         </w:rPr>
-        <w:t xml:space="preserve"> ≤ h</w:t>
+        <w:t xml:space="preserve"> ≤ </w:t>
+      </w:r>
+      <w:proofErr w:type="spellStart"/>
+      <w:r>
+        <w:rPr>
+          <w:i/>
+          <w:iCs/>
+        </w:rPr>
+        <w:t>h</w:t>
       </w:r>
       <w:r>
         <w:rPr>
@@ -13767,6 +16396,7 @@
         </w:rPr>
         <w:t>c</w:t>
       </w:r>
+      <w:proofErr w:type="spellEnd"/>
     </w:p>
     <w:p>
       <w:pPr>
@@ -14022,6 +16652,7 @@
       <w:r>
         <w:t xml:space="preserve">.4, </w:t>
       </w:r>
+      <w:proofErr w:type="spellStart"/>
       <w:r>
         <w:rPr>
           <w:i/>
@@ -14037,6 +16668,7 @@
         </w:rPr>
         <w:t>с</w:t>
       </w:r>
+      <w:proofErr w:type="spellEnd"/>
       <w:r>
         <w:t xml:space="preserve"> – по формуле </w:t>
       </w:r>
@@ -14046,6 +16678,7 @@
       <w:r>
         <w:t xml:space="preserve">.6, </w:t>
       </w:r>
+      <w:proofErr w:type="spellStart"/>
       <w:r>
         <w:rPr>
           <w:i/>
@@ -14061,6 +16694,7 @@
         </w:rPr>
         <w:t>x</w:t>
       </w:r>
+      <w:proofErr w:type="spellEnd"/>
       <w:r>
         <w:t xml:space="preserve"> задается.</w:t>
       </w:r>
@@ -14246,6 +16880,7 @@
                 <w:szCs w:val="24"/>
               </w:rPr>
             </w:pPr>
+            <w:proofErr w:type="spellStart"/>
             <w:r>
               <w:rPr>
                 <w:rFonts w:eastAsia="Calibri"/>
@@ -14267,6 +16902,7 @@
               </w:rPr>
               <w:t>max</w:t>
             </w:r>
+            <w:proofErr w:type="spellEnd"/>
             <w:r>
               <w:rPr>
                 <w:rFonts w:eastAsia="Calibri"/>
@@ -14299,6 +16935,7 @@
                 <w:szCs w:val="24"/>
               </w:rPr>
             </w:pPr>
+            <w:proofErr w:type="spellStart"/>
             <w:r>
               <w:rPr>
                 <w:rFonts w:eastAsia="Calibri"/>
@@ -14320,6 +16957,7 @@
               </w:rPr>
               <w:t>с</w:t>
             </w:r>
+            <w:proofErr w:type="spellEnd"/>
             <w:r>
               <w:rPr>
                 <w:rFonts w:eastAsia="Calibri"/>
@@ -14600,8 +17238,18 @@
                 <w:sz w:val="24"/>
                 <w:szCs w:val="24"/>
               </w:rPr>
-              <w:t>-30)]·</w:t>
-            </w:r>
+              <w:t>-30</w:t>
+            </w:r>
+            <w:proofErr w:type="gramStart"/>
+            <w:r>
+              <w:rPr>
+                <w:rFonts w:eastAsia="Calibri"/>
+                <w:sz w:val="24"/>
+                <w:szCs w:val="24"/>
+              </w:rPr>
+              <w:t>)]·</w:t>
+            </w:r>
+            <w:proofErr w:type="gramEnd"/>
             <w:r>
               <w:rPr>
                 <w:rFonts w:eastAsia="Calibri"/>
@@ -15056,8 +17704,18 @@
                 <w:sz w:val="24"/>
                 <w:szCs w:val="24"/>
               </w:rPr>
-              <w:t>-30)]·</w:t>
-            </w:r>
+              <w:t>-30</w:t>
+            </w:r>
+            <w:proofErr w:type="gramStart"/>
+            <w:r>
+              <w:rPr>
+                <w:rFonts w:eastAsia="Calibri"/>
+                <w:sz w:val="24"/>
+                <w:szCs w:val="24"/>
+              </w:rPr>
+              <w:t>)]·</w:t>
+            </w:r>
+            <w:proofErr w:type="gramEnd"/>
             <w:r>
               <w:rPr>
                 <w:rFonts w:eastAsia="Calibri"/>
@@ -15110,8 +17768,18 @@
                 <w:sz w:val="24"/>
                 <w:szCs w:val="24"/>
               </w:rPr>
-              <w:t>-30)]·</w:t>
-            </w:r>
+              <w:t>-30</w:t>
+            </w:r>
+            <w:proofErr w:type="gramStart"/>
+            <w:r>
+              <w:rPr>
+                <w:rFonts w:eastAsia="Calibri"/>
+                <w:sz w:val="24"/>
+                <w:szCs w:val="24"/>
+              </w:rPr>
+              <w:t>)]·</w:t>
+            </w:r>
+            <w:proofErr w:type="gramEnd"/>
             <w:r>
               <w:rPr>
                 <w:rFonts w:eastAsia="Calibri"/>
@@ -15530,8 +18198,18 @@
                 <w:sz w:val="24"/>
                 <w:szCs w:val="24"/>
               </w:rPr>
-              <w:t>-30)]·</w:t>
-            </w:r>
+              <w:t>-30</w:t>
+            </w:r>
+            <w:proofErr w:type="gramStart"/>
+            <w:r>
+              <w:rPr>
+                <w:rFonts w:eastAsia="Calibri"/>
+                <w:sz w:val="24"/>
+                <w:szCs w:val="24"/>
+              </w:rPr>
+              <w:t>)]·</w:t>
+            </w:r>
+            <w:proofErr w:type="gramEnd"/>
             <w:r>
               <w:rPr>
                 <w:rFonts w:eastAsia="Calibri"/>
@@ -15584,8 +18262,18 @@
                 <w:sz w:val="24"/>
                 <w:szCs w:val="24"/>
               </w:rPr>
-              <w:t>-30)]·</w:t>
-            </w:r>
+              <w:t>-30</w:t>
+            </w:r>
+            <w:proofErr w:type="gramStart"/>
+            <w:r>
+              <w:rPr>
+                <w:rFonts w:eastAsia="Calibri"/>
+                <w:sz w:val="24"/>
+                <w:szCs w:val="24"/>
+              </w:rPr>
+              <w:t>)]·</w:t>
+            </w:r>
+            <w:proofErr w:type="gramEnd"/>
             <w:r>
               <w:rPr>
                 <w:rFonts w:eastAsia="Calibri"/>
@@ -15760,6 +18448,7 @@
         <w:br/>
         <w:t xml:space="preserve">предельного значения </w:t>
       </w:r>
+      <w:proofErr w:type="spellStart"/>
       <w:r>
         <w:rPr>
           <w:i/>
@@ -15775,6 +18464,7 @@
         </w:rPr>
         <w:t>mах</w:t>
       </w:r>
+      <w:proofErr w:type="spellEnd"/>
       <w:r>
         <w:t>. В противном случае оба молниеотвода рассматриваются как одиночные.</w:t>
       </w:r>
@@ -15882,6 +18572,7 @@
       <w:r>
         <w:t xml:space="preserve"> и </w:t>
       </w:r>
+      <w:proofErr w:type="spellStart"/>
       <w:r>
         <w:rPr>
           <w:i/>
@@ -15897,6 +18588,7 @@
         </w:rPr>
         <w:t>с</w:t>
       </w:r>
+      <w:proofErr w:type="spellEnd"/>
       <w:r>
         <w:t xml:space="preserve">, первый из которых задает максимальную высоту зоны непосредственно у тросов, а второй - минимальную высоту зоны по середине между тросами. При расстоянии между тросами </w:t>
       </w:r>
@@ -15905,7 +18597,15 @@
           <w:i/>
           <w:iCs/>
         </w:rPr>
-        <w:t>L ≤ L</w:t>
+        <w:t xml:space="preserve">L ≤ </w:t>
+      </w:r>
+      <w:proofErr w:type="spellStart"/>
+      <w:r>
+        <w:rPr>
+          <w:i/>
+          <w:iCs/>
+        </w:rPr>
+        <w:t>L</w:t>
       </w:r>
       <w:r>
         <w:rPr>
@@ -15915,6 +18615,7 @@
         </w:rPr>
         <w:t>c</w:t>
       </w:r>
+      <w:proofErr w:type="spellEnd"/>
       <w:r>
         <w:rPr>
           <w:i/>
@@ -15930,7 +18631,15 @@
           <w:i/>
           <w:iCs/>
         </w:rPr>
-        <w:t>(h</w:t>
+        <w:t>(</w:t>
+      </w:r>
+      <w:proofErr w:type="spellStart"/>
+      <w:r>
+        <w:rPr>
+          <w:i/>
+          <w:iCs/>
+        </w:rPr>
+        <w:t>h</w:t>
       </w:r>
       <w:r>
         <w:rPr>
@@ -15940,6 +18649,7 @@
         </w:rPr>
         <w:t>c</w:t>
       </w:r>
+      <w:proofErr w:type="spellEnd"/>
       <w:r>
         <w:rPr>
           <w:i/>
@@ -15965,6 +18675,7 @@
       <w:r>
         <w:t xml:space="preserve">Для расстояний </w:t>
       </w:r>
+      <w:proofErr w:type="spellStart"/>
       <w:r>
         <w:rPr>
           <w:i/>
@@ -15980,6 +18691,7 @@
         </w:rPr>
         <w:t>c</w:t>
       </w:r>
+      <w:proofErr w:type="spellEnd"/>
       <w:r>
         <w:t xml:space="preserve"> </w:t>
       </w:r>
@@ -15988,7 +18700,15 @@
           <w:i/>
           <w:iCs/>
         </w:rPr>
-        <w:t>≤ L ≤ L</w:t>
+        <w:t xml:space="preserve">≤ L ≤ </w:t>
+      </w:r>
+      <w:proofErr w:type="spellStart"/>
+      <w:r>
+        <w:rPr>
+          <w:i/>
+          <w:iCs/>
+        </w:rPr>
+        <w:t>L</w:t>
       </w:r>
       <w:r>
         <w:rPr>
@@ -15996,9 +18716,11 @@
         </w:rPr>
         <w:t>max</w:t>
       </w:r>
+      <w:proofErr w:type="spellEnd"/>
       <w:r>
         <w:t xml:space="preserve"> высота </w:t>
       </w:r>
+      <w:proofErr w:type="spellStart"/>
       <w:r>
         <w:rPr>
           <w:i/>
@@ -16014,6 +18736,7 @@
         </w:rPr>
         <w:t>c</w:t>
       </w:r>
+      <w:proofErr w:type="spellEnd"/>
       <w:r>
         <w:rPr>
           <w:i/>
@@ -16236,6 +18959,7 @@
       <w:r>
         <w:t xml:space="preserve">Входящие в него предельные расстояния </w:t>
       </w:r>
+      <w:proofErr w:type="spellStart"/>
       <w:r>
         <w:rPr>
           <w:i/>
@@ -16251,6 +18975,7 @@
         </w:rPr>
         <w:t>max</w:t>
       </w:r>
+      <w:proofErr w:type="spellEnd"/>
       <w:r>
         <w:rPr>
           <w:i/>
@@ -16261,6 +18986,7 @@
       <w:r>
         <w:t xml:space="preserve">и </w:t>
       </w:r>
+      <w:proofErr w:type="spellStart"/>
       <w:r>
         <w:rPr>
           <w:i/>
@@ -16276,6 +19002,7 @@
         </w:rPr>
         <w:t>c</w:t>
       </w:r>
+      <w:proofErr w:type="spellEnd"/>
       <w:r>
         <w:rPr>
           <w:i/>
@@ -16320,7 +19047,7 @@
                     </pic:cNvPicPr>
                   </pic:nvPicPr>
                   <pic:blipFill>
-                    <a:blip r:embed="rId33"/>
+                    <a:blip r:embed="rId35"/>
                     <a:stretch/>
                   </pic:blipFill>
                   <pic:spPr bwMode="auto">
@@ -16354,6 +19081,7 @@
       <w:r>
         <w:t xml:space="preserve">Длина горизонтального сечения зоны защиты на высоте </w:t>
       </w:r>
+      <w:proofErr w:type="spellStart"/>
       <w:r>
         <w:rPr>
           <w:i/>
@@ -16369,6 +19097,7 @@
         </w:rPr>
         <w:t>х</w:t>
       </w:r>
+      <w:proofErr w:type="spellEnd"/>
       <w:r>
         <w:rPr>
           <w:i/>
@@ -16873,6 +19602,7 @@
       <w:r>
         <w:t xml:space="preserve">между опорами меньше </w:t>
       </w:r>
+      <w:proofErr w:type="spellStart"/>
       <w:r>
         <w:rPr>
           <w:i/>
@@ -16886,6 +19616,7 @@
         </w:rPr>
         <w:t>max</w:t>
       </w:r>
+      <w:proofErr w:type="spellEnd"/>
       <w:r>
         <w:t xml:space="preserve">, вычисленного по формулам таблицы </w:t>
       </w:r>
@@ -16901,7 +19632,15 @@
         <w:ind w:firstLine="709"/>
       </w:pPr>
       <w:r>
-        <w:t>Когда тросы непараллельны или разновысоки, либо их высота изменяется по длине пролета, для оценки надежности их защиты следует воспользоваться специальным программным обеспечением. Так же рекомендуется поступать при больших провесах тросов в пролете, чтобы избежать излишних запасов по надежности защиты.</w:t>
+        <w:t xml:space="preserve">Когда тросы </w:t>
+      </w:r>
+      <w:proofErr w:type="spellStart"/>
+      <w:r>
+        <w:t>непараллельны</w:t>
+      </w:r>
+      <w:proofErr w:type="spellEnd"/>
+      <w:r>
+        <w:t xml:space="preserve"> или разновысоки, либо их высота изменяется по длине пролета, для оценки надежности их защиты следует воспользоваться специальным программным обеспечением. Так же рекомендуется поступать при больших провесах тросов в пролете, чтобы избежать излишних запасов по надежности защиты.</w:t>
       </w:r>
     </w:p>
     <w:p>
@@ -17057,6 +19796,7 @@
                 <w:szCs w:val="24"/>
               </w:rPr>
             </w:pPr>
+            <w:proofErr w:type="spellStart"/>
             <w:r>
               <w:rPr>
                 <w:rFonts w:eastAsia="Calibri"/>
@@ -17074,6 +19814,7 @@
               </w:rPr>
               <w:t>max</w:t>
             </w:r>
+            <w:proofErr w:type="spellEnd"/>
             <w:r>
               <w:rPr>
                 <w:rFonts w:eastAsia="Calibri"/>
@@ -17106,6 +19847,7 @@
                 <w:szCs w:val="24"/>
               </w:rPr>
             </w:pPr>
+            <w:proofErr w:type="spellStart"/>
             <w:r>
               <w:rPr>
                 <w:rFonts w:eastAsia="Calibri"/>
@@ -17123,6 +19865,7 @@
               </w:rPr>
               <w:t>c</w:t>
             </w:r>
+            <w:proofErr w:type="spellEnd"/>
             <w:r>
               <w:rPr>
                 <w:rFonts w:eastAsia="Calibri"/>
@@ -17521,7 +20264,25 @@
                 <w:sz w:val="24"/>
                 <w:szCs w:val="24"/>
               </w:rPr>
-              <w:t>·(h-30)]·h</w:t>
+              <w:t>·(h-30</w:t>
+            </w:r>
+            <w:proofErr w:type="gramStart"/>
+            <w:r>
+              <w:rPr>
+                <w:rFonts w:eastAsia="Calibri"/>
+                <w:sz w:val="24"/>
+                <w:szCs w:val="24"/>
+              </w:rPr>
+              <w:t>)]·</w:t>
+            </w:r>
+            <w:proofErr w:type="gramEnd"/>
+            <w:r>
+              <w:rPr>
+                <w:rFonts w:eastAsia="Calibri"/>
+                <w:sz w:val="24"/>
+                <w:szCs w:val="24"/>
+              </w:rPr>
+              <w:t>h</w:t>
             </w:r>
           </w:p>
         </w:tc>
@@ -17628,7 +20389,25 @@
                 <w:sz w:val="24"/>
                 <w:szCs w:val="24"/>
               </w:rPr>
-              <w:t>·(h-100)]·h</w:t>
+              <w:t>·(h-100</w:t>
+            </w:r>
+            <w:proofErr w:type="gramStart"/>
+            <w:r>
+              <w:rPr>
+                <w:rFonts w:eastAsia="Calibri"/>
+                <w:sz w:val="24"/>
+                <w:szCs w:val="24"/>
+              </w:rPr>
+              <w:t>)]·</w:t>
+            </w:r>
+            <w:proofErr w:type="gramEnd"/>
+            <w:r>
+              <w:rPr>
+                <w:rFonts w:eastAsia="Calibri"/>
+                <w:sz w:val="24"/>
+                <w:szCs w:val="24"/>
+              </w:rPr>
+              <w:t>h</w:t>
             </w:r>
           </w:p>
         </w:tc>
@@ -17671,7 +20450,25 @@
                 <w:sz w:val="24"/>
                 <w:szCs w:val="24"/>
               </w:rPr>
-              <w:t>·(h-100)]·h</w:t>
+              <w:t>·(h-100</w:t>
+            </w:r>
+            <w:proofErr w:type="gramStart"/>
+            <w:r>
+              <w:rPr>
+                <w:rFonts w:eastAsia="Calibri"/>
+                <w:sz w:val="24"/>
+                <w:szCs w:val="24"/>
+              </w:rPr>
+              <w:t>)]·</w:t>
+            </w:r>
+            <w:proofErr w:type="gramEnd"/>
+            <w:r>
+              <w:rPr>
+                <w:rFonts w:eastAsia="Calibri"/>
+                <w:sz w:val="24"/>
+                <w:szCs w:val="24"/>
+              </w:rPr>
+              <w:t>h</w:t>
             </w:r>
           </w:p>
         </w:tc>
@@ -17907,7 +20704,25 @@
                 <w:sz w:val="24"/>
                 <w:szCs w:val="24"/>
               </w:rPr>
-              <w:t>·(h-30)]·h</w:t>
+              <w:t>·(h-30</w:t>
+            </w:r>
+            <w:proofErr w:type="gramStart"/>
+            <w:r>
+              <w:rPr>
+                <w:rFonts w:eastAsia="Calibri"/>
+                <w:sz w:val="24"/>
+                <w:szCs w:val="24"/>
+              </w:rPr>
+              <w:t>)]·</w:t>
+            </w:r>
+            <w:proofErr w:type="gramEnd"/>
+            <w:r>
+              <w:rPr>
+                <w:rFonts w:eastAsia="Calibri"/>
+                <w:sz w:val="24"/>
+                <w:szCs w:val="24"/>
+              </w:rPr>
+              <w:t>h</w:t>
             </w:r>
           </w:p>
         </w:tc>
@@ -17950,7 +20765,25 @@
                 <w:sz w:val="24"/>
                 <w:szCs w:val="24"/>
               </w:rPr>
-              <w:t>·(h-30)]·h</w:t>
+              <w:t>·(h-30</w:t>
+            </w:r>
+            <w:proofErr w:type="gramStart"/>
+            <w:r>
+              <w:rPr>
+                <w:rFonts w:eastAsia="Calibri"/>
+                <w:sz w:val="24"/>
+                <w:szCs w:val="24"/>
+              </w:rPr>
+              <w:t>)]·</w:t>
+            </w:r>
+            <w:proofErr w:type="gramEnd"/>
+            <w:r>
+              <w:rPr>
+                <w:rFonts w:eastAsia="Calibri"/>
+                <w:sz w:val="24"/>
+                <w:szCs w:val="24"/>
+              </w:rPr>
+              <w:t>h</w:t>
             </w:r>
           </w:p>
         </w:tc>
@@ -18057,7 +20890,25 @@
                 <w:sz w:val="24"/>
                 <w:szCs w:val="24"/>
               </w:rPr>
-              <w:t>·(h-100)]·h</w:t>
+              <w:t>·(h-100</w:t>
+            </w:r>
+            <w:proofErr w:type="gramStart"/>
+            <w:r>
+              <w:rPr>
+                <w:rFonts w:eastAsia="Calibri"/>
+                <w:sz w:val="24"/>
+                <w:szCs w:val="24"/>
+              </w:rPr>
+              <w:t>)]·</w:t>
+            </w:r>
+            <w:proofErr w:type="gramEnd"/>
+            <w:r>
+              <w:rPr>
+                <w:rFonts w:eastAsia="Calibri"/>
+                <w:sz w:val="24"/>
+                <w:szCs w:val="24"/>
+              </w:rPr>
+              <w:t>h</w:t>
             </w:r>
           </w:p>
         </w:tc>
@@ -18100,7 +20951,25 @@
                 <w:sz w:val="24"/>
                 <w:szCs w:val="24"/>
               </w:rPr>
-              <w:t>·(h-100)]·h</w:t>
+              <w:t>·(h-100</w:t>
+            </w:r>
+            <w:proofErr w:type="gramStart"/>
+            <w:r>
+              <w:rPr>
+                <w:rFonts w:eastAsia="Calibri"/>
+                <w:sz w:val="24"/>
+                <w:szCs w:val="24"/>
+              </w:rPr>
+              <w:t>)]·</w:t>
+            </w:r>
+            <w:proofErr w:type="gramEnd"/>
+            <w:r>
+              <w:rPr>
+                <w:rFonts w:eastAsia="Calibri"/>
+                <w:sz w:val="24"/>
+                <w:szCs w:val="24"/>
+              </w:rPr>
+              <w:t>h</w:t>
             </w:r>
           </w:p>
         </w:tc>
@@ -18209,8 +21078,8 @@
       </w:r>
     </w:p>
     <w:sectPr>
-      <w:headerReference w:type="default" r:id="rId34"/>
-      <w:footerReference w:type="default" r:id="rId35"/>
+      <w:headerReference w:type="default" r:id="rId36"/>
+      <w:footerReference w:type="default" r:id="rId37"/>
       <w:pgSz w:w="11906" w:h="16838" w:code="9"/>
       <w:pgMar w:top="567" w:right="709" w:bottom="964" w:left="1418" w:header="0" w:footer="476" w:gutter="0"/>
       <w:pgNumType w:start="2"/>
@@ -18419,13 +21288,41 @@
               <w:lang w:val="en-US"/>
             </w:rPr>
           </w:pPr>
+          <w:proofErr w:type="gramStart"/>
           <w:r>
             <w:rPr>
               <w:sz w:val="36"/>
               <w:szCs w:val="24"/>
               <w:lang w:val="en-US"/>
             </w:rPr>
-            <w:t>{{ project_code }}</w:t>
+            <w:t xml:space="preserve">{{ </w:t>
+          </w:r>
+          <w:proofErr w:type="spellStart"/>
+          <w:r>
+            <w:rPr>
+              <w:sz w:val="36"/>
+              <w:szCs w:val="24"/>
+              <w:lang w:val="en-US"/>
+            </w:rPr>
+            <w:t>project</w:t>
+          </w:r>
+          <w:proofErr w:type="gramEnd"/>
+          <w:r>
+            <w:rPr>
+              <w:sz w:val="36"/>
+              <w:szCs w:val="24"/>
+              <w:lang w:val="en-US"/>
+            </w:rPr>
+            <w:t>_code</w:t>
+          </w:r>
+          <w:proofErr w:type="spellEnd"/>
+          <w:r>
+            <w:rPr>
+              <w:sz w:val="36"/>
+              <w:szCs w:val="24"/>
+              <w:lang w:val="en-US"/>
+            </w:rPr>
+            <w:t xml:space="preserve"> }}</w:t>
           </w:r>
           <w:r>
             <w:rPr>
@@ -18673,6 +21570,7 @@
                           <w:szCs w:val="18"/>
                         </w:rPr>
                       </w:pPr>
+                      <w:proofErr w:type="spellStart"/>
                       <w:r>
                         <w:rPr>
                           <w:rStyle w:val="af9"/>
@@ -18680,7 +21578,17 @@
                           <w:sz w:val="20"/>
                           <w:szCs w:val="18"/>
                         </w:rPr>
-                        <w:t>Взам. инв. №</w:t>
+                        <w:t>Взам</w:t>
+                      </w:r>
+                      <w:proofErr w:type="spellEnd"/>
+                      <w:r>
+                        <w:rPr>
+                          <w:rStyle w:val="af9"/>
+                          <w:rFonts w:ascii="Times New Roman" w:hAnsi="Times New Roman"/>
+                          <w:sz w:val="20"/>
+                          <w:szCs w:val="18"/>
+                        </w:rPr>
+                        <w:t>. инв. №</w:t>
                       </w:r>
                     </w:p>
                   </w:txbxContent>
@@ -18866,13 +21774,41 @@
               <w:lang w:val="en-US"/>
             </w:rPr>
           </w:pPr>
+          <w:proofErr w:type="gramStart"/>
           <w:r>
             <w:rPr>
               <w:sz w:val="24"/>
               <w:szCs w:val="24"/>
               <w:lang w:val="en-US"/>
             </w:rPr>
-            <w:t>{{ project_name }}</w:t>
+            <w:t xml:space="preserve">{{ </w:t>
+          </w:r>
+          <w:proofErr w:type="spellStart"/>
+          <w:r>
+            <w:rPr>
+              <w:sz w:val="24"/>
+              <w:szCs w:val="24"/>
+              <w:lang w:val="en-US"/>
+            </w:rPr>
+            <w:t>project</w:t>
+          </w:r>
+          <w:proofErr w:type="gramEnd"/>
+          <w:r>
+            <w:rPr>
+              <w:sz w:val="24"/>
+              <w:szCs w:val="24"/>
+              <w:lang w:val="en-US"/>
+            </w:rPr>
+            <w:t>_name</w:t>
+          </w:r>
+          <w:proofErr w:type="spellEnd"/>
+          <w:r>
+            <w:rPr>
+              <w:sz w:val="24"/>
+              <w:szCs w:val="24"/>
+              <w:lang w:val="en-US"/>
+            </w:rPr>
+            <w:t xml:space="preserve"> }}</w:t>
           </w:r>
         </w:p>
       </w:tc>
@@ -19086,6 +22022,7 @@
               <w:sz w:val="18"/>
             </w:rPr>
           </w:pPr>
+          <w:proofErr w:type="spellStart"/>
           <w:r>
             <w:rPr>
               <w:spacing w:val="-12"/>
@@ -19093,6 +22030,7 @@
             </w:rPr>
             <w:t>Кол.уч</w:t>
           </w:r>
+          <w:proofErr w:type="spellEnd"/>
         </w:p>
       </w:tc>
       <w:tc>
@@ -19345,12 +22283,21 @@
               <w:lang w:val="en-US"/>
             </w:rPr>
           </w:pPr>
+          <w:proofErr w:type="gramStart"/>
           <w:r>
             <w:rPr>
               <w:sz w:val="18"/>
               <w:lang w:val="en-US"/>
             </w:rPr>
-            <w:t>{{ developer }}</w:t>
+            <w:t>{{ developer</w:t>
+          </w:r>
+          <w:proofErr w:type="gramEnd"/>
+          <w:r>
+            <w:rPr>
+              <w:sz w:val="18"/>
+              <w:lang w:val="en-US"/>
+            </w:rPr>
+            <w:t xml:space="preserve"> }}</w:t>
           </w:r>
         </w:p>
       </w:tc>
@@ -19461,13 +22408,41 @@
               <w:lang w:val="en-US"/>
             </w:rPr>
           </w:pPr>
+          <w:proofErr w:type="gramStart"/>
           <w:r>
             <w:rPr>
               <w:sz w:val="18"/>
               <w:szCs w:val="18"/>
               <w:lang w:val="en-US"/>
             </w:rPr>
-            <w:t>{{ mm_yy }}</w:t>
+            <w:t xml:space="preserve">{{ </w:t>
+          </w:r>
+          <w:proofErr w:type="spellStart"/>
+          <w:r>
+            <w:rPr>
+              <w:sz w:val="18"/>
+              <w:szCs w:val="18"/>
+              <w:lang w:val="en-US"/>
+            </w:rPr>
+            <w:t>mm</w:t>
+          </w:r>
+          <w:proofErr w:type="gramEnd"/>
+          <w:r>
+            <w:rPr>
+              <w:sz w:val="18"/>
+              <w:szCs w:val="18"/>
+              <w:lang w:val="en-US"/>
+            </w:rPr>
+            <w:t>_yy</w:t>
+          </w:r>
+          <w:proofErr w:type="spellEnd"/>
+          <w:r>
+            <w:rPr>
+              <w:sz w:val="18"/>
+              <w:szCs w:val="18"/>
+              <w:lang w:val="en-US"/>
+            </w:rPr>
+            <w:t xml:space="preserve"> }}</w:t>
           </w:r>
         </w:p>
       </w:tc>
@@ -19857,8 +22832,16 @@
             <w:rPr>
               <w:sz w:val="18"/>
             </w:rPr>
-            <w:t xml:space="preserve"> Родчихин</w:t>
+            <w:t xml:space="preserve"> </w:t>
           </w:r>
+          <w:proofErr w:type="spellStart"/>
+          <w:r>
+            <w:rPr>
+              <w:sz w:val="18"/>
+            </w:rPr>
+            <w:t>Родчихин</w:t>
+          </w:r>
+          <w:proofErr w:type="spellEnd"/>
         </w:p>
       </w:tc>
       <w:tc>
@@ -19968,13 +22951,41 @@
               <w:lang w:val="en-US"/>
             </w:rPr>
           </w:pPr>
+          <w:proofErr w:type="gramStart"/>
           <w:r>
             <w:rPr>
               <w:sz w:val="18"/>
               <w:szCs w:val="18"/>
               <w:lang w:val="en-US"/>
             </w:rPr>
-            <w:t>{{ mm_yy }}</w:t>
+            <w:t xml:space="preserve">{{ </w:t>
+          </w:r>
+          <w:proofErr w:type="spellStart"/>
+          <w:r>
+            <w:rPr>
+              <w:sz w:val="18"/>
+              <w:szCs w:val="18"/>
+              <w:lang w:val="en-US"/>
+            </w:rPr>
+            <w:t>mm</w:t>
+          </w:r>
+          <w:proofErr w:type="gramEnd"/>
+          <w:r>
+            <w:rPr>
+              <w:sz w:val="18"/>
+              <w:szCs w:val="18"/>
+              <w:lang w:val="en-US"/>
+            </w:rPr>
+            <w:t>_yy</w:t>
+          </w:r>
+          <w:proofErr w:type="spellEnd"/>
+          <w:r>
+            <w:rPr>
+              <w:sz w:val="18"/>
+              <w:szCs w:val="18"/>
+              <w:lang w:val="en-US"/>
+            </w:rPr>
+            <w:t xml:space="preserve"> }}</w:t>
           </w:r>
         </w:p>
       </w:tc>
@@ -20206,7 +23217,35 @@
             <w:rPr>
               <w:szCs w:val="24"/>
             </w:rPr>
-            <w:t>ООО «СевЗап НПЦ АрхиМет»</w:t>
+            <w:t>ООО «</w:t>
+          </w:r>
+          <w:proofErr w:type="spellStart"/>
+          <w:r>
+            <w:rPr>
+              <w:szCs w:val="24"/>
+            </w:rPr>
+            <w:t>СевЗап</w:t>
+          </w:r>
+          <w:proofErr w:type="spellEnd"/>
+          <w:r>
+            <w:rPr>
+              <w:szCs w:val="24"/>
+            </w:rPr>
+            <w:t xml:space="preserve"> НПЦ </w:t>
+          </w:r>
+          <w:proofErr w:type="spellStart"/>
+          <w:r>
+            <w:rPr>
+              <w:szCs w:val="24"/>
+            </w:rPr>
+            <w:t>АрхиМет</w:t>
+          </w:r>
+          <w:proofErr w:type="spellEnd"/>
+          <w:r>
+            <w:rPr>
+              <w:szCs w:val="24"/>
+            </w:rPr>
+            <w:t>»</w:t>
           </w:r>
         </w:p>
       </w:tc>
@@ -20460,13 +23499,41 @@
               <w:lang w:val="en-US"/>
             </w:rPr>
           </w:pPr>
+          <w:proofErr w:type="gramStart"/>
           <w:r>
             <w:rPr>
               <w:sz w:val="18"/>
               <w:szCs w:val="18"/>
               <w:lang w:val="en-US"/>
             </w:rPr>
-            <w:t>{{ mm_yy }}</w:t>
+            <w:t xml:space="preserve">{{ </w:t>
+          </w:r>
+          <w:proofErr w:type="spellStart"/>
+          <w:r>
+            <w:rPr>
+              <w:sz w:val="18"/>
+              <w:szCs w:val="18"/>
+              <w:lang w:val="en-US"/>
+            </w:rPr>
+            <w:t>mm</w:t>
+          </w:r>
+          <w:proofErr w:type="gramEnd"/>
+          <w:r>
+            <w:rPr>
+              <w:sz w:val="18"/>
+              <w:szCs w:val="18"/>
+              <w:lang w:val="en-US"/>
+            </w:rPr>
+            <w:t>_yy</w:t>
+          </w:r>
+          <w:proofErr w:type="spellEnd"/>
+          <w:r>
+            <w:rPr>
+              <w:sz w:val="18"/>
+              <w:szCs w:val="18"/>
+              <w:lang w:val="en-US"/>
+            </w:rPr>
+            <w:t xml:space="preserve"> }}</w:t>
           </w:r>
         </w:p>
       </w:tc>
@@ -20794,13 +23861,41 @@
               <w:lang w:val="en-US"/>
             </w:rPr>
           </w:pPr>
+          <w:proofErr w:type="gramStart"/>
           <w:r>
             <w:rPr>
               <w:sz w:val="36"/>
               <w:szCs w:val="24"/>
               <w:lang w:val="en-US"/>
             </w:rPr>
-            <w:t>{{ project_code }}</w:t>
+            <w:t xml:space="preserve">{{ </w:t>
+          </w:r>
+          <w:proofErr w:type="spellStart"/>
+          <w:r>
+            <w:rPr>
+              <w:sz w:val="36"/>
+              <w:szCs w:val="24"/>
+              <w:lang w:val="en-US"/>
+            </w:rPr>
+            <w:t>project</w:t>
+          </w:r>
+          <w:proofErr w:type="gramEnd"/>
+          <w:r>
+            <w:rPr>
+              <w:sz w:val="36"/>
+              <w:szCs w:val="24"/>
+              <w:lang w:val="en-US"/>
+            </w:rPr>
+            <w:t>_code</w:t>
+          </w:r>
+          <w:proofErr w:type="spellEnd"/>
+          <w:r>
+            <w:rPr>
+              <w:sz w:val="36"/>
+              <w:szCs w:val="24"/>
+              <w:lang w:val="en-US"/>
+            </w:rPr>
+            <w:t xml:space="preserve"> }}</w:t>
           </w:r>
           <w:r>
             <w:rPr>
@@ -21048,6 +24143,7 @@
                           <w:szCs w:val="18"/>
                         </w:rPr>
                       </w:pPr>
+                      <w:proofErr w:type="spellStart"/>
                       <w:r>
                         <w:rPr>
                           <w:rStyle w:val="af9"/>
@@ -21055,7 +24151,17 @@
                           <w:sz w:val="20"/>
                           <w:szCs w:val="18"/>
                         </w:rPr>
-                        <w:t>Взам. инв. №</w:t>
+                        <w:t>Взам</w:t>
+                      </w:r>
+                      <w:proofErr w:type="spellEnd"/>
+                      <w:r>
+                        <w:rPr>
+                          <w:rStyle w:val="af9"/>
+                          <w:rFonts w:ascii="Times New Roman" w:hAnsi="Times New Roman"/>
+                          <w:sz w:val="20"/>
+                          <w:szCs w:val="18"/>
+                        </w:rPr>
+                        <w:t>. инв. №</w:t>
                       </w:r>
                     </w:p>
                   </w:txbxContent>
@@ -21241,13 +24347,41 @@
               <w:lang w:val="en-US"/>
             </w:rPr>
           </w:pPr>
+          <w:proofErr w:type="gramStart"/>
           <w:r>
             <w:rPr>
               <w:sz w:val="24"/>
               <w:szCs w:val="24"/>
               <w:lang w:val="en-US"/>
             </w:rPr>
-            <w:t>{{ project_name }}</w:t>
+            <w:t xml:space="preserve">{{ </w:t>
+          </w:r>
+          <w:proofErr w:type="spellStart"/>
+          <w:r>
+            <w:rPr>
+              <w:sz w:val="24"/>
+              <w:szCs w:val="24"/>
+              <w:lang w:val="en-US"/>
+            </w:rPr>
+            <w:t>project</w:t>
+          </w:r>
+          <w:proofErr w:type="gramEnd"/>
+          <w:r>
+            <w:rPr>
+              <w:sz w:val="24"/>
+              <w:szCs w:val="24"/>
+              <w:lang w:val="en-US"/>
+            </w:rPr>
+            <w:t>_name</w:t>
+          </w:r>
+          <w:proofErr w:type="spellEnd"/>
+          <w:r>
+            <w:rPr>
+              <w:sz w:val="24"/>
+              <w:szCs w:val="24"/>
+              <w:lang w:val="en-US"/>
+            </w:rPr>
+            <w:t xml:space="preserve"> }}</w:t>
           </w:r>
         </w:p>
       </w:tc>
@@ -21461,6 +24595,7 @@
               <w:sz w:val="18"/>
             </w:rPr>
           </w:pPr>
+          <w:proofErr w:type="spellStart"/>
           <w:r>
             <w:rPr>
               <w:spacing w:val="-12"/>
@@ -21468,6 +24603,7 @@
             </w:rPr>
             <w:t>Кол.уч</w:t>
           </w:r>
+          <w:proofErr w:type="spellEnd"/>
         </w:p>
       </w:tc>
       <w:tc>
@@ -21720,12 +24856,21 @@
               <w:lang w:val="en-US"/>
             </w:rPr>
           </w:pPr>
+          <w:proofErr w:type="gramStart"/>
           <w:r>
             <w:rPr>
               <w:sz w:val="18"/>
               <w:lang w:val="en-US"/>
             </w:rPr>
-            <w:t>{{ developer }}</w:t>
+            <w:t>{{ developer</w:t>
+          </w:r>
+          <w:proofErr w:type="gramEnd"/>
+          <w:r>
+            <w:rPr>
+              <w:sz w:val="18"/>
+              <w:lang w:val="en-US"/>
+            </w:rPr>
+            <w:t xml:space="preserve"> }}</w:t>
           </w:r>
         </w:p>
       </w:tc>
@@ -21836,13 +24981,41 @@
               <w:lang w:val="en-US"/>
             </w:rPr>
           </w:pPr>
+          <w:proofErr w:type="gramStart"/>
           <w:r>
             <w:rPr>
               <w:sz w:val="18"/>
               <w:szCs w:val="18"/>
               <w:lang w:val="en-US"/>
             </w:rPr>
-            <w:t>{{ mm_yy }}</w:t>
+            <w:t xml:space="preserve">{{ </w:t>
+          </w:r>
+          <w:proofErr w:type="spellStart"/>
+          <w:r>
+            <w:rPr>
+              <w:sz w:val="18"/>
+              <w:szCs w:val="18"/>
+              <w:lang w:val="en-US"/>
+            </w:rPr>
+            <w:t>mm</w:t>
+          </w:r>
+          <w:proofErr w:type="gramEnd"/>
+          <w:r>
+            <w:rPr>
+              <w:sz w:val="18"/>
+              <w:szCs w:val="18"/>
+              <w:lang w:val="en-US"/>
+            </w:rPr>
+            <w:t>_yy</w:t>
+          </w:r>
+          <w:proofErr w:type="spellEnd"/>
+          <w:r>
+            <w:rPr>
+              <w:sz w:val="18"/>
+              <w:szCs w:val="18"/>
+              <w:lang w:val="en-US"/>
+            </w:rPr>
+            <w:t xml:space="preserve"> }}</w:t>
           </w:r>
         </w:p>
       </w:tc>
@@ -22232,8 +25405,16 @@
             <w:rPr>
               <w:sz w:val="18"/>
             </w:rPr>
-            <w:t xml:space="preserve"> Родчихин</w:t>
+            <w:t xml:space="preserve"> </w:t>
           </w:r>
+          <w:proofErr w:type="spellStart"/>
+          <w:r>
+            <w:rPr>
+              <w:sz w:val="18"/>
+            </w:rPr>
+            <w:t>Родчихин</w:t>
+          </w:r>
+          <w:proofErr w:type="spellEnd"/>
         </w:p>
       </w:tc>
       <w:tc>
@@ -22343,13 +25524,41 @@
               <w:lang w:val="en-US"/>
             </w:rPr>
           </w:pPr>
+          <w:proofErr w:type="gramStart"/>
           <w:r>
             <w:rPr>
               <w:sz w:val="18"/>
               <w:szCs w:val="18"/>
               <w:lang w:val="en-US"/>
             </w:rPr>
-            <w:t>{{ mm_yy }}</w:t>
+            <w:t xml:space="preserve">{{ </w:t>
+          </w:r>
+          <w:proofErr w:type="spellStart"/>
+          <w:r>
+            <w:rPr>
+              <w:sz w:val="18"/>
+              <w:szCs w:val="18"/>
+              <w:lang w:val="en-US"/>
+            </w:rPr>
+            <w:t>mm</w:t>
+          </w:r>
+          <w:proofErr w:type="gramEnd"/>
+          <w:r>
+            <w:rPr>
+              <w:sz w:val="18"/>
+              <w:szCs w:val="18"/>
+              <w:lang w:val="en-US"/>
+            </w:rPr>
+            <w:t>_yy</w:t>
+          </w:r>
+          <w:proofErr w:type="spellEnd"/>
+          <w:r>
+            <w:rPr>
+              <w:sz w:val="18"/>
+              <w:szCs w:val="18"/>
+              <w:lang w:val="en-US"/>
+            </w:rPr>
+            <w:t xml:space="preserve"> }}</w:t>
           </w:r>
         </w:p>
       </w:tc>
@@ -22581,7 +25790,35 @@
             <w:rPr>
               <w:szCs w:val="24"/>
             </w:rPr>
-            <w:t>ООО «СевЗап НПЦ АрхиМет»</w:t>
+            <w:t>ООО «</w:t>
+          </w:r>
+          <w:proofErr w:type="spellStart"/>
+          <w:r>
+            <w:rPr>
+              <w:szCs w:val="24"/>
+            </w:rPr>
+            <w:t>СевЗап</w:t>
+          </w:r>
+          <w:proofErr w:type="spellEnd"/>
+          <w:r>
+            <w:rPr>
+              <w:szCs w:val="24"/>
+            </w:rPr>
+            <w:t xml:space="preserve"> НПЦ </w:t>
+          </w:r>
+          <w:proofErr w:type="spellStart"/>
+          <w:r>
+            <w:rPr>
+              <w:szCs w:val="24"/>
+            </w:rPr>
+            <w:t>АрхиМет</w:t>
+          </w:r>
+          <w:proofErr w:type="spellEnd"/>
+          <w:r>
+            <w:rPr>
+              <w:szCs w:val="24"/>
+            </w:rPr>
+            <w:t>»</w:t>
           </w:r>
         </w:p>
       </w:tc>
@@ -22900,13 +26137,41 @@
               <w:lang w:val="en-US"/>
             </w:rPr>
           </w:pPr>
+          <w:proofErr w:type="gramStart"/>
           <w:r>
             <w:rPr>
               <w:sz w:val="18"/>
               <w:szCs w:val="18"/>
               <w:lang w:val="en-US"/>
             </w:rPr>
-            <w:t>{{ mm_yy }}</w:t>
+            <w:t xml:space="preserve">{{ </w:t>
+          </w:r>
+          <w:proofErr w:type="spellStart"/>
+          <w:r>
+            <w:rPr>
+              <w:sz w:val="18"/>
+              <w:szCs w:val="18"/>
+              <w:lang w:val="en-US"/>
+            </w:rPr>
+            <w:t>mm</w:t>
+          </w:r>
+          <w:proofErr w:type="gramEnd"/>
+          <w:r>
+            <w:rPr>
+              <w:sz w:val="18"/>
+              <w:szCs w:val="18"/>
+              <w:lang w:val="en-US"/>
+            </w:rPr>
+            <w:t>_yy</w:t>
+          </w:r>
+          <w:proofErr w:type="spellEnd"/>
+          <w:r>
+            <w:rPr>
+              <w:sz w:val="18"/>
+              <w:szCs w:val="18"/>
+              <w:lang w:val="en-US"/>
+            </w:rPr>
+            <w:t xml:space="preserve"> }}</w:t>
           </w:r>
         </w:p>
       </w:tc>
@@ -23169,21 +26434,49 @@
               <w:highlight w:val="red"/>
             </w:rPr>
           </w:pPr>
+          <w:proofErr w:type="gramStart"/>
           <w:r>
             <w:rPr>
               <w:sz w:val="36"/>
               <w:szCs w:val="24"/>
               <w:lang w:val="en-US"/>
             </w:rPr>
-            <w:t>{{ project_</w:t>
+            <w:t xml:space="preserve">{{ </w:t>
           </w:r>
+          <w:proofErr w:type="spellStart"/>
           <w:r>
             <w:rPr>
               <w:sz w:val="36"/>
               <w:szCs w:val="24"/>
               <w:lang w:val="en-US"/>
             </w:rPr>
-            <w:t>code }}-</w:t>
+            <w:t>project</w:t>
+          </w:r>
+          <w:proofErr w:type="gramEnd"/>
+          <w:r>
+            <w:rPr>
+              <w:sz w:val="36"/>
+              <w:szCs w:val="24"/>
+              <w:lang w:val="en-US"/>
+            </w:rPr>
+            <w:t>_</w:t>
+          </w:r>
+          <w:r>
+            <w:rPr>
+              <w:sz w:val="36"/>
+              <w:szCs w:val="24"/>
+              <w:lang w:val="en-US"/>
+            </w:rPr>
+            <w:t>code</w:t>
+          </w:r>
+          <w:proofErr w:type="spellEnd"/>
+          <w:r>
+            <w:rPr>
+              <w:sz w:val="36"/>
+              <w:szCs w:val="24"/>
+              <w:lang w:val="en-US"/>
+            </w:rPr>
+            <w:t xml:space="preserve"> }}-</w:t>
           </w:r>
           <w:r>
             <w:rPr>
@@ -23374,6 +26667,7 @@
                           <w:szCs w:val="18"/>
                         </w:rPr>
                       </w:pPr>
+                      <w:proofErr w:type="spellStart"/>
                       <w:r>
                         <w:rPr>
                           <w:rStyle w:val="af9"/>
@@ -23381,7 +26675,17 @@
                           <w:sz w:val="20"/>
                           <w:szCs w:val="18"/>
                         </w:rPr>
-                        <w:t>Взам. инв. №</w:t>
+                        <w:t>Взам</w:t>
+                      </w:r>
+                      <w:proofErr w:type="spellEnd"/>
+                      <w:r>
+                        <w:rPr>
+                          <w:rStyle w:val="af9"/>
+                          <w:rFonts w:ascii="Times New Roman" w:hAnsi="Times New Roman"/>
+                          <w:sz w:val="20"/>
+                          <w:szCs w:val="18"/>
+                        </w:rPr>
+                        <w:t>. инв. №</w:t>
                       </w:r>
                     </w:p>
                   </w:txbxContent>
@@ -23552,13 +26856,41 @@
               <w:highlight w:val="red"/>
             </w:rPr>
           </w:pPr>
+          <w:proofErr w:type="gramStart"/>
           <w:r>
             <w:rPr>
               <w:sz w:val="24"/>
               <w:szCs w:val="24"/>
               <w:lang w:val="en-US"/>
             </w:rPr>
-            <w:t>{{ project_name }}</w:t>
+            <w:t xml:space="preserve">{{ </w:t>
+          </w:r>
+          <w:proofErr w:type="spellStart"/>
+          <w:r>
+            <w:rPr>
+              <w:sz w:val="24"/>
+              <w:szCs w:val="24"/>
+              <w:lang w:val="en-US"/>
+            </w:rPr>
+            <w:t>project</w:t>
+          </w:r>
+          <w:proofErr w:type="gramEnd"/>
+          <w:r>
+            <w:rPr>
+              <w:sz w:val="24"/>
+              <w:szCs w:val="24"/>
+              <w:lang w:val="en-US"/>
+            </w:rPr>
+            <w:t>_name</w:t>
+          </w:r>
+          <w:proofErr w:type="spellEnd"/>
+          <w:r>
+            <w:rPr>
+              <w:sz w:val="24"/>
+              <w:szCs w:val="24"/>
+              <w:lang w:val="en-US"/>
+            </w:rPr>
+            <w:t xml:space="preserve"> }}</w:t>
           </w:r>
         </w:p>
       </w:tc>
@@ -23772,6 +27104,7 @@
               <w:sz w:val="18"/>
             </w:rPr>
           </w:pPr>
+          <w:proofErr w:type="spellStart"/>
           <w:r>
             <w:rPr>
               <w:spacing w:val="-12"/>
@@ -23779,6 +27112,7 @@
             </w:rPr>
             <w:t>Кол.уч</w:t>
           </w:r>
+          <w:proofErr w:type="spellEnd"/>
         </w:p>
       </w:tc>
       <w:tc>
@@ -24031,12 +27365,21 @@
               <w:lang w:val="en-US"/>
             </w:rPr>
           </w:pPr>
+          <w:proofErr w:type="gramStart"/>
           <w:r>
             <w:rPr>
               <w:sz w:val="18"/>
               <w:lang w:val="en-US"/>
             </w:rPr>
-            <w:t>{{ developer }}</w:t>
+            <w:t>{{ developer</w:t>
+          </w:r>
+          <w:proofErr w:type="gramEnd"/>
+          <w:r>
+            <w:rPr>
+              <w:sz w:val="18"/>
+              <w:lang w:val="en-US"/>
+            </w:rPr>
+            <w:t xml:space="preserve"> }}</w:t>
           </w:r>
         </w:p>
       </w:tc>
@@ -24147,13 +27490,41 @@
               <w:lang w:val="en-US"/>
             </w:rPr>
           </w:pPr>
+          <w:proofErr w:type="gramStart"/>
           <w:r>
             <w:rPr>
               <w:sz w:val="18"/>
               <w:szCs w:val="18"/>
               <w:lang w:val="en-US"/>
             </w:rPr>
-            <w:t>{{ mm_yy }}</w:t>
+            <w:t xml:space="preserve">{{ </w:t>
+          </w:r>
+          <w:proofErr w:type="spellStart"/>
+          <w:r>
+            <w:rPr>
+              <w:sz w:val="18"/>
+              <w:szCs w:val="18"/>
+              <w:lang w:val="en-US"/>
+            </w:rPr>
+            <w:t>mm</w:t>
+          </w:r>
+          <w:proofErr w:type="gramEnd"/>
+          <w:r>
+            <w:rPr>
+              <w:sz w:val="18"/>
+              <w:szCs w:val="18"/>
+              <w:lang w:val="en-US"/>
+            </w:rPr>
+            <w:t>_yy</w:t>
+          </w:r>
+          <w:proofErr w:type="spellEnd"/>
+          <w:r>
+            <w:rPr>
+              <w:sz w:val="18"/>
+              <w:szCs w:val="18"/>
+              <w:lang w:val="en-US"/>
+            </w:rPr>
+            <w:t xml:space="preserve"> }}</w:t>
           </w:r>
         </w:p>
       </w:tc>
@@ -24544,8 +27915,16 @@
             <w:rPr>
               <w:sz w:val="18"/>
             </w:rPr>
-            <w:t xml:space="preserve"> Родчихин</w:t>
+            <w:t xml:space="preserve"> </w:t>
           </w:r>
+          <w:proofErr w:type="spellStart"/>
+          <w:r>
+            <w:rPr>
+              <w:sz w:val="18"/>
+            </w:rPr>
+            <w:t>Родчихин</w:t>
+          </w:r>
+          <w:proofErr w:type="spellEnd"/>
         </w:p>
       </w:tc>
       <w:tc>
@@ -24655,13 +28034,41 @@
               <w:lang w:val="en-US"/>
             </w:rPr>
           </w:pPr>
+          <w:proofErr w:type="gramStart"/>
           <w:r>
             <w:rPr>
               <w:sz w:val="18"/>
               <w:szCs w:val="18"/>
               <w:lang w:val="en-US"/>
             </w:rPr>
-            <w:t>{{ mm_yy }}</w:t>
+            <w:t xml:space="preserve">{{ </w:t>
+          </w:r>
+          <w:proofErr w:type="spellStart"/>
+          <w:r>
+            <w:rPr>
+              <w:sz w:val="18"/>
+              <w:szCs w:val="18"/>
+              <w:lang w:val="en-US"/>
+            </w:rPr>
+            <w:t>mm</w:t>
+          </w:r>
+          <w:proofErr w:type="gramEnd"/>
+          <w:r>
+            <w:rPr>
+              <w:sz w:val="18"/>
+              <w:szCs w:val="18"/>
+              <w:lang w:val="en-US"/>
+            </w:rPr>
+            <w:t>_yy</w:t>
+          </w:r>
+          <w:proofErr w:type="spellEnd"/>
+          <w:r>
+            <w:rPr>
+              <w:sz w:val="18"/>
+              <w:szCs w:val="18"/>
+              <w:lang w:val="en-US"/>
+            </w:rPr>
+            <w:t xml:space="preserve"> }}</w:t>
           </w:r>
         </w:p>
       </w:tc>
@@ -24894,7 +28301,35 @@
             <w:rPr>
               <w:szCs w:val="24"/>
             </w:rPr>
-            <w:t>ООО «СевЗап НПЦ АрхиМет»</w:t>
+            <w:t>ООО «</w:t>
+          </w:r>
+          <w:proofErr w:type="spellStart"/>
+          <w:r>
+            <w:rPr>
+              <w:szCs w:val="24"/>
+            </w:rPr>
+            <w:t>СевЗап</w:t>
+          </w:r>
+          <w:proofErr w:type="spellEnd"/>
+          <w:r>
+            <w:rPr>
+              <w:szCs w:val="24"/>
+            </w:rPr>
+            <w:t xml:space="preserve"> НПЦ </w:t>
+          </w:r>
+          <w:proofErr w:type="spellStart"/>
+          <w:r>
+            <w:rPr>
+              <w:szCs w:val="24"/>
+            </w:rPr>
+            <w:t>АрхиМет</w:t>
+          </w:r>
+          <w:proofErr w:type="spellEnd"/>
+          <w:r>
+            <w:rPr>
+              <w:szCs w:val="24"/>
+            </w:rPr>
+            <w:t>»</w:t>
           </w:r>
         </w:p>
       </w:tc>
@@ -25214,13 +28649,41 @@
               <w:lang w:val="en-US"/>
             </w:rPr>
           </w:pPr>
+          <w:proofErr w:type="gramStart"/>
           <w:r>
             <w:rPr>
               <w:sz w:val="18"/>
               <w:szCs w:val="18"/>
               <w:lang w:val="en-US"/>
             </w:rPr>
-            <w:t>{{ mm_yy }}</w:t>
+            <w:t xml:space="preserve">{{ </w:t>
+          </w:r>
+          <w:proofErr w:type="spellStart"/>
+          <w:r>
+            <w:rPr>
+              <w:sz w:val="18"/>
+              <w:szCs w:val="18"/>
+              <w:lang w:val="en-US"/>
+            </w:rPr>
+            <w:t>mm</w:t>
+          </w:r>
+          <w:proofErr w:type="gramEnd"/>
+          <w:r>
+            <w:rPr>
+              <w:sz w:val="18"/>
+              <w:szCs w:val="18"/>
+              <w:lang w:val="en-US"/>
+            </w:rPr>
+            <w:t>_yy</w:t>
+          </w:r>
+          <w:proofErr w:type="spellEnd"/>
+          <w:r>
+            <w:rPr>
+              <w:sz w:val="18"/>
+              <w:szCs w:val="18"/>
+              <w:lang w:val="en-US"/>
+            </w:rPr>
+            <w:t xml:space="preserve"> }}</w:t>
           </w:r>
         </w:p>
       </w:tc>
@@ -25483,13 +28946,41 @@
               <w:highlight w:val="red"/>
             </w:rPr>
           </w:pPr>
+          <w:proofErr w:type="gramStart"/>
           <w:r>
             <w:rPr>
               <w:sz w:val="36"/>
               <w:szCs w:val="24"/>
               <w:lang w:val="en-US"/>
             </w:rPr>
-            <w:t>{{ project_code }}</w:t>
+            <w:t xml:space="preserve">{{ </w:t>
+          </w:r>
+          <w:proofErr w:type="spellStart"/>
+          <w:r>
+            <w:rPr>
+              <w:sz w:val="36"/>
+              <w:szCs w:val="24"/>
+              <w:lang w:val="en-US"/>
+            </w:rPr>
+            <w:t>project</w:t>
+          </w:r>
+          <w:proofErr w:type="gramEnd"/>
+          <w:r>
+            <w:rPr>
+              <w:sz w:val="36"/>
+              <w:szCs w:val="24"/>
+              <w:lang w:val="en-US"/>
+            </w:rPr>
+            <w:t>_code</w:t>
+          </w:r>
+          <w:proofErr w:type="spellEnd"/>
+          <w:r>
+            <w:rPr>
+              <w:sz w:val="36"/>
+              <w:szCs w:val="24"/>
+              <w:lang w:val="en-US"/>
+            </w:rPr>
+            <w:t xml:space="preserve"> }}</w:t>
           </w:r>
           <w:r>
             <w:rPr>
@@ -25680,6 +29171,7 @@
                           <w:szCs w:val="18"/>
                         </w:rPr>
                       </w:pPr>
+                      <w:proofErr w:type="spellStart"/>
                       <w:r>
                         <w:rPr>
                           <w:rStyle w:val="af9"/>
@@ -25687,7 +29179,17 @@
                           <w:sz w:val="20"/>
                           <w:szCs w:val="18"/>
                         </w:rPr>
-                        <w:t>Взам. инв. №</w:t>
+                        <w:t>Взам</w:t>
+                      </w:r>
+                      <w:proofErr w:type="spellEnd"/>
+                      <w:r>
+                        <w:rPr>
+                          <w:rStyle w:val="af9"/>
+                          <w:rFonts w:ascii="Times New Roman" w:hAnsi="Times New Roman"/>
+                          <w:sz w:val="20"/>
+                          <w:szCs w:val="18"/>
+                        </w:rPr>
+                        <w:t>. инв. №</w:t>
                       </w:r>
                     </w:p>
                   </w:txbxContent>
@@ -25858,13 +29360,41 @@
               <w:highlight w:val="red"/>
             </w:rPr>
           </w:pPr>
+          <w:proofErr w:type="gramStart"/>
           <w:r>
             <w:rPr>
               <w:sz w:val="24"/>
               <w:szCs w:val="24"/>
               <w:lang w:val="en-US"/>
             </w:rPr>
-            <w:t>{{ project_name }}</w:t>
+            <w:t xml:space="preserve">{{ </w:t>
+          </w:r>
+          <w:proofErr w:type="spellStart"/>
+          <w:r>
+            <w:rPr>
+              <w:sz w:val="24"/>
+              <w:szCs w:val="24"/>
+              <w:lang w:val="en-US"/>
+            </w:rPr>
+            <w:t>project</w:t>
+          </w:r>
+          <w:proofErr w:type="gramEnd"/>
+          <w:r>
+            <w:rPr>
+              <w:sz w:val="24"/>
+              <w:szCs w:val="24"/>
+              <w:lang w:val="en-US"/>
+            </w:rPr>
+            <w:t>_name</w:t>
+          </w:r>
+          <w:proofErr w:type="spellEnd"/>
+          <w:r>
+            <w:rPr>
+              <w:sz w:val="24"/>
+              <w:szCs w:val="24"/>
+              <w:lang w:val="en-US"/>
+            </w:rPr>
+            <w:t xml:space="preserve"> }}</w:t>
           </w:r>
         </w:p>
       </w:tc>
@@ -26078,6 +29608,7 @@
               <w:sz w:val="18"/>
             </w:rPr>
           </w:pPr>
+          <w:proofErr w:type="spellStart"/>
           <w:r>
             <w:rPr>
               <w:spacing w:val="-12"/>
@@ -26085,6 +29616,7 @@
             </w:rPr>
             <w:t>Кол.уч</w:t>
           </w:r>
+          <w:proofErr w:type="spellEnd"/>
         </w:p>
       </w:tc>
       <w:tc>
@@ -26337,12 +29869,21 @@
               <w:lang w:val="en-US"/>
             </w:rPr>
           </w:pPr>
+          <w:proofErr w:type="gramStart"/>
           <w:r>
             <w:rPr>
               <w:sz w:val="18"/>
               <w:lang w:val="en-US"/>
             </w:rPr>
-            <w:t>{{ developer }}</w:t>
+            <w:t>{{ developer</w:t>
+          </w:r>
+          <w:proofErr w:type="gramEnd"/>
+          <w:r>
+            <w:rPr>
+              <w:sz w:val="18"/>
+              <w:lang w:val="en-US"/>
+            </w:rPr>
+            <w:t xml:space="preserve"> }}</w:t>
           </w:r>
         </w:p>
       </w:tc>
@@ -26453,13 +29994,41 @@
               <w:lang w:val="en-US"/>
             </w:rPr>
           </w:pPr>
+          <w:proofErr w:type="gramStart"/>
           <w:r>
             <w:rPr>
               <w:sz w:val="18"/>
               <w:szCs w:val="18"/>
               <w:lang w:val="en-US"/>
             </w:rPr>
-            <w:t>{{ mm_yy }}</w:t>
+            <w:t xml:space="preserve">{{ </w:t>
+          </w:r>
+          <w:proofErr w:type="spellStart"/>
+          <w:r>
+            <w:rPr>
+              <w:sz w:val="18"/>
+              <w:szCs w:val="18"/>
+              <w:lang w:val="en-US"/>
+            </w:rPr>
+            <w:t>mm</w:t>
+          </w:r>
+          <w:proofErr w:type="gramEnd"/>
+          <w:r>
+            <w:rPr>
+              <w:sz w:val="18"/>
+              <w:szCs w:val="18"/>
+              <w:lang w:val="en-US"/>
+            </w:rPr>
+            <w:t>_yy</w:t>
+          </w:r>
+          <w:proofErr w:type="spellEnd"/>
+          <w:r>
+            <w:rPr>
+              <w:sz w:val="18"/>
+              <w:szCs w:val="18"/>
+              <w:lang w:val="en-US"/>
+            </w:rPr>
+            <w:t xml:space="preserve"> }}</w:t>
           </w:r>
         </w:p>
       </w:tc>
@@ -26850,8 +30419,16 @@
             <w:rPr>
               <w:sz w:val="18"/>
             </w:rPr>
-            <w:t xml:space="preserve"> Родчихин</w:t>
+            <w:t xml:space="preserve"> </w:t>
           </w:r>
+          <w:proofErr w:type="spellStart"/>
+          <w:r>
+            <w:rPr>
+              <w:sz w:val="18"/>
+            </w:rPr>
+            <w:t>Родчихин</w:t>
+          </w:r>
+          <w:proofErr w:type="spellEnd"/>
         </w:p>
       </w:tc>
       <w:tc>
@@ -26961,13 +30538,41 @@
               <w:lang w:val="en-US"/>
             </w:rPr>
           </w:pPr>
+          <w:proofErr w:type="gramStart"/>
           <w:r>
             <w:rPr>
               <w:sz w:val="18"/>
               <w:szCs w:val="18"/>
               <w:lang w:val="en-US"/>
             </w:rPr>
-            <w:t>{{ mm_yy }}</w:t>
+            <w:t xml:space="preserve">{{ </w:t>
+          </w:r>
+          <w:proofErr w:type="spellStart"/>
+          <w:r>
+            <w:rPr>
+              <w:sz w:val="18"/>
+              <w:szCs w:val="18"/>
+              <w:lang w:val="en-US"/>
+            </w:rPr>
+            <w:t>mm</w:t>
+          </w:r>
+          <w:proofErr w:type="gramEnd"/>
+          <w:r>
+            <w:rPr>
+              <w:sz w:val="18"/>
+              <w:szCs w:val="18"/>
+              <w:lang w:val="en-US"/>
+            </w:rPr>
+            <w:t>_yy</w:t>
+          </w:r>
+          <w:proofErr w:type="spellEnd"/>
+          <w:r>
+            <w:rPr>
+              <w:sz w:val="18"/>
+              <w:szCs w:val="18"/>
+              <w:lang w:val="en-US"/>
+            </w:rPr>
+            <w:t xml:space="preserve"> }}</w:t>
           </w:r>
         </w:p>
       </w:tc>
@@ -27200,7 +30805,35 @@
             <w:rPr>
               <w:szCs w:val="24"/>
             </w:rPr>
-            <w:t>ООО «СевЗап НПЦ АрхиМет»</w:t>
+            <w:t>ООО «</w:t>
+          </w:r>
+          <w:proofErr w:type="spellStart"/>
+          <w:r>
+            <w:rPr>
+              <w:szCs w:val="24"/>
+            </w:rPr>
+            <w:t>СевЗап</w:t>
+          </w:r>
+          <w:proofErr w:type="spellEnd"/>
+          <w:r>
+            <w:rPr>
+              <w:szCs w:val="24"/>
+            </w:rPr>
+            <w:t xml:space="preserve"> НПЦ </w:t>
+          </w:r>
+          <w:proofErr w:type="spellStart"/>
+          <w:r>
+            <w:rPr>
+              <w:szCs w:val="24"/>
+            </w:rPr>
+            <w:t>АрхиМет</w:t>
+          </w:r>
+          <w:proofErr w:type="spellEnd"/>
+          <w:r>
+            <w:rPr>
+              <w:szCs w:val="24"/>
+            </w:rPr>
+            <w:t>»</w:t>
           </w:r>
         </w:p>
       </w:tc>
@@ -27520,13 +31153,41 @@
               <w:lang w:val="en-US"/>
             </w:rPr>
           </w:pPr>
+          <w:proofErr w:type="gramStart"/>
           <w:r>
             <w:rPr>
               <w:sz w:val="18"/>
               <w:szCs w:val="18"/>
               <w:lang w:val="en-US"/>
             </w:rPr>
-            <w:t>{{ mm_yy }}</w:t>
+            <w:t xml:space="preserve">{{ </w:t>
+          </w:r>
+          <w:proofErr w:type="spellStart"/>
+          <w:r>
+            <w:rPr>
+              <w:sz w:val="18"/>
+              <w:szCs w:val="18"/>
+              <w:lang w:val="en-US"/>
+            </w:rPr>
+            <w:t>mm</w:t>
+          </w:r>
+          <w:proofErr w:type="gramEnd"/>
+          <w:r>
+            <w:rPr>
+              <w:sz w:val="18"/>
+              <w:szCs w:val="18"/>
+              <w:lang w:val="en-US"/>
+            </w:rPr>
+            <w:t>_yy</w:t>
+          </w:r>
+          <w:proofErr w:type="spellEnd"/>
+          <w:r>
+            <w:rPr>
+              <w:sz w:val="18"/>
+              <w:szCs w:val="18"/>
+              <w:lang w:val="en-US"/>
+            </w:rPr>
+            <w:t xml:space="preserve"> }}</w:t>
           </w:r>
         </w:p>
       </w:tc>
@@ -27767,13 +31428,41 @@
               <w:szCs w:val="36"/>
             </w:rPr>
           </w:pPr>
+          <w:proofErr w:type="gramStart"/>
           <w:r>
             <w:rPr>
               <w:sz w:val="36"/>
               <w:szCs w:val="24"/>
               <w:lang w:val="en-US"/>
             </w:rPr>
-            <w:t>{{ project_code }}</w:t>
+            <w:t xml:space="preserve">{{ </w:t>
+          </w:r>
+          <w:proofErr w:type="spellStart"/>
+          <w:r>
+            <w:rPr>
+              <w:sz w:val="36"/>
+              <w:szCs w:val="24"/>
+              <w:lang w:val="en-US"/>
+            </w:rPr>
+            <w:t>project</w:t>
+          </w:r>
+          <w:proofErr w:type="gramEnd"/>
+          <w:r>
+            <w:rPr>
+              <w:sz w:val="36"/>
+              <w:szCs w:val="24"/>
+              <w:lang w:val="en-US"/>
+            </w:rPr>
+            <w:t>_code</w:t>
+          </w:r>
+          <w:proofErr w:type="spellEnd"/>
+          <w:r>
+            <w:rPr>
+              <w:sz w:val="36"/>
+              <w:szCs w:val="24"/>
+              <w:lang w:val="en-US"/>
+            </w:rPr>
+            <w:t xml:space="preserve"> }}</w:t>
           </w:r>
           <w:r>
             <w:rPr>
@@ -28017,6 +31706,7 @@
               <w:sz w:val="20"/>
             </w:rPr>
           </w:pPr>
+          <w:proofErr w:type="spellStart"/>
           <w:r>
             <w:rPr>
               <w:spacing w:val="-10"/>
@@ -28024,6 +31714,7 @@
             </w:rPr>
             <w:t>Кол.уч</w:t>
           </w:r>
+          <w:proofErr w:type="spellEnd"/>
         </w:p>
       </w:tc>
       <w:tc>
@@ -28482,6 +32173,7 @@
                     <w:szCs w:val="18"/>
                   </w:rPr>
                 </w:pPr>
+                <w:proofErr w:type="spellStart"/>
                 <w:r>
                   <w:rPr>
                     <w:rStyle w:val="af9"/>
@@ -28489,7 +32181,17 @@
                     <w:sz w:val="20"/>
                     <w:szCs w:val="18"/>
                   </w:rPr>
-                  <w:t>Взам. инв. №</w:t>
+                  <w:t>Взам</w:t>
+                </w:r>
+                <w:proofErr w:type="spellEnd"/>
+                <w:r>
+                  <w:rPr>
+                    <w:rStyle w:val="af9"/>
+                    <w:rFonts w:ascii="Times New Roman" w:hAnsi="Times New Roman"/>
+                    <w:sz w:val="20"/>
+                    <w:szCs w:val="18"/>
+                  </w:rPr>
+                  <w:t>. инв. №</w:t>
                 </w:r>
               </w:p>
             </w:txbxContent>
@@ -28762,6 +32464,7 @@
                           <w:szCs w:val="18"/>
                         </w:rPr>
                       </w:pPr>
+                      <w:proofErr w:type="spellStart"/>
                       <w:r>
                         <w:rPr>
                           <w:rStyle w:val="af9"/>
@@ -28769,7 +32472,17 @@
                           <w:sz w:val="20"/>
                           <w:szCs w:val="18"/>
                         </w:rPr>
-                        <w:t>Взам. инв. №</w:t>
+                        <w:t>Взам</w:t>
+                      </w:r>
+                      <w:proofErr w:type="spellEnd"/>
+                      <w:r>
+                        <w:rPr>
+                          <w:rStyle w:val="af9"/>
+                          <w:rFonts w:ascii="Times New Roman" w:hAnsi="Times New Roman"/>
+                          <w:sz w:val="20"/>
+                          <w:szCs w:val="18"/>
+                        </w:rPr>
+                        <w:t>. инв. №</w:t>
                       </w:r>
                     </w:p>
                     <w:p>
@@ -33041,6 +36754,18 @@
       <w:sz w:val="22"/>
     </w:rPr>
   </w:style>
+  <w:style w:type="character" w:styleId="afff8">
+    <w:name w:val="Unresolved Mention"/>
+    <w:basedOn w:val="a5"/>
+    <w:uiPriority w:val="99"/>
+    <w:semiHidden/>
+    <w:unhideWhenUsed/>
+    <w:rsid w:val="008C1E88"/>
+    <w:rPr>
+      <w:color w:val="605E5C"/>
+      <w:shd w:val="clear" w:color="auto" w:fill="E1DFDD"/>
+    </w:rPr>
+  </w:style>
 </w:styles>
 </file>
 

--- a/core/static/kozu_tkr_template.docx
+++ b/core/static/kozu_tkr_template.docx
@@ -3572,14 +3572,31 @@
               <w14:ligatures w14:val="standardContextual"/>
             </w:rPr>
           </w:pPr>
-          <w:hyperlink w:anchor="_Toc175761118" w:history="1">
+          <w:hyperlink w:anchor="_Toc175761119" w:history="1">
             <w:r>
               <w:rPr>
                 <w:rStyle w:val="ab"/>
                 <w:rFonts w:eastAsia="TimesNewRomanPSMT"/>
                 <w:noProof/>
               </w:rPr>
-              <w:t>12 Последовательность строительства объекта, намечаемые этапы строительства</w:t>
+              <w:t>1</w:t>
+            </w:r>
+            <w:r>
+              <w:rPr>
+                <w:rStyle w:val="ab"/>
+                <w:rFonts w:eastAsia="TimesNewRomanPSMT"/>
+                <w:noProof/>
+                <w:lang w:val="en-US"/>
+              </w:rPr>
+              <w:t>2</w:t>
+            </w:r>
+            <w:r>
+              <w:rPr>
+                <w:rStyle w:val="ab"/>
+                <w:rFonts w:eastAsia="TimesNewRomanPSMT"/>
+                <w:noProof/>
+              </w:rPr>
+              <w:t xml:space="preserve"> Принципиальные решения, обеспечивающие надежность объекта</w:t>
             </w:r>
             <w:r>
               <w:rPr>
@@ -3600,7 +3617,7 @@
                 <w:noProof/>
                 <w:webHidden/>
               </w:rPr>
-              <w:instrText xml:space="preserve"> PAGEREF _Toc175761118 \h </w:instrText>
+              <w:instrText xml:space="preserve"> PAGEREF _Toc175761119 \h </w:instrText>
             </w:r>
             <w:r>
               <w:rPr>
@@ -3620,7 +3637,271 @@
                 <w:noProof/>
                 <w:webHidden/>
               </w:rPr>
-              <w:t>21</w:t>
+              <w:t>22</w:t>
+            </w:r>
+            <w:r>
+              <w:rPr>
+                <w:noProof/>
+                <w:webHidden/>
+              </w:rPr>
+              <w:fldChar w:fldCharType="end"/>
+            </w:r>
+          </w:hyperlink>
+        </w:p>
+        <w:p>
+          <w:pPr>
+            <w:pStyle w:val="32"/>
+            <w:tabs>
+              <w:tab w:val="right" w:leader="dot" w:pos="9911"/>
+            </w:tabs>
+            <w:rPr>
+              <w:rFonts w:asciiTheme="minorHAnsi" w:eastAsiaTheme="minorEastAsia" w:hAnsiTheme="minorHAnsi" w:cstheme="minorBidi"/>
+              <w:noProof/>
+              <w:kern w:val="2"/>
+              <w:sz w:val="24"/>
+              <w:szCs w:val="24"/>
+              <w14:ligatures w14:val="standardContextual"/>
+            </w:rPr>
+          </w:pPr>
+          <w:hyperlink w:anchor="_Toc175761120" w:history="1">
+            <w:r>
+              <w:rPr>
+                <w:rStyle w:val="ab"/>
+                <w:noProof/>
+              </w:rPr>
+              <w:t>1</w:t>
+            </w:r>
+            <w:r>
+              <w:rPr>
+                <w:rStyle w:val="ab"/>
+                <w:noProof/>
+                <w:lang w:val="en-US"/>
+              </w:rPr>
+              <w:t>2</w:t>
+            </w:r>
+            <w:r>
+              <w:rPr>
+                <w:rStyle w:val="ab"/>
+                <w:noProof/>
+              </w:rPr>
+              <w:t>.1. Расчет нагрузок</w:t>
+            </w:r>
+            <w:r>
+              <w:rPr>
+                <w:noProof/>
+                <w:webHidden/>
+              </w:rPr>
+              <w:tab/>
+            </w:r>
+            <w:r>
+              <w:rPr>
+                <w:noProof/>
+                <w:webHidden/>
+              </w:rPr>
+              <w:fldChar w:fldCharType="begin"/>
+            </w:r>
+            <w:r>
+              <w:rPr>
+                <w:noProof/>
+                <w:webHidden/>
+              </w:rPr>
+              <w:instrText xml:space="preserve"> PAGEREF _Toc175761120 \h </w:instrText>
+            </w:r>
+            <w:r>
+              <w:rPr>
+                <w:noProof/>
+                <w:webHidden/>
+              </w:rPr>
+            </w:r>
+            <w:r>
+              <w:rPr>
+                <w:noProof/>
+                <w:webHidden/>
+              </w:rPr>
+              <w:fldChar w:fldCharType="separate"/>
+            </w:r>
+            <w:r>
+              <w:rPr>
+                <w:noProof/>
+                <w:webHidden/>
+              </w:rPr>
+              <w:t>22</w:t>
+            </w:r>
+            <w:r>
+              <w:rPr>
+                <w:noProof/>
+                <w:webHidden/>
+              </w:rPr>
+              <w:fldChar w:fldCharType="end"/>
+            </w:r>
+          </w:hyperlink>
+        </w:p>
+        <w:p>
+          <w:pPr>
+            <w:pStyle w:val="32"/>
+            <w:tabs>
+              <w:tab w:val="right" w:leader="dot" w:pos="9911"/>
+            </w:tabs>
+            <w:rPr>
+              <w:rFonts w:asciiTheme="minorHAnsi" w:eastAsiaTheme="minorEastAsia" w:hAnsiTheme="minorHAnsi" w:cstheme="minorBidi"/>
+              <w:noProof/>
+              <w:kern w:val="2"/>
+              <w:sz w:val="24"/>
+              <w:szCs w:val="24"/>
+              <w14:ligatures w14:val="standardContextual"/>
+            </w:rPr>
+          </w:pPr>
+          <w:hyperlink w:anchor="_Toc175761121" w:history="1">
+            <w:r>
+              <w:rPr>
+                <w:rStyle w:val="ab"/>
+                <w:noProof/>
+              </w:rPr>
+              <w:t>1</w:t>
+            </w:r>
+            <w:r>
+              <w:rPr>
+                <w:rStyle w:val="ab"/>
+                <w:noProof/>
+                <w:lang w:val="en-US"/>
+              </w:rPr>
+              <w:t>2</w:t>
+            </w:r>
+            <w:r>
+              <w:rPr>
+                <w:rStyle w:val="ab"/>
+                <w:noProof/>
+              </w:rPr>
+              <w:t>.2. Расчет металлоконструкций</w:t>
+            </w:r>
+            <w:r>
+              <w:rPr>
+                <w:noProof/>
+                <w:webHidden/>
+              </w:rPr>
+              <w:tab/>
+            </w:r>
+            <w:r>
+              <w:rPr>
+                <w:noProof/>
+                <w:webHidden/>
+              </w:rPr>
+              <w:fldChar w:fldCharType="begin"/>
+            </w:r>
+            <w:r>
+              <w:rPr>
+                <w:noProof/>
+                <w:webHidden/>
+              </w:rPr>
+              <w:instrText xml:space="preserve"> PAGEREF _Toc175761121 \h </w:instrText>
+            </w:r>
+            <w:r>
+              <w:rPr>
+                <w:noProof/>
+                <w:webHidden/>
+              </w:rPr>
+            </w:r>
+            <w:r>
+              <w:rPr>
+                <w:noProof/>
+                <w:webHidden/>
+              </w:rPr>
+              <w:fldChar w:fldCharType="separate"/>
+            </w:r>
+            <w:r>
+              <w:rPr>
+                <w:noProof/>
+                <w:webHidden/>
+              </w:rPr>
+              <w:t>24</w:t>
+            </w:r>
+            <w:r>
+              <w:rPr>
+                <w:noProof/>
+                <w:webHidden/>
+              </w:rPr>
+              <w:fldChar w:fldCharType="end"/>
+            </w:r>
+          </w:hyperlink>
+        </w:p>
+        <w:p>
+          <w:pPr>
+            <w:pStyle w:val="32"/>
+            <w:tabs>
+              <w:tab w:val="right" w:leader="dot" w:pos="9911"/>
+            </w:tabs>
+            <w:rPr>
+              <w:rFonts w:asciiTheme="minorHAnsi" w:eastAsiaTheme="minorEastAsia" w:hAnsiTheme="minorHAnsi" w:cstheme="minorBidi"/>
+              <w:noProof/>
+              <w:kern w:val="2"/>
+              <w:sz w:val="24"/>
+              <w:szCs w:val="24"/>
+              <w14:ligatures w14:val="standardContextual"/>
+            </w:rPr>
+          </w:pPr>
+          <w:hyperlink w:anchor="_Toc175761122" w:history="1">
+            <w:r>
+              <w:rPr>
+                <w:rStyle w:val="ab"/>
+                <w:noProof/>
+              </w:rPr>
+              <w:t>1</w:t>
+            </w:r>
+            <w:r>
+              <w:rPr>
+                <w:rStyle w:val="ab"/>
+                <w:noProof/>
+                <w:lang w:val="en-US"/>
+              </w:rPr>
+              <w:t>2</w:t>
+            </w:r>
+            <w:r>
+              <w:rPr>
+                <w:rStyle w:val="ab"/>
+                <w:noProof/>
+              </w:rPr>
+              <w:t>.3. Молниезащита</w:t>
+            </w:r>
+            <w:r>
+              <w:rPr>
+                <w:noProof/>
+                <w:webHidden/>
+              </w:rPr>
+              <w:tab/>
+            </w:r>
+            <w:r>
+              <w:rPr>
+                <w:noProof/>
+                <w:webHidden/>
+              </w:rPr>
+              <w:fldChar w:fldCharType="begin"/>
+            </w:r>
+            <w:r>
+              <w:rPr>
+                <w:noProof/>
+                <w:webHidden/>
+              </w:rPr>
+              <w:instrText xml:space="preserve"> PAGEREF _Toc175761122 \h </w:instrText>
+            </w:r>
+            <w:r>
+              <w:rPr>
+                <w:noProof/>
+                <w:webHidden/>
+              </w:rPr>
+            </w:r>
+            <w:r>
+              <w:rPr>
+                <w:noProof/>
+                <w:webHidden/>
+              </w:rPr>
+              <w:fldChar w:fldCharType="separate"/>
+            </w:r>
+            <w:r>
+              <w:rPr>
+                <w:noProof/>
+                <w:webHidden/>
+              </w:rPr>
+              <w:t>31</w:t>
             </w:r>
             <w:r>
               <w:rPr>
@@ -3646,306 +3927,28 @@
               <w14:ligatures w14:val="standardContextual"/>
             </w:rPr>
           </w:pPr>
-          <w:hyperlink w:anchor="_Toc175761119" w:history="1">
-            <w:r>
-              <w:rPr>
-                <w:rStyle w:val="ab"/>
-                <w:rFonts w:eastAsia="TimesNewRomanPSMT"/>
-                <w:noProof/>
-              </w:rPr>
-              <w:t>13 Принципиальные решения, обеспечивающие надежность объекта</w:t>
-            </w:r>
-            <w:r>
-              <w:rPr>
-                <w:noProof/>
-                <w:webHidden/>
-              </w:rPr>
-              <w:tab/>
-            </w:r>
-            <w:r>
-              <w:rPr>
-                <w:noProof/>
-                <w:webHidden/>
-              </w:rPr>
-              <w:fldChar w:fldCharType="begin"/>
-            </w:r>
-            <w:r>
-              <w:rPr>
-                <w:noProof/>
-                <w:webHidden/>
-              </w:rPr>
-              <w:instrText xml:space="preserve"> PAGEREF _Toc175761119 \h </w:instrText>
-            </w:r>
-            <w:r>
-              <w:rPr>
-                <w:noProof/>
-                <w:webHidden/>
-              </w:rPr>
-            </w:r>
-            <w:r>
-              <w:rPr>
-                <w:noProof/>
-                <w:webHidden/>
-              </w:rPr>
-              <w:fldChar w:fldCharType="separate"/>
-            </w:r>
-            <w:r>
-              <w:rPr>
-                <w:noProof/>
-                <w:webHidden/>
-              </w:rPr>
-              <w:t>22</w:t>
-            </w:r>
-            <w:r>
-              <w:rPr>
-                <w:noProof/>
-                <w:webHidden/>
-              </w:rPr>
-              <w:fldChar w:fldCharType="end"/>
-            </w:r>
-          </w:hyperlink>
-        </w:p>
-        <w:p>
-          <w:pPr>
-            <w:pStyle w:val="32"/>
-            <w:tabs>
-              <w:tab w:val="right" w:leader="dot" w:pos="9911"/>
-            </w:tabs>
-            <w:rPr>
-              <w:rFonts w:asciiTheme="minorHAnsi" w:eastAsiaTheme="minorEastAsia" w:hAnsiTheme="minorHAnsi" w:cstheme="minorBidi"/>
-              <w:noProof/>
-              <w:kern w:val="2"/>
-              <w:sz w:val="24"/>
-              <w:szCs w:val="24"/>
-              <w14:ligatures w14:val="standardContextual"/>
-            </w:rPr>
-          </w:pPr>
-          <w:hyperlink w:anchor="_Toc175761120" w:history="1">
+          <w:hyperlink w:anchor="_Toc175761123" w:history="1">
             <w:r>
               <w:rPr>
                 <w:rStyle w:val="ab"/>
                 <w:noProof/>
               </w:rPr>
-              <w:t>13.1. Расчет нагрузок</w:t>
-            </w:r>
-            <w:r>
-              <w:rPr>
-                <w:noProof/>
-                <w:webHidden/>
-              </w:rPr>
-              <w:tab/>
-            </w:r>
-            <w:r>
-              <w:rPr>
-                <w:noProof/>
-                <w:webHidden/>
-              </w:rPr>
-              <w:fldChar w:fldCharType="begin"/>
-            </w:r>
-            <w:r>
-              <w:rPr>
-                <w:noProof/>
-                <w:webHidden/>
-              </w:rPr>
-              <w:instrText xml:space="preserve"> PAGEREF _Toc175761120 \h </w:instrText>
-            </w:r>
-            <w:r>
-              <w:rPr>
-                <w:noProof/>
-                <w:webHidden/>
-              </w:rPr>
-            </w:r>
-            <w:r>
-              <w:rPr>
-                <w:noProof/>
-                <w:webHidden/>
-              </w:rPr>
-              <w:fldChar w:fldCharType="separate"/>
-            </w:r>
-            <w:r>
-              <w:rPr>
-                <w:noProof/>
-                <w:webHidden/>
-              </w:rPr>
-              <w:t>22</w:t>
-            </w:r>
-            <w:r>
-              <w:rPr>
-                <w:noProof/>
-                <w:webHidden/>
-              </w:rPr>
-              <w:fldChar w:fldCharType="end"/>
-            </w:r>
-          </w:hyperlink>
-        </w:p>
-        <w:p>
-          <w:pPr>
-            <w:pStyle w:val="32"/>
-            <w:tabs>
-              <w:tab w:val="right" w:leader="dot" w:pos="9911"/>
-            </w:tabs>
-            <w:rPr>
-              <w:rFonts w:asciiTheme="minorHAnsi" w:eastAsiaTheme="minorEastAsia" w:hAnsiTheme="minorHAnsi" w:cstheme="minorBidi"/>
-              <w:noProof/>
-              <w:kern w:val="2"/>
-              <w:sz w:val="24"/>
-              <w:szCs w:val="24"/>
-              <w14:ligatures w14:val="standardContextual"/>
-            </w:rPr>
-          </w:pPr>
-          <w:hyperlink w:anchor="_Toc175761121" w:history="1">
+              <w:t>1</w:t>
+            </w:r>
             <w:r>
               <w:rPr>
                 <w:rStyle w:val="ab"/>
                 <w:noProof/>
-              </w:rPr>
-              <w:t>13.2. Расчет металлоконструкций</w:t>
-            </w:r>
-            <w:r>
-              <w:rPr>
-                <w:noProof/>
-                <w:webHidden/>
-              </w:rPr>
-              <w:tab/>
-            </w:r>
-            <w:r>
-              <w:rPr>
-                <w:noProof/>
-                <w:webHidden/>
-              </w:rPr>
-              <w:fldChar w:fldCharType="begin"/>
-            </w:r>
-            <w:r>
-              <w:rPr>
-                <w:noProof/>
-                <w:webHidden/>
-              </w:rPr>
-              <w:instrText xml:space="preserve"> PAGEREF _Toc175761121 \h </w:instrText>
-            </w:r>
-            <w:r>
-              <w:rPr>
-                <w:noProof/>
-                <w:webHidden/>
-              </w:rPr>
-            </w:r>
-            <w:r>
-              <w:rPr>
-                <w:noProof/>
-                <w:webHidden/>
-              </w:rPr>
-              <w:fldChar w:fldCharType="separate"/>
-            </w:r>
-            <w:r>
-              <w:rPr>
-                <w:noProof/>
-                <w:webHidden/>
-              </w:rPr>
-              <w:t>24</w:t>
-            </w:r>
-            <w:r>
-              <w:rPr>
-                <w:noProof/>
-                <w:webHidden/>
-              </w:rPr>
-              <w:fldChar w:fldCharType="end"/>
-            </w:r>
-          </w:hyperlink>
-        </w:p>
-        <w:p>
-          <w:pPr>
-            <w:pStyle w:val="32"/>
-            <w:tabs>
-              <w:tab w:val="right" w:leader="dot" w:pos="9911"/>
-            </w:tabs>
-            <w:rPr>
-              <w:rFonts w:asciiTheme="minorHAnsi" w:eastAsiaTheme="minorEastAsia" w:hAnsiTheme="minorHAnsi" w:cstheme="minorBidi"/>
-              <w:noProof/>
-              <w:kern w:val="2"/>
-              <w:sz w:val="24"/>
-              <w:szCs w:val="24"/>
-              <w14:ligatures w14:val="standardContextual"/>
-            </w:rPr>
-          </w:pPr>
-          <w:hyperlink w:anchor="_Toc175761122" w:history="1">
+                <w:lang w:val="en-US"/>
+              </w:rPr>
+              <w:t>3</w:t>
+            </w:r>
             <w:r>
               <w:rPr>
                 <w:rStyle w:val="ab"/>
                 <w:noProof/>
               </w:rPr>
-              <w:t>13.3. Молниезащита</w:t>
-            </w:r>
-            <w:r>
-              <w:rPr>
-                <w:noProof/>
-                <w:webHidden/>
-              </w:rPr>
-              <w:tab/>
-            </w:r>
-            <w:r>
-              <w:rPr>
-                <w:noProof/>
-                <w:webHidden/>
-              </w:rPr>
-              <w:fldChar w:fldCharType="begin"/>
-            </w:r>
-            <w:r>
-              <w:rPr>
-                <w:noProof/>
-                <w:webHidden/>
-              </w:rPr>
-              <w:instrText xml:space="preserve"> PAGEREF _Toc175761122 \h </w:instrText>
-            </w:r>
-            <w:r>
-              <w:rPr>
-                <w:noProof/>
-                <w:webHidden/>
-              </w:rPr>
-            </w:r>
-            <w:r>
-              <w:rPr>
-                <w:noProof/>
-                <w:webHidden/>
-              </w:rPr>
-              <w:fldChar w:fldCharType="separate"/>
-            </w:r>
-            <w:r>
-              <w:rPr>
-                <w:noProof/>
-                <w:webHidden/>
-              </w:rPr>
-              <w:t>31</w:t>
-            </w:r>
-            <w:r>
-              <w:rPr>
-                <w:noProof/>
-                <w:webHidden/>
-              </w:rPr>
-              <w:fldChar w:fldCharType="end"/>
-            </w:r>
-          </w:hyperlink>
-        </w:p>
-        <w:p>
-          <w:pPr>
-            <w:pStyle w:val="12"/>
-            <w:tabs>
-              <w:tab w:val="right" w:leader="dot" w:pos="9911"/>
-            </w:tabs>
-            <w:rPr>
-              <w:rFonts w:asciiTheme="minorHAnsi" w:eastAsiaTheme="minorEastAsia" w:hAnsiTheme="minorHAnsi" w:cstheme="minorBidi"/>
-              <w:bCs w:val="0"/>
-              <w:caps w:val="0"/>
-              <w:noProof/>
-              <w:kern w:val="2"/>
-              <w14:ligatures w14:val="standardContextual"/>
-            </w:rPr>
-          </w:pPr>
-          <w:hyperlink w:anchor="_Toc175761123" w:history="1">
-            <w:r>
-              <w:rPr>
-                <w:rStyle w:val="ab"/>
-                <w:noProof/>
-              </w:rPr>
-              <w:t>14 Спецификация на применяемые материалы</w:t>
+              <w:t xml:space="preserve"> Спецификация на применяемые материалы</w:t>
             </w:r>
             <w:r>
               <w:rPr>
@@ -5558,7 +5561,7 @@
                 <w:szCs w:val="28"/>
               </w:rPr>
               <w:drawing>
-                <wp:anchor distT="0" distB="0" distL="114300" distR="114300" simplePos="0" relativeHeight="251652096" behindDoc="1" locked="0" layoutInCell="1" allowOverlap="1" wp14:anchorId="43BC438F" wp14:editId="22855483">
+                <wp:anchor distT="0" distB="0" distL="114300" distR="114300" simplePos="0" relativeHeight="251654144" behindDoc="1" locked="0" layoutInCell="1" allowOverlap="1" wp14:anchorId="43BC438F" wp14:editId="22855483">
                   <wp:simplePos x="0" y="0"/>
                   <wp:positionH relativeFrom="column">
                     <wp:posOffset>1908810</wp:posOffset>
@@ -5752,7 +5755,7 @@
                 <w:szCs w:val="24"/>
               </w:rPr>
               <w:drawing>
-                <wp:anchor distT="0" distB="0" distL="114300" distR="114300" simplePos="0" relativeHeight="251658240" behindDoc="1" locked="0" layoutInCell="1" allowOverlap="1" wp14:anchorId="592D13B8" wp14:editId="60F9B091">
+                <wp:anchor distT="0" distB="0" distL="114300" distR="114300" simplePos="0" relativeHeight="251657216" behindDoc="1" locked="0" layoutInCell="1" allowOverlap="1" wp14:anchorId="592D13B8" wp14:editId="60F9B091">
                   <wp:simplePos x="0" y="0"/>
                   <wp:positionH relativeFrom="column">
                     <wp:posOffset>1842135</wp:posOffset>
@@ -5935,7 +5938,7 @@
                 <w:szCs w:val="24"/>
               </w:rPr>
               <w:drawing>
-                <wp:anchor distT="0" distB="0" distL="114300" distR="114300" simplePos="0" relativeHeight="251656192" behindDoc="1" locked="0" layoutInCell="1" allowOverlap="1" wp14:anchorId="4F803AC9" wp14:editId="3300CC38">
+                <wp:anchor distT="0" distB="0" distL="114300" distR="114300" simplePos="0" relativeHeight="251655168" behindDoc="1" locked="0" layoutInCell="1" allowOverlap="1" wp14:anchorId="4F803AC9" wp14:editId="3300CC38">
                   <wp:simplePos x="0" y="0"/>
                   <wp:positionH relativeFrom="column">
                     <wp:posOffset>1820545</wp:posOffset>
@@ -6117,7 +6120,7 @@
                 <w:noProof/>
               </w:rPr>
               <w:drawing>
-                <wp:anchor distT="0" distB="0" distL="114300" distR="114300" simplePos="0" relativeHeight="251662336" behindDoc="1" locked="0" layoutInCell="1" allowOverlap="1" wp14:anchorId="5E276FC1" wp14:editId="6A44739E">
+                <wp:anchor distT="0" distB="0" distL="114300" distR="114300" simplePos="0" relativeHeight="251661312" behindDoc="1" locked="0" layoutInCell="1" allowOverlap="1" wp14:anchorId="5E276FC1" wp14:editId="6A44739E">
                   <wp:simplePos x="0" y="0"/>
                   <wp:positionH relativeFrom="column">
                     <wp:posOffset>1869440</wp:posOffset>
@@ -7209,7 +7212,7 @@
     </w:p>
     <w:p>
       <w:pPr>
-        <w:ind w:firstLine="0"/>
+        <w:ind w:firstLine="851"/>
       </w:pPr>
       <w:r>
         <w:t xml:space="preserve">Антикоррозийное покрытие металлоконструкций – горячее цинкование по ГОСТ </w:t>
@@ -7253,6 +7256,7 @@
           <w:color w:val="2C2D2E"/>
           <w:szCs w:val="28"/>
           <w:shd w:val="clear" w:color="auto" w:fill="FFFFFF"/>
+          <w:lang w:val="en-US"/>
         </w:rPr>
       </w:pPr>
       <w:r>
@@ -7279,25 +7283,47 @@
           <w:szCs w:val="28"/>
           <w:shd w:val="clear" w:color="auto" w:fill="FFFFFF"/>
         </w:rPr>
-        <w:t xml:space="preserve"> 4-го типа. Под </w:t>
-      </w:r>
-      <w:proofErr w:type="spellStart"/>
+        <w:t xml:space="preserve"> 4-го типа. </w:t>
+      </w:r>
+      <w:proofErr w:type="gramStart"/>
       <w:r>
         <w:rPr>
           <w:color w:val="2C2D2E"/>
           <w:szCs w:val="28"/>
           <w:shd w:val="clear" w:color="auto" w:fill="FFFFFF"/>
-        </w:rPr>
-        <w:t>антисдвигом</w:t>
-      </w:r>
-      <w:proofErr w:type="spellEnd"/>
+          <w:lang w:val="en-US"/>
+        </w:rPr>
+        <w:t xml:space="preserve">{{ </w:t>
+      </w:r>
+      <w:proofErr w:type="spellStart"/>
       <w:r>
         <w:rPr>
           <w:color w:val="2C2D2E"/>
           <w:szCs w:val="28"/>
           <w:shd w:val="clear" w:color="auto" w:fill="FFFFFF"/>
-        </w:rPr>
-        <w:t xml:space="preserve"> 4-го типа замещается грунт песчано-щебеночной смесью.</w:t>
+          <w:lang w:val="en-US"/>
+        </w:rPr>
+        <w:t>pesch</w:t>
+      </w:r>
+      <w:proofErr w:type="gramEnd"/>
+      <w:r>
+        <w:rPr>
+          <w:color w:val="2C2D2E"/>
+          <w:szCs w:val="28"/>
+          <w:shd w:val="clear" w:color="auto" w:fill="FFFFFF"/>
+          <w:lang w:val="en-US"/>
+        </w:rPr>
+        <w:t>_gr</w:t>
+      </w:r>
+      <w:proofErr w:type="spellEnd"/>
+      <w:r>
+        <w:rPr>
+          <w:color w:val="2C2D2E"/>
+          <w:szCs w:val="28"/>
+          <w:shd w:val="clear" w:color="auto" w:fill="FFFFFF"/>
+          <w:lang w:val="en-US"/>
+        </w:rPr>
+        <w:t xml:space="preserve"> }}</w:t>
       </w:r>
     </w:p>
     <w:p>
@@ -7487,7 +7513,6 @@
         <w:rPr>
           <w:lang w:val="en-US"/>
         </w:rPr>
-        <w:lastRenderedPageBreak/>
         <w:t>{%</w:t>
       </w:r>
       <w:r>
@@ -7991,15 +8016,21 @@
         <w:rPr>
           <w:rFonts w:eastAsia="TimesNewRomanPSMT"/>
         </w:rPr>
+        <w:t>Архимет</w:t>
+      </w:r>
+      <w:proofErr w:type="spellEnd"/>
+      <w:r>
+        <w:rPr>
+          <w:rFonts w:eastAsia="TimesNewRomanPSMT"/>
+        </w:rPr>
+        <w:t xml:space="preserve">» на основе собственных базовых конструкций, модернизированных для </w:t>
+      </w:r>
+      <w:r>
+        <w:rPr>
+          <w:rFonts w:eastAsia="TimesNewRomanPSMT"/>
+        </w:rPr>
         <w:lastRenderedPageBreak/>
-        <w:t>Архимет</w:t>
-      </w:r>
-      <w:proofErr w:type="spellEnd"/>
-      <w:r>
-        <w:rPr>
-          <w:rFonts w:eastAsia="TimesNewRomanPSMT"/>
-        </w:rPr>
-        <w:t>» на основе собственных базовых конструкций, модернизированных для данно</w:t>
+        <w:t>данно</w:t>
       </w:r>
       <w:r>
         <w:rPr>
@@ -8221,205 +8252,16 @@
           <w:rFonts w:eastAsia="TimesNewRomanPSMT"/>
         </w:rPr>
       </w:pPr>
-      <w:bookmarkStart w:id="24" w:name="_Toc42783668"/>
-      <w:bookmarkStart w:id="25" w:name="_Toc175761118"/>
+      <w:bookmarkStart w:id="24" w:name="_Toc42783669"/>
+      <w:bookmarkStart w:id="25" w:name="_Toc175761119"/>
       <w:r>
         <w:rPr>
           <w:rFonts w:eastAsia="TimesNewRomanPSMT"/>
         </w:rPr>
-        <w:t>Последовательность строительства объекта, намечаемые этапы строительства</w:t>
+        <w:t>Принципиальные решения, обеспечивающие надежность объекта</w:t>
       </w:r>
       <w:bookmarkEnd w:id="24"/>
       <w:bookmarkEnd w:id="25"/>
-    </w:p>
-    <w:p>
-      <w:pPr>
-        <w:rPr>
-          <w:rFonts w:eastAsia="TimesNewRomanPSMT"/>
-        </w:rPr>
-      </w:pPr>
-      <w:r>
-        <w:rPr>
-          <w:rFonts w:eastAsia="TimesNewRomanPSMT"/>
-        </w:rPr>
-        <w:t xml:space="preserve">Требуемое время для выполнения </w:t>
-      </w:r>
-      <w:r>
-        <w:rPr>
-          <w:rFonts w:eastAsia="TimesNewRomanPSMT"/>
-        </w:rPr>
-        <w:t>монтажа</w:t>
-      </w:r>
-      <w:r>
-        <w:rPr>
-          <w:rFonts w:eastAsia="TimesNewRomanPSMT"/>
-        </w:rPr>
-        <w:t xml:space="preserve"> составляе</w:t>
-      </w:r>
-      <w:r>
-        <w:rPr>
-          <w:rFonts w:eastAsia="TimesNewRomanPSMT"/>
-        </w:rPr>
-        <w:t>т</w:t>
-      </w:r>
-      <w:r>
-        <w:rPr>
-          <w:rFonts w:eastAsia="TimesNewRomanPSMT"/>
-        </w:rPr>
-        <w:t xml:space="preserve"> </w:t>
-      </w:r>
-      <w:proofErr w:type="gramStart"/>
-      <w:r>
-        <w:rPr>
-          <w:rFonts w:eastAsia="TimesNewRomanPSMT"/>
-        </w:rPr>
-        <w:t>1</w:t>
-      </w:r>
-      <w:r>
-        <w:rPr>
-          <w:rFonts w:eastAsia="TimesNewRomanPSMT"/>
-        </w:rPr>
-        <w:t>-2</w:t>
-      </w:r>
-      <w:proofErr w:type="gramEnd"/>
-      <w:r>
-        <w:rPr>
-          <w:rFonts w:eastAsia="TimesNewRomanPSMT"/>
-        </w:rPr>
-        <w:t xml:space="preserve"> месяц</w:t>
-      </w:r>
-      <w:r>
-        <w:rPr>
-          <w:rFonts w:eastAsia="TimesNewRomanPSMT"/>
-        </w:rPr>
-        <w:t>а</w:t>
-      </w:r>
-      <w:r>
-        <w:rPr>
-          <w:rFonts w:eastAsia="TimesNewRomanPSMT"/>
-        </w:rPr>
-        <w:t>.</w:t>
-      </w:r>
-    </w:p>
-    <w:p>
-      <w:pPr>
-        <w:rPr>
-          <w:rFonts w:eastAsia="TimesNewRomanPSMT"/>
-        </w:rPr>
-      </w:pPr>
-      <w:r>
-        <w:rPr>
-          <w:rFonts w:eastAsia="TimesNewRomanPSMT"/>
-        </w:rPr>
-        <w:t>Предполагаемый срок в</w:t>
-      </w:r>
-      <w:r>
-        <w:rPr>
-          <w:rFonts w:eastAsia="TimesNewRomanPSMT"/>
-        </w:rPr>
-        <w:t>в</w:t>
-      </w:r>
-      <w:r>
-        <w:rPr>
-          <w:rFonts w:eastAsia="TimesNewRomanPSMT"/>
-        </w:rPr>
-        <w:t xml:space="preserve">ода в эксплуатацию – </w:t>
-      </w:r>
-      <w:proofErr w:type="gramStart"/>
-      <w:r>
-        <w:rPr>
-          <w:rFonts w:eastAsia="TimesNewRomanPSMT"/>
-        </w:rPr>
-        <w:t xml:space="preserve">{{ </w:t>
-      </w:r>
-      <w:r>
-        <w:rPr>
-          <w:rFonts w:eastAsia="TimesNewRomanPSMT"/>
-          <w:lang w:val="en-US"/>
-        </w:rPr>
-        <w:t>god</w:t>
-      </w:r>
-      <w:proofErr w:type="gramEnd"/>
-      <w:r>
-        <w:rPr>
-          <w:rFonts w:eastAsia="TimesNewRomanPSMT"/>
-        </w:rPr>
-        <w:t>_</w:t>
-      </w:r>
-      <w:proofErr w:type="spellStart"/>
-      <w:r>
-        <w:rPr>
-          <w:rFonts w:eastAsia="TimesNewRomanPSMT"/>
-          <w:lang w:val="en-US"/>
-        </w:rPr>
-        <w:t>vvoda</w:t>
-      </w:r>
-      <w:proofErr w:type="spellEnd"/>
-      <w:r>
-        <w:rPr>
-          <w:rFonts w:eastAsia="TimesNewRomanPSMT"/>
-        </w:rPr>
-        <w:t>_</w:t>
-      </w:r>
-      <w:r>
-        <w:rPr>
-          <w:rFonts w:eastAsia="TimesNewRomanPSMT"/>
-          <w:lang w:val="en-US"/>
-        </w:rPr>
-        <w:t>v</w:t>
-      </w:r>
-      <w:r>
-        <w:rPr>
-          <w:rFonts w:eastAsia="TimesNewRomanPSMT"/>
-        </w:rPr>
-        <w:t>_</w:t>
-      </w:r>
-      <w:proofErr w:type="spellStart"/>
-      <w:r>
-        <w:rPr>
-          <w:rFonts w:eastAsia="TimesNewRomanPSMT"/>
-          <w:lang w:val="en-US"/>
-        </w:rPr>
-        <w:t>ekspl</w:t>
-      </w:r>
-      <w:proofErr w:type="spellEnd"/>
-      <w:r>
-        <w:rPr>
-          <w:rFonts w:eastAsia="TimesNewRomanPSMT"/>
-        </w:rPr>
-        <w:t xml:space="preserve"> }}</w:t>
-      </w:r>
-      <w:r>
-        <w:rPr>
-          <w:rFonts w:eastAsia="TimesNewRomanPSMT"/>
-        </w:rPr>
-        <w:t xml:space="preserve"> </w:t>
-      </w:r>
-      <w:r>
-        <w:rPr>
-          <w:rFonts w:eastAsia="TimesNewRomanPSMT"/>
-        </w:rPr>
-        <w:lastRenderedPageBreak/>
-        <w:t>год.</w:t>
-      </w:r>
-    </w:p>
-    <w:p>
-      <w:pPr>
-        <w:pStyle w:val="10"/>
-        <w:rPr>
-          <w:rFonts w:eastAsia="TimesNewRomanPSMT"/>
-        </w:rPr>
-      </w:pPr>
-      <w:bookmarkStart w:id="26" w:name="_Toc42783669"/>
-      <w:bookmarkStart w:id="27" w:name="_Toc175761119"/>
-      <w:r>
-        <w:rPr>
-          <w:rFonts w:eastAsia="TimesNewRomanPSMT"/>
-        </w:rPr>
-        <w:t>Принципиальные решения, обеспечивающие надежность объекта</w:t>
-      </w:r>
-      <w:bookmarkEnd w:id="26"/>
-      <w:bookmarkEnd w:id="27"/>
     </w:p>
     <w:p>
       <w:pPr>
@@ -8430,14 +8272,23 @@
         </w:numPr>
         <w:ind w:left="1854"/>
       </w:pPr>
-      <w:bookmarkStart w:id="28" w:name="_Toc175761120"/>
-      <w:r>
-        <w:t xml:space="preserve">13.1. </w:t>
+      <w:bookmarkStart w:id="26" w:name="_Toc175761120"/>
+      <w:r>
+        <w:t>1</w:t>
+      </w:r>
+      <w:r>
+        <w:rPr>
+          <w:lang w:val="en-US"/>
+        </w:rPr>
+        <w:t>2</w:t>
+      </w:r>
+      <w:r>
+        <w:t xml:space="preserve">.1. </w:t>
       </w:r>
       <w:r>
         <w:t>Расчет нагрузок</w:t>
       </w:r>
-      <w:bookmarkEnd w:id="28"/>
+      <w:bookmarkEnd w:id="26"/>
     </w:p>
     <w:p>
       <w:pPr>
@@ -8456,7 +8307,11 @@
         <w:t xml:space="preserve">, которые выдерживают расчетные нагрузки от </w:t>
       </w:r>
       <w:r>
-        <w:t xml:space="preserve">ветра, веса снега и гололеда, а также динамические нагрузки при воздействии на них ударной нагрузки от летящих </w:t>
+        <w:t xml:space="preserve">ветра, веса снега и гололеда, а также </w:t>
+      </w:r>
+      <w:r>
+        <w:lastRenderedPageBreak/>
+        <w:t xml:space="preserve">динамические нагрузки при воздействии на них ударной нагрузки от летящих </w:t>
       </w:r>
       <w:proofErr w:type="spellStart"/>
       <w:r>
@@ -8563,7 +8418,6 @@
     </w:p>
     <w:p>
       <w:r>
-        <w:lastRenderedPageBreak/>
         <w:t>Защитные</w:t>
       </w:r>
       <w:r>
@@ -8641,7 +8495,7 @@
                 <w:szCs w:val="24"/>
               </w:rPr>
             </w:pPr>
-            <w:bookmarkStart w:id="29" w:name="_Hlk173182814"/>
+            <w:bookmarkStart w:id="27" w:name="_Hlk173182814"/>
             <w:r>
               <w:rPr>
                 <w:rFonts w:eastAsia="MS Mincho"/>
@@ -8744,6 +8598,7 @@
                 <w:rFonts w:eastAsia="MS Mincho"/>
                 <w:szCs w:val="24"/>
               </w:rPr>
+              <w:lastRenderedPageBreak/>
               <w:t>Снеговой район</w:t>
             </w:r>
           </w:p>
@@ -9471,7 +9326,7 @@
           </w:p>
         </w:tc>
       </w:tr>
-      <w:bookmarkEnd w:id="29"/>
+      <w:bookmarkEnd w:id="27"/>
     </w:tbl>
     <w:p/>
     <w:p>
@@ -9582,14 +9437,23 @@
         </w:numPr>
         <w:ind w:left="1854"/>
       </w:pPr>
-      <w:bookmarkStart w:id="30" w:name="_Toc175761121"/>
-      <w:r>
-        <w:t xml:space="preserve">13.2. </w:t>
+      <w:bookmarkStart w:id="28" w:name="_Toc175761121"/>
+      <w:r>
+        <w:t>1</w:t>
+      </w:r>
+      <w:r>
+        <w:rPr>
+          <w:lang w:val="en-US"/>
+        </w:rPr>
+        <w:t>2</w:t>
+      </w:r>
+      <w:r>
+        <w:t xml:space="preserve">.2. </w:t>
       </w:r>
       <w:r>
         <w:t>Расчет металлоконструкций</w:t>
       </w:r>
-      <w:bookmarkEnd w:id="30"/>
+      <w:bookmarkEnd w:id="28"/>
     </w:p>
     <w:p>
       <w:pPr>
@@ -9608,7 +9472,6 @@
     </w:p>
     <w:p>
       <w:r>
-        <w:lastRenderedPageBreak/>
         <w:t>Расчет металлоконструкций проведен по деформированной</w:t>
       </w:r>
       <w:r>
@@ -9622,6 +9485,7 @@
     </w:p>
     <w:p>
       <w:r>
+        <w:lastRenderedPageBreak/>
         <w:t xml:space="preserve">Предельные состояния, по которым производится расчет металлоконструкций, </w:t>
       </w:r>
       <w:r>
@@ -9673,7 +9537,6 @@
     </w:p>
     <w:p>
       <w:r>
-        <w:lastRenderedPageBreak/>
         <w:t>Идеализация модели заключалась в выделении основных элементов несущей системы сооружения и способов сопряжения.</w:t>
       </w:r>
     </w:p>
@@ -9695,7 +9558,11 @@
       </w:r>
       <w:proofErr w:type="spellEnd"/>
       <w:r>
-        <w:t>. Проверка прочности элементов выполнялась по расчетным сочетаниям усилий.</w:t>
+        <w:t xml:space="preserve">. Проверка прочности элементов выполнялась по расчетным </w:t>
+      </w:r>
+      <w:r>
+        <w:lastRenderedPageBreak/>
+        <w:t>сочетаниям усилий.</w:t>
       </w:r>
     </w:p>
     <w:p>
@@ -9823,16 +9690,16 @@
       </w:r>
       <w:proofErr w:type="spellEnd"/>
       <w:r>
-        <w:t xml:space="preserve"> размеров. Положение узла в пространстве при деформациях системы определяется координатами центра и </w:t>
-      </w:r>
-      <w:r>
-        <w:lastRenderedPageBreak/>
-        <w:t>углами поворота трех осей, жестко связанных с узлом. Узел представлен как объект, обладающий шестью степенями свободы – тремя линейными смещениями и тремя углами поворота.</w:t>
+        <w:t xml:space="preserve"> размеров. Положение узла в пространстве при деформациях системы определяется координатами центра и углами поворота трех осей, жестко связанных с узлом. Узел представлен как объект, обладающий шестью степенями свободы – тремя линейными смещениями и тремя углами поворота.</w:t>
       </w:r>
     </w:p>
     <w:p>
       <w:r>
-        <w:t>Все узлы и элементы расчетной схемы нумеруются. Номера, присвоенные им, следует трактовать только, как имена, которые позволяют делать необходимые ссылки.</w:t>
+        <w:t xml:space="preserve">Все узлы и элементы расчетной схемы нумеруются. Номера, присвоенные </w:t>
+      </w:r>
+      <w:r>
+        <w:lastRenderedPageBreak/>
+        <w:t>им, следует трактовать только, как имена, которые позволяют делать необходимые ссылки.</w:t>
       </w:r>
     </w:p>
     <w:p>
@@ -9895,15 +9762,12 @@
       </w:r>
       <w:proofErr w:type="gramEnd"/>
       <w:r>
-        <w:t xml:space="preserve">, где h — максимальный шаг сетки; L — </w:t>
-      </w:r>
-      <w:r>
-        <w:lastRenderedPageBreak/>
-        <w:t>характерный размер области. Скорость уменьшения ошибки приближенного результата (скорость сходимости) определяется показателем степени k, который имеет разное значение для перемещений и различных компонент внутренних усилий (напряжений).</w:t>
+        <w:t>, где h — максимальный шаг сетки; L — характерный размер области. Скорость уменьшения ошибки приближенного результата (скорость сходимости) определяется показателем степени k, который имеет разное значение для перемещений и различных компонент внутренних усилий (напряжений).</w:t>
       </w:r>
     </w:p>
     <w:p>
       <w:r>
+        <w:lastRenderedPageBreak/>
         <w:t>Для описания расчетной схемы используются следующие декартовы системы координат:</w:t>
       </w:r>
     </w:p>
@@ -9961,11 +9825,7 @@
     </w:p>
     <w:p>
       <w:r>
-        <w:t xml:space="preserve">Исключение составляют стержневые элементы, для которых предусмотрено наличие шарниров и/или ползунов, разрешающих угловые и/или линейные перемещения узлов и концевых сечений элементов относительно </w:t>
-      </w:r>
-      <w:r>
-        <w:lastRenderedPageBreak/>
-        <w:t>узлов расчетной схемы.</w:t>
+        <w:t>Исключение составляют стержневые элементы, для которых предусмотрено наличие шарниров и/или ползунов, разрешающих угловые и/или линейные перемещения узлов и концевых сечений элементов относительно узлов расчетной схемы.</w:t>
       </w:r>
     </w:p>
     <w:p/>
@@ -9981,6 +9841,7 @@
     </w:p>
     <w:p>
       <w:r>
+        <w:lastRenderedPageBreak/>
         <w:t>Стержневые конечные элементы, для которых предусмотрена работа по обычным правилам сопротивления материалов. Описание их напряженного состояния связано с местной системой координат, у которой ось X1 ориентирована вдоль стержня, а оси Y1 и Z1 — вдоль главных осей инерции поперечного сечения.</w:t>
       </w:r>
     </w:p>
@@ -10080,11 +9941,7 @@
     </w:p>
     <w:p>
       <w:r>
-        <w:t xml:space="preserve">Для стержневых элементов усилия по умолчанию выводятся в концевых сечениях упругой части (начальном и конечном) и в центре упругой части, а при </w:t>
-      </w:r>
-      <w:r>
-        <w:lastRenderedPageBreak/>
-        <w:t xml:space="preserve">наличии запроса пользователя и в промежуточных сечениях по длине упругой части стержня. Для пластинчатых, </w:t>
+        <w:t xml:space="preserve">Для стержневых элементов усилия по умолчанию выводятся в концевых сечениях упругой части (начальном и конечном) и в центре упругой части, а при наличии запроса пользователя и в промежуточных сечениях по длине упругой части стержня. Для пластинчатых, </w:t>
       </w:r>
       <w:proofErr w:type="spellStart"/>
       <w:r>
@@ -10097,6 +9954,7 @@
     </w:p>
     <w:p>
       <w:r>
+        <w:lastRenderedPageBreak/>
         <w:t>Правило знаков для усилий (напряжений)</w:t>
       </w:r>
     </w:p>
@@ -10414,14 +10272,23 @@
         </w:numPr>
         <w:ind w:left="1854"/>
       </w:pPr>
-      <w:bookmarkStart w:id="31" w:name="_Toc175761122"/>
-      <w:r>
-        <w:t xml:space="preserve">13.3. </w:t>
+      <w:bookmarkStart w:id="29" w:name="_Toc175761122"/>
+      <w:r>
+        <w:t>1</w:t>
+      </w:r>
+      <w:r>
+        <w:rPr>
+          <w:lang w:val="en-US"/>
+        </w:rPr>
+        <w:t>2</w:t>
+      </w:r>
+      <w:r>
+        <w:t xml:space="preserve">.3. </w:t>
       </w:r>
       <w:r>
         <w:t>Молниезащита</w:t>
       </w:r>
-      <w:bookmarkEnd w:id="31"/>
+      <w:bookmarkEnd w:id="29"/>
     </w:p>
     <w:p>
       <w:pPr>
@@ -21040,12 +20907,12 @@
       <w:pPr>
         <w:pStyle w:val="10"/>
       </w:pPr>
-      <w:bookmarkStart w:id="32" w:name="_Toc175761123"/>
+      <w:bookmarkStart w:id="30" w:name="_Toc175761123"/>
       <w:r>
         <w:lastRenderedPageBreak/>
         <w:t>Спецификация на применяемые материалы</w:t>
       </w:r>
-      <w:bookmarkEnd w:id="32"/>
+      <w:bookmarkEnd w:id="30"/>
     </w:p>
     <w:p>
       <w:pPr>
@@ -29926,7 +29793,7 @@
                 <wp:extent cx="204470" cy="170180"/>
                 <wp:effectExtent l="0" t="0" r="0" b="0"/>
                 <wp:wrapNone/>
-                <wp:docPr id="1766136613" name="Рисунок 4" descr="Изображение выглядит как зарисовка, рисунок, Штриховая графика, штриховой рисунок&#10;&#10;Автоматически созданное описание"/>
+                <wp:docPr id="1496460359" name="Рисунок 4" descr="Изображение выглядит как зарисовка, рисунок, Штриховая графика, штриховой рисунок&#10;&#10;Автоматически созданное описание"/>
                 <wp:cNvGraphicFramePr>
                   <a:graphicFrameLocks xmlns:a="http://schemas.openxmlformats.org/drawingml/2006/main" noChangeAspect="1"/>
                 </wp:cNvGraphicFramePr>
@@ -30352,13 +30219,6 @@
               <w:szCs w:val="24"/>
             </w:rPr>
           </w:pPr>
-          <w:r>
-            <w:rPr>
-              <w:sz w:val="24"/>
-              <w:szCs w:val="24"/>
-            </w:rPr>
-            <w:t>34</w:t>
-          </w:r>
         </w:p>
       </w:tc>
     </w:tr>
@@ -30471,7 +30331,7 @@
                 <wp:extent cx="261620" cy="180340"/>
                 <wp:effectExtent l="0" t="0" r="0" b="0"/>
                 <wp:wrapNone/>
-                <wp:docPr id="1589007555" name="Рисунок 3" descr="Изображение выглядит как зарисовка, рисунок, Детское искусство, диаграмма&#10;&#10;Автоматически созданное описание"/>
+                <wp:docPr id="211378714" name="Рисунок 3" descr="Изображение выглядит как зарисовка, рисунок, Детское искусство, диаграмма&#10;&#10;Автоматически созданное описание"/>
                 <wp:cNvGraphicFramePr>
                   <a:graphicFrameLocks xmlns:a="http://schemas.openxmlformats.org/drawingml/2006/main" noChangeAspect="1"/>
                 </wp:cNvGraphicFramePr>
@@ -31086,7 +30946,7 @@
                 <wp:extent cx="355600" cy="165100"/>
                 <wp:effectExtent l="0" t="0" r="0" b="0"/>
                 <wp:wrapNone/>
-                <wp:docPr id="304412058" name="Рисунок 2"/>
+                <wp:docPr id="1051135967" name="Рисунок 2"/>
                 <wp:cNvGraphicFramePr>
                   <a:graphicFrameLocks xmlns:a="http://schemas.openxmlformats.org/drawingml/2006/main" noChangeAspect="1"/>
                 </wp:cNvGraphicFramePr>
@@ -33290,7 +33150,7 @@
       </w:rPr>
       <w:fldChar w:fldCharType="separate"/>
     </w:r>
-    <w:bookmarkStart w:id="33" w:name="rb"/>
+    <w:bookmarkStart w:id="31" w:name="rb"/>
     <w:r>
       <w:rPr>
         <w:b/>
@@ -33299,7 +33159,7 @@
       </w:rPr>
       <w:t>3</w:t>
     </w:r>
-    <w:bookmarkEnd w:id="33"/>
+    <w:bookmarkEnd w:id="31"/>
     <w:r>
       <w:rPr>
         <w:b/>
